--- a/ECRITS_NIYYAH/savais_tu.docx
+++ b/ECRITS_NIYYAH/savais_tu.docx
@@ -16267,7 +16267,7 @@
           <w:sz w:val="22"/>
           <w:szCs w:val="22"/>
         </w:rPr>
-        <w:t xml:space="preserve">La datte et le poulet comptent parmi les aliments les plus vantés dans la tradition culinaire musulmane. Au Yémen, on prépare un plat qui réunit les deux : le mandi. Au Maroc, c’est le pastilla. La gastronomie musulmane n’a pas inventé ces aliments. Mais elle les a hissés au sommet.</w:t>
+        <w:t xml:space="preserve">À Sanaa, les Yéménites préparent le mandi : un agneau ou un poulet cuit lentement dans un four creusé sous terre, parfumé aux dattes. À Fès, les Marocaines passent six heures à plier la pastilla : feuilles de brick, poulet, amandes, sucre glace, cannelle. À Damas, on garnit le mahshi de riz et de viande. À Lahore, le biryani embaume les ruelles le vendredi. Pas un hadith. Pas une obligation. Juste une intelligence du temps : autour de la table, sur un même plat, sans couverts, les mains dans la même nourriture. Le Prophète ﷺ mangeait toujours avec d’autres. Manger seul, disait-il, c’est manger moins savoureusement. La cuisine musulmane n’est pas un art individuel. C’est un acte communautaire. Aujourd’hui, dans ton frigo solitaire, tu choisis le contraire.</w:t>
       </w:r>
     </w:p>
     <w:p>

--- a/ECRITS_NIYYAH/savais_tu.docx
+++ b/ECRITS_NIYYAH/savais_tu.docx
@@ -4671,7 +4671,7 @@
           <w:sz w:val="22"/>
           <w:szCs w:val="22"/>
         </w:rPr>
-        <w:t xml:space="preserve">Le Prophète ﷺ a dit qu'il y a eu cent vingt-quatre mille prophètes envoyés par Allah à toutes les nations de l'histoire. Bouddha, Confucius, les prophètes amérindiens, africains, océaniens – peut-être étaient-ils parmi eux. Aucun peuple n'a été oublié. C'est la doctrine islamique.</w:t>
+        <w:t xml:space="preserve">La tradition rapporte qu'un grand nombre de prophètes ont été envoyés à toutes les nations de l'histoire. Le Coran le dit clairement : « Il n'est pas de peuple qui n'ait reçu un avertisseur. » (35:24). Tous n'ont pas été nommés. Mais aucun peuple n'a été oublié. C'est l'universalité de la doctrine islamique.</w:t>
       </w:r>
     </w:p>
     <w:p>
@@ -12107,7 +12107,7 @@
           <w:sz w:val="22"/>
           <w:szCs w:val="22"/>
         </w:rPr>
-        <w:t xml:space="preserve">Le Prophète ﷺ a dit : « Tous les fils d’Adam mourront. Sauf un. La queue du coccyx. Ce petit os ne se décompose pas. C’est de là que l’homme sera recréé au jour de la Résurrection. » C’est par cet os, dit le hadith, que l’homme renaîtra. Une promesse théologique, pas une démonstration scientifique. Mais une promesse qui désigne précisément la base de la colonne, là où la vie est inscrite. Le Prophète parlait au 7ᵉ siècle d’un point anatomique précis. Garde la pensée.</w:t>
+        <w:t xml:space="preserve">Le Prophète ﷺ a dit : « Tout le corps d’Adam se décomposera, sauf le ‘ajb adh-dhanab — la base du coccyx. C’est de là qu’Allah le recréera au Jour de la Résurrection. » Bukhari 4935. Une promesse théologique sur la résurrection. Pas une affirmation scientifique sur la décomposition. Allah désigne un point — la base de la colonne, là où l’embryon humain commence — et dit : c’est ici que Je recommencerai. Le Prophète parlait au 7ᵉ siècle d’un point anatomique précis. Le mystère reste entier.</w:t>
       </w:r>
     </w:p>
     <w:p>
@@ -14187,7 +14187,7 @@
           <w:sz w:val="22"/>
           <w:szCs w:val="22"/>
         </w:rPr>
-        <w:t xml:space="preserve">Le Prophète ﷺ a dit : « Lorsqu'un homme et sa femme se regardent avec amour, Allah les regarde avec miséricorde. Et lorsqu'il prend la main de sa femme, leurs péchés tombent comme tombent les feuilles d'un arbre en automne. » Pas une métaphore floue. Un mécanisme spirituel précis.</w:t>
+        <w:t xml:space="preserve">Le Prophète ﷺ a dit : « Lorsqu'un homme et sa femme se regardent avec amour, Allah les regarde avec miséricorde. Et lorsqu'il prend la main de sa femme, leurs péchés tombent comme tombent les feuilles d'un arbre en automne. » Hadith faible selon les muhaqqiqîn, mais largement transmis pour sa beauté. À prendre comme une image, pas comme une doctrine établie. La tendresse conjugale, elle, est bien attestée dans l'islam — par d'autres hadiths plus solides.</w:t>
       </w:r>
     </w:p>
     <w:p>
@@ -17255,7 +17255,7 @@
           <w:sz w:val="22"/>
           <w:szCs w:val="22"/>
         </w:rPr>
-        <w:t xml:space="preserve">Le Prophète ﷺ a dit : « Si une mouche tombe dans votre boisson, plongez-la entièrement, puis retirez-la. Sur l'une de ses ailes il y a maladie. Sur l'autre, son remède. » Pendant des siècles, on a ri de ce hadith. En 2013, une étude scientifique a confirmé : sur les ailes de la mouche existent des bactéries pathogènes, et leurs propres antibiotiques pour les contrer.</w:t>
+        <w:t xml:space="preserve">Le Prophète ﷺ a dit : « Si une mouche tombe dans votre boisson, plongez-la entièrement, puis retirez-la. Sur l'une de ses ailes il y a maladie. Sur l'autre, son remède. » Pendant des siècles, on a ri de ce hadith. Une étude saoudienne de 2013 a tenté de documenter scientifiquement ce hadith. Les résultats sont discutés dans la communauté scientifique. Mais le texte du Prophète ﷺ, lui, traverse les siècles intact — comme une consigne dont on n'a pas encore percé tous les sens.</w:t>
       </w:r>
     </w:p>
     <w:p>
@@ -18438,20 +18438,20 @@
           <w:sz w:val="20"/>
           <w:szCs w:val="20"/>
         </w:rPr>
-        <w:t xml:space="preserve">Bukhari 13</w:t>
-      </w:r>
-    </w:p>
-    <w:p>
-      <w:pPr>
-        <w:spacing w:after="60"/>
-      </w:pPr>
-      <w:r>
-        <w:rPr>
-          <w:rFonts w:ascii="Cormorant Garamond" w:cs="Cormorant Garamond" w:eastAsia="Cormorant Garamond" w:hAnsi="Cormorant Garamond"/>
-          <w:sz w:val="22"/>
-          <w:szCs w:val="22"/>
-        </w:rPr>
-        <w:t xml:space="preserve">Le Prophète ﷺ a dit : "Aucun de vous ne croit vraiment tant qu'il n'aime pas pour son frère ce qu'il aime pour lui-même."</w:t>
+        <w:t xml:space="preserve">Bukhari 3952</w:t>
+      </w:r>
+    </w:p>
+    <w:p>
+      <w:pPr>
+        <w:spacing w:after="60"/>
+      </w:pPr>
+      <w:r>
+        <w:rPr>
+          <w:rFonts w:ascii="Cormorant Garamond" w:cs="Cormorant Garamond" w:eastAsia="Cormorant Garamond" w:hAnsi="Cormorant Garamond"/>
+          <w:sz w:val="22"/>
+          <w:szCs w:val="22"/>
+        </w:rPr>
+        <w:t xml:space="preserve">La bataille de Badr fut la première bataille majeure de l'Islam, avec 313 musulmans contre 1000.</w:t>
       </w:r>
     </w:p>
     <w:p>
@@ -18490,20 +18490,20 @@
           <w:sz w:val="20"/>
           <w:szCs w:val="20"/>
         </w:rPr>
-        <w:t xml:space="preserve">Bukhari 3952</w:t>
-      </w:r>
-    </w:p>
-    <w:p>
-      <w:pPr>
-        <w:spacing w:after="60"/>
-      </w:pPr>
-      <w:r>
-        <w:rPr>
-          <w:rFonts w:ascii="Cormorant Garamond" w:cs="Cormorant Garamond" w:eastAsia="Cormorant Garamond" w:hAnsi="Cormorant Garamond"/>
-          <w:sz w:val="22"/>
-          <w:szCs w:val="22"/>
-        </w:rPr>
-        <w:t xml:space="preserve">La bataille de Badr fut la première bataille majeure de l'Islam, avec 313 musulmans contre 1000.</w:t>
+        <w:t xml:space="preserve">Bukhari 69</w:t>
+      </w:r>
+    </w:p>
+    <w:p>
+      <w:pPr>
+        <w:spacing w:after="60"/>
+      </w:pPr>
+      <w:r>
+        <w:rPr>
+          <w:rFonts w:ascii="Cormorant Garamond" w:cs="Cormorant Garamond" w:eastAsia="Cormorant Garamond" w:hAnsi="Cormorant Garamond"/>
+          <w:sz w:val="22"/>
+          <w:szCs w:val="22"/>
+        </w:rPr>
+        <w:t xml:space="preserve">Le Prophète ﷺ a dit : "Facilitez et ne rendez pas les choses difficiles."</w:t>
       </w:r>
     </w:p>
     <w:p>
@@ -18542,20 +18542,20 @@
           <w:sz w:val="20"/>
           <w:szCs w:val="20"/>
         </w:rPr>
-        <w:t xml:space="preserve">Bukhari 6114</w:t>
-      </w:r>
-    </w:p>
-    <w:p>
-      <w:pPr>
-        <w:spacing w:after="60"/>
-      </w:pPr>
-      <w:r>
-        <w:rPr>
-          <w:rFonts w:ascii="Cormorant Garamond" w:cs="Cormorant Garamond" w:eastAsia="Cormorant Garamond" w:hAnsi="Cormorant Garamond"/>
-          <w:sz w:val="22"/>
-          <w:szCs w:val="22"/>
-        </w:rPr>
-        <w:t xml:space="preserve">Le Prophète ﷺ a dit : "Le fort n'est pas celui qui terrasse, mais celui qui se maîtrise dans la colère."</w:t>
+        <w:t xml:space="preserve">Bukhari 5015</w:t>
+      </w:r>
+    </w:p>
+    <w:p>
+      <w:pPr>
+        <w:spacing w:after="60"/>
+      </w:pPr>
+      <w:r>
+        <w:rPr>
+          <w:rFonts w:ascii="Cormorant Garamond" w:cs="Cormorant Garamond" w:eastAsia="Cormorant Garamond" w:hAnsi="Cormorant Garamond"/>
+          <w:sz w:val="22"/>
+          <w:szCs w:val="22"/>
+        </w:rPr>
+        <w:t xml:space="preserve">La sourate Al-Ikhlas équivaut à un tiers du Coran en mérite.</w:t>
       </w:r>
     </w:p>
     <w:p>
@@ -18594,20 +18594,20 @@
           <w:sz w:val="20"/>
           <w:szCs w:val="20"/>
         </w:rPr>
-        <w:t xml:space="preserve">Bukhari 69</w:t>
-      </w:r>
-    </w:p>
-    <w:p>
-      <w:pPr>
-        <w:spacing w:after="60"/>
-      </w:pPr>
-      <w:r>
-        <w:rPr>
-          <w:rFonts w:ascii="Cormorant Garamond" w:cs="Cormorant Garamond" w:eastAsia="Cormorant Garamond" w:hAnsi="Cormorant Garamond"/>
-          <w:sz w:val="22"/>
-          <w:szCs w:val="22"/>
-        </w:rPr>
-        <w:t xml:space="preserve">Le Prophète ﷺ a dit : "Facilitez et ne rendez pas les choses difficiles."</w:t>
+        <w:t xml:space="preserve">Bukhari 6311</w:t>
+      </w:r>
+    </w:p>
+    <w:p>
+      <w:pPr>
+        <w:spacing w:after="60"/>
+      </w:pPr>
+      <w:r>
+        <w:rPr>
+          <w:rFonts w:ascii="Cormorant Garamond" w:cs="Cormorant Garamond" w:eastAsia="Cormorant Garamond" w:hAnsi="Cormorant Garamond"/>
+          <w:sz w:val="22"/>
+          <w:szCs w:val="22"/>
+        </w:rPr>
+        <w:t xml:space="preserve">Le Prophète ﷺ dormait sur le côté droit et récitait des invocations avant de dormir.</w:t>
       </w:r>
     </w:p>
     <w:p>
@@ -18646,20 +18646,20 @@
           <w:sz w:val="20"/>
           <w:szCs w:val="20"/>
         </w:rPr>
-        <w:t xml:space="preserve">Bukhari 5015</w:t>
-      </w:r>
-    </w:p>
-    <w:p>
-      <w:pPr>
-        <w:spacing w:after="60"/>
-      </w:pPr>
-      <w:r>
-        <w:rPr>
-          <w:rFonts w:ascii="Cormorant Garamond" w:cs="Cormorant Garamond" w:eastAsia="Cormorant Garamond" w:hAnsi="Cormorant Garamond"/>
-          <w:sz w:val="22"/>
-          <w:szCs w:val="22"/>
-        </w:rPr>
-        <w:t xml:space="preserve">La sourate Al-Ikhlas équivaut à un tiers du Coran en mérite.</w:t>
+        <w:t xml:space="preserve">Muslim 854</w:t>
+      </w:r>
+    </w:p>
+    <w:p>
+      <w:pPr>
+        <w:spacing w:after="60"/>
+      </w:pPr>
+      <w:r>
+        <w:rPr>
+          <w:rFonts w:ascii="Cormorant Garamond" w:cs="Cormorant Garamond" w:eastAsia="Cormorant Garamond" w:hAnsi="Cormorant Garamond"/>
+          <w:sz w:val="22"/>
+          <w:szCs w:val="22"/>
+        </w:rPr>
+        <w:t xml:space="preserve">Le Prophète ﷺ a dit : "Le meilleur jour où le soleil se lève est le vendredi."</w:t>
       </w:r>
     </w:p>
     <w:p>
@@ -18698,20 +18698,20 @@
           <w:sz w:val="20"/>
           <w:szCs w:val="20"/>
         </w:rPr>
-        <w:t xml:space="preserve">Bukhari 6311</w:t>
-      </w:r>
-    </w:p>
-    <w:p>
-      <w:pPr>
-        <w:spacing w:after="60"/>
-      </w:pPr>
-      <w:r>
-        <w:rPr>
-          <w:rFonts w:ascii="Cormorant Garamond" w:cs="Cormorant Garamond" w:eastAsia="Cormorant Garamond" w:hAnsi="Cormorant Garamond"/>
-          <w:sz w:val="22"/>
-          <w:szCs w:val="22"/>
-        </w:rPr>
-        <w:t xml:space="preserve">Le Prophète ﷺ dormait sur le côté droit et récitait des invocations avant de dormir.</w:t>
+        <w:t xml:space="preserve">Bukhari 6018</w:t>
+      </w:r>
+    </w:p>
+    <w:p>
+      <w:pPr>
+        <w:spacing w:after="60"/>
+      </w:pPr>
+      <w:r>
+        <w:rPr>
+          <w:rFonts w:ascii="Cormorant Garamond" w:cs="Cormorant Garamond" w:eastAsia="Cormorant Garamond" w:hAnsi="Cormorant Garamond"/>
+          <w:sz w:val="22"/>
+          <w:szCs w:val="22"/>
+        </w:rPr>
+        <w:t xml:space="preserve">Le Prophète ﷺ a dit : "Quiconque croit en Allah et au Jour dernier, qu'il dise du bien ou qu'il se taise."</w:t>
       </w:r>
     </w:p>
     <w:p>
@@ -18750,20 +18750,20 @@
           <w:sz w:val="20"/>
           <w:szCs w:val="20"/>
         </w:rPr>
-        <w:t xml:space="preserve">Muslim 854</w:t>
-      </w:r>
-    </w:p>
-    <w:p>
-      <w:pPr>
-        <w:spacing w:after="60"/>
-      </w:pPr>
-      <w:r>
-        <w:rPr>
-          <w:rFonts w:ascii="Cormorant Garamond" w:cs="Cormorant Garamond" w:eastAsia="Cormorant Garamond" w:hAnsi="Cormorant Garamond"/>
-          <w:sz w:val="22"/>
-          <w:szCs w:val="22"/>
-        </w:rPr>
-        <w:t xml:space="preserve">Le Prophète ﷺ a dit : "Le meilleur jour où le soleil se lève est le vendredi."</w:t>
+        <w:t xml:space="preserve">Bukhari 1</w:t>
+      </w:r>
+    </w:p>
+    <w:p>
+      <w:pPr>
+        <w:spacing w:after="60"/>
+      </w:pPr>
+      <w:r>
+        <w:rPr>
+          <w:rFonts w:ascii="Cormorant Garamond" w:cs="Cormorant Garamond" w:eastAsia="Cormorant Garamond" w:hAnsi="Cormorant Garamond"/>
+          <w:sz w:val="22"/>
+          <w:szCs w:val="22"/>
+        </w:rPr>
+        <w:t xml:space="preserve">Le Prophète ﷺ a dit : "Les actes ne valent que par les intentions."</w:t>
       </w:r>
     </w:p>
     <w:p>
@@ -18802,20 +18802,20 @@
           <w:sz w:val="20"/>
           <w:szCs w:val="20"/>
         </w:rPr>
-        <w:t xml:space="preserve">Bukhari 6018</w:t>
-      </w:r>
-    </w:p>
-    <w:p>
-      <w:pPr>
-        <w:spacing w:after="60"/>
-      </w:pPr>
-      <w:r>
-        <w:rPr>
-          <w:rFonts w:ascii="Cormorant Garamond" w:cs="Cormorant Garamond" w:eastAsia="Cormorant Garamond" w:hAnsi="Cormorant Garamond"/>
-          <w:sz w:val="22"/>
-          <w:szCs w:val="22"/>
-        </w:rPr>
-        <w:t xml:space="preserve">Le Prophète ﷺ a dit : "Quiconque croit en Allah et au Jour dernier, qu'il dise du bien ou qu'il se taise."</w:t>
+        <w:t xml:space="preserve">Abu Dawud 5217</w:t>
+      </w:r>
+    </w:p>
+    <w:p>
+      <w:pPr>
+        <w:spacing w:after="60"/>
+      </w:pPr>
+      <w:r>
+        <w:rPr>
+          <w:rFonts w:ascii="Cormorant Garamond" w:cs="Cormorant Garamond" w:eastAsia="Cormorant Garamond" w:hAnsi="Cormorant Garamond"/>
+          <w:sz w:val="22"/>
+          <w:szCs w:val="22"/>
+        </w:rPr>
+        <w:t xml:space="preserve">Quand Fatima az-Zahra entrait, le Prophète ﷺ se levait, lui prenait la main, l'embrassait et la faisait asseoir à sa place.</w:t>
       </w:r>
     </w:p>
     <w:p>
@@ -18854,20 +18854,20 @@
           <w:sz w:val="20"/>
           <w:szCs w:val="20"/>
         </w:rPr>
-        <w:t xml:space="preserve">Bukhari 1</w:t>
-      </w:r>
-    </w:p>
-    <w:p>
-      <w:pPr>
-        <w:spacing w:after="60"/>
-      </w:pPr>
-      <w:r>
-        <w:rPr>
-          <w:rFonts w:ascii="Cormorant Garamond" w:cs="Cormorant Garamond" w:eastAsia="Cormorant Garamond" w:hAnsi="Cormorant Garamond"/>
-          <w:sz w:val="22"/>
-          <w:szCs w:val="22"/>
-        </w:rPr>
-        <w:t xml:space="preserve">Le Prophète ﷺ a dit : "Les actes ne valent que par les intentions."</w:t>
+        <w:t xml:space="preserve">Bukhari 5386</w:t>
+      </w:r>
+    </w:p>
+    <w:p>
+      <w:pPr>
+        <w:spacing w:after="60"/>
+      </w:pPr>
+      <w:r>
+        <w:rPr>
+          <w:rFonts w:ascii="Cormorant Garamond" w:cs="Cormorant Garamond" w:eastAsia="Cormorant Garamond" w:hAnsi="Cormorant Garamond"/>
+          <w:sz w:val="22"/>
+          <w:szCs w:val="22"/>
+        </w:rPr>
+        <w:t xml:space="preserve">Le Prophète ﷺ n'a jamais mangé sur une table surélevée (khiwan).</w:t>
       </w:r>
     </w:p>
     <w:p>
@@ -18906,20 +18906,20 @@
           <w:sz w:val="20"/>
           <w:szCs w:val="20"/>
         </w:rPr>
-        <w:t xml:space="preserve">Abu Dawud 5217</w:t>
-      </w:r>
-    </w:p>
-    <w:p>
-      <w:pPr>
-        <w:spacing w:after="60"/>
-      </w:pPr>
-      <w:r>
-        <w:rPr>
-          <w:rFonts w:ascii="Cormorant Garamond" w:cs="Cormorant Garamond" w:eastAsia="Cormorant Garamond" w:hAnsi="Cormorant Garamond"/>
-          <w:sz w:val="22"/>
-          <w:szCs w:val="22"/>
-        </w:rPr>
-        <w:t xml:space="preserve">Quand Fatima az-Zahra entrait, le Prophète ﷺ se levait, lui prenait la main, l'embrassait et la faisait asseoir à sa place.</w:t>
+        <w:t xml:space="preserve">Ibn Majah 425</w:t>
+      </w:r>
+    </w:p>
+    <w:p>
+      <w:pPr>
+        <w:spacing w:after="60"/>
+      </w:pPr>
+      <w:r>
+        <w:rPr>
+          <w:rFonts w:ascii="Cormorant Garamond" w:cs="Cormorant Garamond" w:eastAsia="Cormorant Garamond" w:hAnsi="Cormorant Garamond"/>
+          <w:sz w:val="22"/>
+          <w:szCs w:val="22"/>
+        </w:rPr>
+        <w:t xml:space="preserve">Le Prophète ﷺ a interdit le gaspillage d'eau pendant les ablutions, même au bord d'une rivière.</w:t>
       </w:r>
     </w:p>
     <w:p>
@@ -18958,20 +18958,20 @@
           <w:sz w:val="20"/>
           <w:szCs w:val="20"/>
         </w:rPr>
-        <w:t xml:space="preserve">Bukhari 5386</w:t>
-      </w:r>
-    </w:p>
-    <w:p>
-      <w:pPr>
-        <w:spacing w:after="60"/>
-      </w:pPr>
-      <w:r>
-        <w:rPr>
-          <w:rFonts w:ascii="Cormorant Garamond" w:cs="Cormorant Garamond" w:eastAsia="Cormorant Garamond" w:hAnsi="Cormorant Garamond"/>
-          <w:sz w:val="22"/>
-          <w:szCs w:val="22"/>
-        </w:rPr>
-        <w:t xml:space="preserve">Le Prophète ﷺ n'a jamais mangé sur une table surélevée (khiwan).</w:t>
+        <w:t xml:space="preserve">Muslim 2564</w:t>
+      </w:r>
+    </w:p>
+    <w:p>
+      <w:pPr>
+        <w:spacing w:after="60"/>
+      </w:pPr>
+      <w:r>
+        <w:rPr>
+          <w:rFonts w:ascii="Cormorant Garamond" w:cs="Cormorant Garamond" w:eastAsia="Cormorant Garamond" w:hAnsi="Cormorant Garamond"/>
+          <w:sz w:val="22"/>
+          <w:szCs w:val="22"/>
+        </w:rPr>
+        <w:t xml:space="preserve">Le Prophète ﷺ a dit : "Allah ne regarde ni vos corps ni vos visages, mais Il regarde vos cœurs."</w:t>
       </w:r>
     </w:p>
     <w:p>
@@ -19010,20 +19010,20 @@
           <w:sz w:val="20"/>
           <w:szCs w:val="20"/>
         </w:rPr>
-        <w:t xml:space="preserve">Ibn Majah 425</w:t>
-      </w:r>
-    </w:p>
-    <w:p>
-      <w:pPr>
-        <w:spacing w:after="60"/>
-      </w:pPr>
-      <w:r>
-        <w:rPr>
-          <w:rFonts w:ascii="Cormorant Garamond" w:cs="Cormorant Garamond" w:eastAsia="Cormorant Garamond" w:hAnsi="Cormorant Garamond"/>
-          <w:sz w:val="22"/>
-          <w:szCs w:val="22"/>
-        </w:rPr>
-        <w:t xml:space="preserve">Le Prophète ﷺ a interdit le gaspillage d'eau pendant les ablutions, même au bord d'une rivière.</w:t>
+        <w:t xml:space="preserve">Bukhari 450</w:t>
+      </w:r>
+    </w:p>
+    <w:p>
+      <w:pPr>
+        <w:spacing w:after="60"/>
+      </w:pPr>
+      <w:r>
+        <w:rPr>
+          <w:rFonts w:ascii="Cormorant Garamond" w:cs="Cormorant Garamond" w:eastAsia="Cormorant Garamond" w:hAnsi="Cormorant Garamond"/>
+          <w:sz w:val="22"/>
+          <w:szCs w:val="22"/>
+        </w:rPr>
+        <w:t xml:space="preserve">Le Prophète ﷺ a dit : "Celui qui construit une mosquée pour Allah, Allah lui construit une maison au Paradis."</w:t>
       </w:r>
     </w:p>
     <w:p>
@@ -19062,20 +19062,20 @@
           <w:sz w:val="20"/>
           <w:szCs w:val="20"/>
         </w:rPr>
-        <w:t xml:space="preserve">Muslim 2564</w:t>
-      </w:r>
-    </w:p>
-    <w:p>
-      <w:pPr>
-        <w:spacing w:after="60"/>
-      </w:pPr>
-      <w:r>
-        <w:rPr>
-          <w:rFonts w:ascii="Cormorant Garamond" w:cs="Cormorant Garamond" w:eastAsia="Cormorant Garamond" w:hAnsi="Cormorant Garamond"/>
-          <w:sz w:val="22"/>
-          <w:szCs w:val="22"/>
-        </w:rPr>
-        <w:t xml:space="preserve">Le Prophète ﷺ a dit : "Allah ne regarde ni vos corps ni vos visages, mais Il regarde vos cœurs."</w:t>
+        <w:t xml:space="preserve">Sahih Bukhari 2736 / Sahih Muslim 2677</w:t>
+      </w:r>
+    </w:p>
+    <w:p>
+      <w:pPr>
+        <w:spacing w:after="60"/>
+      </w:pPr>
+      <w:r>
+        <w:rPr>
+          <w:rFonts w:ascii="Cormorant Garamond" w:cs="Cormorant Garamond" w:eastAsia="Cormorant Garamond" w:hAnsi="Cormorant Garamond"/>
+          <w:sz w:val="22"/>
+          <w:szCs w:val="22"/>
+        </w:rPr>
+        <w:t xml:space="preserve">Le Prophète ﷺ a dit : « Allah a quatre-vingt-dix-neuf noms. Quiconque les énumère entrera au Paradis. » Ar-Rahman, Ar-Rahim, Al-Malik, Al-Quddus… Quatre-vingt-dix-neuf clés pour comprendre qui est Allah.</w:t>
       </w:r>
     </w:p>
     <w:p>
@@ -19114,20 +19114,20 @@
           <w:sz w:val="20"/>
           <w:szCs w:val="20"/>
         </w:rPr>
-        <w:t xml:space="preserve">Bukhari 450</w:t>
-      </w:r>
-    </w:p>
-    <w:p>
-      <w:pPr>
-        <w:spacing w:after="60"/>
-      </w:pPr>
-      <w:r>
-        <w:rPr>
-          <w:rFonts w:ascii="Cormorant Garamond" w:cs="Cormorant Garamond" w:eastAsia="Cormorant Garamond" w:hAnsi="Cormorant Garamond"/>
-          <w:sz w:val="22"/>
-          <w:szCs w:val="22"/>
-        </w:rPr>
-        <w:t xml:space="preserve">Le Prophète ﷺ a dit : "Celui qui construit une mosquée pour Allah, Allah lui construit une maison au Paradis."</w:t>
+        <w:t xml:space="preserve">Tirmidhi 2768</w:t>
+      </w:r>
+    </w:p>
+    <w:p>
+      <w:pPr>
+        <w:spacing w:after="60"/>
+      </w:pPr>
+      <w:r>
+        <w:rPr>
+          <w:rFonts w:ascii="Cormorant Garamond" w:cs="Cormorant Garamond" w:eastAsia="Cormorant Garamond" w:hAnsi="Cormorant Garamond"/>
+          <w:sz w:val="22"/>
+          <w:szCs w:val="22"/>
+        </w:rPr>
+        <w:t xml:space="preserve">Le Prophète ﷺ a interdit de dormir sur le ventre.</w:t>
       </w:r>
     </w:p>
     <w:p>
@@ -19166,20 +19166,20 @@
           <w:sz w:val="20"/>
           <w:szCs w:val="20"/>
         </w:rPr>
-        <w:t xml:space="preserve">quiconque les énumère (ahsaha) entrera au Paradis.</w:t>
-      </w:r>
-    </w:p>
-    <w:p>
-      <w:pPr>
-        <w:spacing w:after="60"/>
-      </w:pPr>
-      <w:r>
-        <w:rPr>
-          <w:rFonts w:ascii="Cormorant Garamond" w:cs="Cormorant Garamond" w:eastAsia="Cormorant Garamond" w:hAnsi="Cormorant Garamond"/>
-          <w:sz w:val="22"/>
-          <w:szCs w:val="22"/>
-        </w:rPr>
-        <w:t xml:space="preserve">Selon le hadith authentique (Boukhari/Muslim) : "Allah a 99 noms</w:t>
+        <w:t xml:space="preserve">Bukhari 1419</w:t>
+      </w:r>
+    </w:p>
+    <w:p>
+      <w:pPr>
+        <w:spacing w:after="60"/>
+      </w:pPr>
+      <w:r>
+        <w:rPr>
+          <w:rFonts w:ascii="Cormorant Garamond" w:cs="Cormorant Garamond" w:eastAsia="Cormorant Garamond" w:hAnsi="Cormorant Garamond"/>
+          <w:sz w:val="22"/>
+          <w:szCs w:val="22"/>
+        </w:rPr>
+        <w:t xml:space="preserve">Le Prophète ﷺ a dit : "La meilleure aumône est de donner quand on est en bonne santé et qu'on craint la pauvreté."</w:t>
       </w:r>
     </w:p>
     <w:p>
@@ -19218,20 +19218,20 @@
           <w:sz w:val="20"/>
           <w:szCs w:val="20"/>
         </w:rPr>
-        <w:t xml:space="preserve">Tirmidhi 2768</w:t>
-      </w:r>
-    </w:p>
-    <w:p>
-      <w:pPr>
-        <w:spacing w:after="60"/>
-      </w:pPr>
-      <w:r>
-        <w:rPr>
-          <w:rFonts w:ascii="Cormorant Garamond" w:cs="Cormorant Garamond" w:eastAsia="Cormorant Garamond" w:hAnsi="Cormorant Garamond"/>
-          <w:sz w:val="22"/>
-          <w:szCs w:val="22"/>
-        </w:rPr>
-        <w:t xml:space="preserve">Le Prophète ﷺ a interdit de dormir sur le ventre.</w:t>
+        <w:t xml:space="preserve">Britannica 'Mosque architecture' / UNESCO</w:t>
+      </w:r>
+    </w:p>
+    <w:p>
+      <w:pPr>
+        <w:spacing w:after="60"/>
+      </w:pPr>
+      <w:r>
+        <w:rPr>
+          <w:rFonts w:ascii="Cormorant Garamond" w:cs="Cormorant Garamond" w:eastAsia="Cormorant Garamond" w:hAnsi="Cormorant Garamond"/>
+          <w:sz w:val="22"/>
+          <w:szCs w:val="22"/>
+        </w:rPr>
+        <w:t xml:space="preserve">Les premiers minarets architecturaux apparaissent en Syrie sous les Omeyyades, dont la Mosquée des Omeyyades de Damas, fondée au 8ᵉ siècle. Avant cela, l'appel à la prière se faisait depuis le toit. L'architecture du minaret est née là.</w:t>
       </w:r>
     </w:p>
     <w:p>
@@ -19270,20 +19270,20 @@
           <w:sz w:val="20"/>
           <w:szCs w:val="20"/>
         </w:rPr>
-        <w:t xml:space="preserve">Bukhari 1419</w:t>
-      </w:r>
-    </w:p>
-    <w:p>
-      <w:pPr>
-        <w:spacing w:after="60"/>
-      </w:pPr>
-      <w:r>
-        <w:rPr>
-          <w:rFonts w:ascii="Cormorant Garamond" w:cs="Cormorant Garamond" w:eastAsia="Cormorant Garamond" w:hAnsi="Cormorant Garamond"/>
-          <w:sz w:val="22"/>
-          <w:szCs w:val="22"/>
-        </w:rPr>
-        <w:t xml:space="preserve">Le Prophète ﷺ a dit : "La meilleure aumône est de donner quand on est en bonne santé et qu'on craint la pauvreté."</w:t>
+        <w:t xml:space="preserve">Bukhari 6024, Muslim 2593</w:t>
+      </w:r>
+    </w:p>
+    <w:p>
+      <w:pPr>
+        <w:spacing w:after="60"/>
+      </w:pPr>
+      <w:r>
+        <w:rPr>
+          <w:rFonts w:ascii="Cormorant Garamond" w:cs="Cormorant Garamond" w:eastAsia="Cormorant Garamond" w:hAnsi="Cormorant Garamond"/>
+          <w:sz w:val="22"/>
+          <w:szCs w:val="22"/>
+        </w:rPr>
+        <w:t xml:space="preserve">Le Prophète ﷺ a dit : "Certes, Allah est doux et Il aime la douceur en toute chose."</w:t>
       </w:r>
     </w:p>
     <w:p>
@@ -19322,20 +19322,20 @@
           <w:sz w:val="20"/>
           <w:szCs w:val="20"/>
         </w:rPr>
-        <w:t xml:space="preserve">devenant l</w:t>
-      </w:r>
-    </w:p>
-    <w:p>
-      <w:pPr>
-        <w:spacing w:after="60"/>
-      </w:pPr>
-      <w:r>
-        <w:rPr>
-          <w:rFonts w:ascii="Cormorant Garamond" w:cs="Cormorant Garamond" w:eastAsia="Cormorant Garamond" w:hAnsi="Cormorant Garamond"/>
-          <w:sz w:val="22"/>
-          <w:szCs w:val="22"/>
-        </w:rPr>
-        <w:t xml:space="preserve">Les premiers minarets architecturaux apparaissent en Syrie sous les Omeyyades (Mosquée des Omeyyades de Damas, 8e siècle)</w:t>
+        <w:t xml:space="preserve">Ibn Majah 2341</w:t>
+      </w:r>
+    </w:p>
+    <w:p>
+      <w:pPr>
+        <w:spacing w:after="60"/>
+      </w:pPr>
+      <w:r>
+        <w:rPr>
+          <w:rFonts w:ascii="Cormorant Garamond" w:cs="Cormorant Garamond" w:eastAsia="Cormorant Garamond" w:hAnsi="Cormorant Garamond"/>
+          <w:sz w:val="22"/>
+          <w:szCs w:val="22"/>
+        </w:rPr>
+        <w:t xml:space="preserve">Le Prophète ﷺ a dit : "Pas de mal et pas de préjudice" (La darar wa la dirar).</w:t>
       </w:r>
     </w:p>
     <w:p>
@@ -19374,20 +19374,20 @@
           <w:sz w:val="20"/>
           <w:szCs w:val="20"/>
         </w:rPr>
-        <w:t xml:space="preserve">Bukhari 6024, Muslim 2593</w:t>
-      </w:r>
-    </w:p>
-    <w:p>
-      <w:pPr>
-        <w:spacing w:after="60"/>
-      </w:pPr>
-      <w:r>
-        <w:rPr>
-          <w:rFonts w:ascii="Cormorant Garamond" w:cs="Cormorant Garamond" w:eastAsia="Cormorant Garamond" w:hAnsi="Cormorant Garamond"/>
-          <w:sz w:val="22"/>
-          <w:szCs w:val="22"/>
-        </w:rPr>
-        <w:t xml:space="preserve">Le Prophète ﷺ a dit : "Certes, Allah est doux et Il aime la douceur en toute chose."</w:t>
+        <w:t xml:space="preserve">Muslim 2631</w:t>
+      </w:r>
+    </w:p>
+    <w:p>
+      <w:pPr>
+        <w:spacing w:after="60"/>
+      </w:pPr>
+      <w:r>
+        <w:rPr>
+          <w:rFonts w:ascii="Cormorant Garamond" w:cs="Cormorant Garamond" w:eastAsia="Cormorant Garamond" w:hAnsi="Cormorant Garamond"/>
+          <w:sz w:val="22"/>
+          <w:szCs w:val="22"/>
+        </w:rPr>
+        <w:t xml:space="preserve">Le Prophète ﷺ a dit : "Quiconque prend soin de deux filles jusqu'à leur maturité, lui et moi serons comme ceci au Paradis" et il joignit ses doigts.</w:t>
       </w:r>
     </w:p>
     <w:p>
@@ -19426,20 +19426,20 @@
           <w:sz w:val="20"/>
           <w:szCs w:val="20"/>
         </w:rPr>
-        <w:t xml:space="preserve">Bukhari 7405</w:t>
-      </w:r>
-    </w:p>
-    <w:p>
-      <w:pPr>
-        <w:spacing w:after="60"/>
-      </w:pPr>
-      <w:r>
-        <w:rPr>
-          <w:rFonts w:ascii="Cormorant Garamond" w:cs="Cormorant Garamond" w:eastAsia="Cormorant Garamond" w:hAnsi="Cormorant Garamond"/>
-          <w:sz w:val="22"/>
-          <w:szCs w:val="22"/>
-        </w:rPr>
-        <w:t xml:space="preserve">Le Prophète ﷺ a dit : "Qui se rapproche de Moi d'un empan, Je Me rapproche de lui d'une coudée."</w:t>
+        <w:t xml:space="preserve">Abu Dawud 4918</w:t>
+      </w:r>
+    </w:p>
+    <w:p>
+      <w:pPr>
+        <w:spacing w:after="60"/>
+      </w:pPr>
+      <w:r>
+        <w:rPr>
+          <w:rFonts w:ascii="Cormorant Garamond" w:cs="Cormorant Garamond" w:eastAsia="Cormorant Garamond" w:hAnsi="Cormorant Garamond"/>
+          <w:sz w:val="22"/>
+          <w:szCs w:val="22"/>
+        </w:rPr>
+        <w:t xml:space="preserve">Le Prophète ﷺ a dit : "Le croyant est le miroir du croyant."</w:t>
       </w:r>
     </w:p>
     <w:p>
@@ -19478,20 +19478,20 @@
           <w:sz w:val="20"/>
           <w:szCs w:val="20"/>
         </w:rPr>
-        <w:t xml:space="preserve">Ibn Majah 2341</w:t>
-      </w:r>
-    </w:p>
-    <w:p>
-      <w:pPr>
-        <w:spacing w:after="60"/>
-      </w:pPr>
-      <w:r>
-        <w:rPr>
-          <w:rFonts w:ascii="Cormorant Garamond" w:cs="Cormorant Garamond" w:eastAsia="Cormorant Garamond" w:hAnsi="Cormorant Garamond"/>
-          <w:sz w:val="22"/>
-          <w:szCs w:val="22"/>
-        </w:rPr>
-        <w:t xml:space="preserve">Le Prophète ﷺ a dit : "Pas de mal et pas de préjudice" (La darar wa la dirar).</w:t>
+        <w:t xml:space="preserve">Coran 16</w:t>
+      </w:r>
+    </w:p>
+    <w:p>
+      <w:pPr>
+        <w:spacing w:after="60"/>
+      </w:pPr>
+      <w:r>
+        <w:rPr>
+          <w:rFonts w:ascii="Cormorant Garamond" w:cs="Cormorant Garamond" w:eastAsia="Cormorant Garamond" w:hAnsi="Cormorant Garamond"/>
+          <w:sz w:val="22"/>
+          <w:szCs w:val="22"/>
+        </w:rPr>
+        <w:t xml:space="preserve">Le Coran mentionne l'abeille et lui consacre une sourate entière (An-Nahl).</w:t>
       </w:r>
     </w:p>
     <w:p>
@@ -19530,20 +19530,20 @@
           <w:sz w:val="20"/>
           <w:szCs w:val="20"/>
         </w:rPr>
-        <w:t xml:space="preserve">Muslim 2631</w:t>
-      </w:r>
-    </w:p>
-    <w:p>
-      <w:pPr>
-        <w:spacing w:after="60"/>
-      </w:pPr>
-      <w:r>
-        <w:rPr>
-          <w:rFonts w:ascii="Cormorant Garamond" w:cs="Cormorant Garamond" w:eastAsia="Cormorant Garamond" w:hAnsi="Cormorant Garamond"/>
-          <w:sz w:val="22"/>
-          <w:szCs w:val="22"/>
-        </w:rPr>
-        <w:t xml:space="preserve">Le Prophète ﷺ a dit : "Quiconque prend soin de deux filles jusqu'à leur maturité, lui et moi serons comme ceci au Paradis" et il joignit ses doigts.</w:t>
+        <w:t xml:space="preserve">Abu Dawud 4344</w:t>
+      </w:r>
+    </w:p>
+    <w:p>
+      <w:pPr>
+        <w:spacing w:after="60"/>
+      </w:pPr>
+      <w:r>
+        <w:rPr>
+          <w:rFonts w:ascii="Cormorant Garamond" w:cs="Cormorant Garamond" w:eastAsia="Cormorant Garamond" w:hAnsi="Cormorant Garamond"/>
+          <w:sz w:val="22"/>
+          <w:szCs w:val="22"/>
+        </w:rPr>
+        <w:t xml:space="preserve">Le Prophète ﷺ a dit : "Le meilleur jihad est une parole de vérité devant un dirigeant injuste."</w:t>
       </w:r>
     </w:p>
     <w:p>
@@ -19582,20 +19582,20 @@
           <w:sz w:val="20"/>
           <w:szCs w:val="20"/>
         </w:rPr>
-        <w:t xml:space="preserve">Abu Dawud 4918</w:t>
-      </w:r>
-    </w:p>
-    <w:p>
-      <w:pPr>
-        <w:spacing w:after="60"/>
-      </w:pPr>
-      <w:r>
-        <w:rPr>
-          <w:rFonts w:ascii="Cormorant Garamond" w:cs="Cormorant Garamond" w:eastAsia="Cormorant Garamond" w:hAnsi="Cormorant Garamond"/>
-          <w:sz w:val="22"/>
-          <w:szCs w:val="22"/>
-        </w:rPr>
-        <w:t xml:space="preserve">Le Prophète ﷺ a dit : "Le croyant est le miroir du croyant."</w:t>
+        <w:t xml:space="preserve">Muslim 656</w:t>
+      </w:r>
+    </w:p>
+    <w:p>
+      <w:pPr>
+        <w:spacing w:after="60"/>
+      </w:pPr>
+      <w:r>
+        <w:rPr>
+          <w:rFonts w:ascii="Cormorant Garamond" w:cs="Cormorant Garamond" w:eastAsia="Cormorant Garamond" w:hAnsi="Cormorant Garamond"/>
+          <w:sz w:val="22"/>
+          <w:szCs w:val="22"/>
+        </w:rPr>
+        <w:t xml:space="preserve">La prière de Fajr en jamaah vaut la récompense de prier toute la nuit.</w:t>
       </w:r>
     </w:p>
     <w:p>
@@ -19634,20 +19634,20 @@
           <w:sz w:val="20"/>
           <w:szCs w:val="20"/>
         </w:rPr>
-        <w:t xml:space="preserve">Coran 16</w:t>
-      </w:r>
-    </w:p>
-    <w:p>
-      <w:pPr>
-        <w:spacing w:after="60"/>
-      </w:pPr>
-      <w:r>
-        <w:rPr>
-          <w:rFonts w:ascii="Cormorant Garamond" w:cs="Cormorant Garamond" w:eastAsia="Cormorant Garamond" w:hAnsi="Cormorant Garamond"/>
-          <w:sz w:val="22"/>
-          <w:szCs w:val="22"/>
-        </w:rPr>
-        <w:t xml:space="preserve">Le Coran mentionne l'abeille et lui consacre une sourate entière (An-Nahl).</w:t>
+        <w:t xml:space="preserve">Tirmidhi 1209</w:t>
+      </w:r>
+    </w:p>
+    <w:p>
+      <w:pPr>
+        <w:spacing w:after="60"/>
+      </w:pPr>
+      <w:r>
+        <w:rPr>
+          <w:rFonts w:ascii="Cormorant Garamond" w:cs="Cormorant Garamond" w:eastAsia="Cormorant Garamond" w:hAnsi="Cormorant Garamond"/>
+          <w:sz w:val="22"/>
+          <w:szCs w:val="22"/>
+        </w:rPr>
+        <w:t xml:space="preserve">Le Prophète ﷺ a dit : "Le véridique et le digne de confiance sera avec les prophètes et les martyrs."</w:t>
       </w:r>
     </w:p>
     <w:p>
@@ -19686,20 +19686,20 @@
           <w:sz w:val="20"/>
           <w:szCs w:val="20"/>
         </w:rPr>
-        <w:t xml:space="preserve">Abu Dawud 4344</w:t>
-      </w:r>
-    </w:p>
-    <w:p>
-      <w:pPr>
-        <w:spacing w:after="60"/>
-      </w:pPr>
-      <w:r>
-        <w:rPr>
-          <w:rFonts w:ascii="Cormorant Garamond" w:cs="Cormorant Garamond" w:eastAsia="Cormorant Garamond" w:hAnsi="Cormorant Garamond"/>
-          <w:sz w:val="22"/>
-          <w:szCs w:val="22"/>
-        </w:rPr>
-        <w:t xml:space="preserve">Le Prophète ﷺ a dit : "Le meilleur jihad est une parole de vérité devant un dirigeant injuste."</w:t>
+        <w:t xml:space="preserve">Bukhari, Kitab al-Libas (muallaq) / Ahmad 6695</w:t>
+      </w:r>
+    </w:p>
+    <w:p>
+      <w:pPr>
+        <w:spacing w:after="60"/>
+      </w:pPr>
+      <w:r>
+        <w:rPr>
+          <w:rFonts w:ascii="Cormorant Garamond" w:cs="Cormorant Garamond" w:eastAsia="Cormorant Garamond" w:hAnsi="Cormorant Garamond"/>
+          <w:sz w:val="22"/>
+          <w:szCs w:val="22"/>
+        </w:rPr>
+        <w:t xml:space="preserve">Le Prophète ﷺ a dit : "Mangez, buvez et habillez-vous sans gaspillage ni orgueil."</w:t>
       </w:r>
     </w:p>
     <w:p>
@@ -19738,20 +19738,20 @@
           <w:sz w:val="20"/>
           <w:szCs w:val="20"/>
         </w:rPr>
-        <w:t xml:space="preserve">Muslim 656</w:t>
-      </w:r>
-    </w:p>
-    <w:p>
-      <w:pPr>
-        <w:spacing w:after="60"/>
-      </w:pPr>
-      <w:r>
-        <w:rPr>
-          <w:rFonts w:ascii="Cormorant Garamond" w:cs="Cormorant Garamond" w:eastAsia="Cormorant Garamond" w:hAnsi="Cormorant Garamond"/>
-          <w:sz w:val="22"/>
-          <w:szCs w:val="22"/>
-        </w:rPr>
-        <w:t xml:space="preserve">La prière de Fajr en jamaah vaut la récompense de prier toute la nuit.</w:t>
+        <w:t xml:space="preserve">Bukhari 9</w:t>
+      </w:r>
+    </w:p>
+    <w:p>
+      <w:pPr>
+        <w:spacing w:after="60"/>
+      </w:pPr>
+      <w:r>
+        <w:rPr>
+          <w:rFonts w:ascii="Cormorant Garamond" w:cs="Cormorant Garamond" w:eastAsia="Cormorant Garamond" w:hAnsi="Cormorant Garamond"/>
+          <w:sz w:val="22"/>
+          <w:szCs w:val="22"/>
+        </w:rPr>
+        <w:t xml:space="preserve">Le Prophète ﷺ a dit : "La pudeur fait partie de la foi."</w:t>
       </w:r>
     </w:p>
     <w:p>
@@ -19790,20 +19790,20 @@
           <w:sz w:val="20"/>
           <w:szCs w:val="20"/>
         </w:rPr>
-        <w:t xml:space="preserve">Tirmidhi 1209</w:t>
-      </w:r>
-    </w:p>
-    <w:p>
-      <w:pPr>
-        <w:spacing w:after="60"/>
-      </w:pPr>
-      <w:r>
-        <w:rPr>
-          <w:rFonts w:ascii="Cormorant Garamond" w:cs="Cormorant Garamond" w:eastAsia="Cormorant Garamond" w:hAnsi="Cormorant Garamond"/>
-          <w:sz w:val="22"/>
-          <w:szCs w:val="22"/>
-        </w:rPr>
-        <w:t xml:space="preserve">Le Prophète ﷺ a dit : "Le véridique et le digne de confiance sera avec les prophètes et les martyrs."</w:t>
+        <w:t xml:space="preserve">Histoire des sciences</w:t>
+      </w:r>
+    </w:p>
+    <w:p>
+      <w:pPr>
+        <w:spacing w:after="60"/>
+      </w:pPr>
+      <w:r>
+        <w:rPr>
+          <w:rFonts w:ascii="Cormorant Garamond" w:cs="Cormorant Garamond" w:eastAsia="Cormorant Garamond" w:hAnsi="Cormorant Garamond"/>
+          <w:sz w:val="22"/>
+          <w:szCs w:val="22"/>
+        </w:rPr>
+        <w:t xml:space="preserve">Les chiffres dits "arabes" (1, 2, 3...) ont été transmis à l'Europe par les mathématiciens musulmans, qui les avaient adoptés depuis l'Inde.</w:t>
       </w:r>
     </w:p>
     <w:p>
@@ -19842,20 +19842,20 @@
           <w:sz w:val="20"/>
           <w:szCs w:val="20"/>
         </w:rPr>
-        <w:t xml:space="preserve">Bukhari, Kitab al-Libas (muallaq) / Ahmad 6695</w:t>
-      </w:r>
-    </w:p>
-    <w:p>
-      <w:pPr>
-        <w:spacing w:after="60"/>
-      </w:pPr>
-      <w:r>
-        <w:rPr>
-          <w:rFonts w:ascii="Cormorant Garamond" w:cs="Cormorant Garamond" w:eastAsia="Cormorant Garamond" w:hAnsi="Cormorant Garamond"/>
-          <w:sz w:val="22"/>
-          <w:szCs w:val="22"/>
-        </w:rPr>
-        <w:t xml:space="preserve">Le Prophète ﷺ a dit : "Mangez, buvez et habillez-vous sans gaspillage ni orgueil."</w:t>
+        <w:t xml:space="preserve">Bukhari 15</w:t>
+      </w:r>
+    </w:p>
+    <w:p>
+      <w:pPr>
+        <w:spacing w:after="60"/>
+      </w:pPr>
+      <w:r>
+        <w:rPr>
+          <w:rFonts w:ascii="Cormorant Garamond" w:cs="Cormorant Garamond" w:eastAsia="Cormorant Garamond" w:hAnsi="Cormorant Garamond"/>
+          <w:sz w:val="22"/>
+          <w:szCs w:val="22"/>
+        </w:rPr>
+        <w:t xml:space="preserve">Le Prophète ﷺ a dit : "Nul n'est véritablement croyant tant que je ne suis pas plus cher à ses yeux que son enfant, son père et tous les gens."</w:t>
       </w:r>
     </w:p>
     <w:p>
@@ -19894,20 +19894,20 @@
           <w:sz w:val="20"/>
           <w:szCs w:val="20"/>
         </w:rPr>
-        <w:t xml:space="preserve">Bukhari 9</w:t>
-      </w:r>
-    </w:p>
-    <w:p>
-      <w:pPr>
-        <w:spacing w:after="60"/>
-      </w:pPr>
-      <w:r>
-        <w:rPr>
-          <w:rFonts w:ascii="Cormorant Garamond" w:cs="Cormorant Garamond" w:eastAsia="Cormorant Garamond" w:hAnsi="Cormorant Garamond"/>
-          <w:sz w:val="22"/>
-          <w:szCs w:val="22"/>
-        </w:rPr>
-        <w:t xml:space="preserve">Le Prophète ﷺ a dit : "La pudeur fait partie de la foi."</w:t>
+        <w:t xml:space="preserve">Bukhari 3</w:t>
+      </w:r>
+    </w:p>
+    <w:p>
+      <w:pPr>
+        <w:spacing w:after="60"/>
+      </w:pPr>
+      <w:r>
+        <w:rPr>
+          <w:rFonts w:ascii="Cormorant Garamond" w:cs="Cormorant Garamond" w:eastAsia="Cormorant Garamond" w:hAnsi="Cormorant Garamond"/>
+          <w:sz w:val="22"/>
+          <w:szCs w:val="22"/>
+        </w:rPr>
+        <w:t xml:space="preserve">La grotte de Hira, où le Prophète ﷺ reçut la première révélation, se trouve sur le mont An-Nour près de La Mecque.</w:t>
       </w:r>
     </w:p>
     <w:p>
@@ -19946,6 +19946,266 @@
           <w:sz w:val="20"/>
           <w:szCs w:val="20"/>
         </w:rPr>
+        <w:t xml:space="preserve">Tirmidhi 1954</w:t>
+      </w:r>
+    </w:p>
+    <w:p>
+      <w:pPr>
+        <w:spacing w:after="60"/>
+      </w:pPr>
+      <w:r>
+        <w:rPr>
+          <w:rFonts w:ascii="Cormorant Garamond" w:cs="Cormorant Garamond" w:eastAsia="Cormorant Garamond" w:hAnsi="Cormorant Garamond"/>
+          <w:sz w:val="22"/>
+          <w:szCs w:val="22"/>
+        </w:rPr>
+        <w:t xml:space="preserve">Le Prophète ﷺ a dit : "Celui qui ne remercie pas les gens ne remercie pas Allah."</w:t>
+      </w:r>
+    </w:p>
+    <w:p>
+      <w:pPr>
+        <w:pBdr>
+          <w:bottom w:val="single" w:color="CCCCCC" w:sz="1"/>
+        </w:pBdr>
+        <w:spacing w:after="200" w:before="200"/>
+      </w:pPr>
+    </w:p>
+    <w:p>
+      <w:pPr>
+        <w:spacing w:after="80"/>
+      </w:pPr>
+      <w:r>
+        <w:rPr>
+          <w:rFonts w:ascii="Cormorant Garamond" w:cs="Cormorant Garamond" w:eastAsia="Cormorant Garamond" w:hAnsi="Cormorant Garamond"/>
+          <w:b/>
+          <w:bCs/>
+          <w:sz w:val="28"/>
+          <w:szCs w:val="28"/>
+        </w:rPr>
+        <w:t xml:space="preserve">Fait 385</w:t>
+      </w:r>
+    </w:p>
+    <w:p>
+      <w:pPr>
+        <w:spacing w:after="80"/>
+      </w:pPr>
+      <w:r>
+        <w:rPr>
+          <w:rFonts w:ascii="Cormorant Garamond" w:cs="Cormorant Garamond" w:eastAsia="Cormorant Garamond" w:hAnsi="Cormorant Garamond"/>
+          <w:i/>
+          <w:iCs/>
+          <w:color w:val="888888"/>
+          <w:sz w:val="20"/>
+          <w:szCs w:val="20"/>
+        </w:rPr>
+        <w:t xml:space="preserve">Tirmidhi 2018</w:t>
+      </w:r>
+    </w:p>
+    <w:p>
+      <w:pPr>
+        <w:spacing w:after="60"/>
+      </w:pPr>
+      <w:r>
+        <w:rPr>
+          <w:rFonts w:ascii="Cormorant Garamond" w:cs="Cormorant Garamond" w:eastAsia="Cormorant Garamond" w:hAnsi="Cormorant Garamond"/>
+          <w:sz w:val="22"/>
+          <w:szCs w:val="22"/>
+        </w:rPr>
+        <w:t xml:space="preserve">Le Prophète ﷺ a dit : "Les plus proches de moi le Jour du Jugement seront ceux qui ont le meilleur caractère."</w:t>
+      </w:r>
+    </w:p>
+    <w:p>
+      <w:pPr>
+        <w:pBdr>
+          <w:bottom w:val="single" w:color="CCCCCC" w:sz="1"/>
+        </w:pBdr>
+        <w:spacing w:after="200" w:before="200"/>
+      </w:pPr>
+    </w:p>
+    <w:p>
+      <w:pPr>
+        <w:spacing w:after="80"/>
+      </w:pPr>
+      <w:r>
+        <w:rPr>
+          <w:rFonts w:ascii="Cormorant Garamond" w:cs="Cormorant Garamond" w:eastAsia="Cormorant Garamond" w:hAnsi="Cormorant Garamond"/>
+          <w:b/>
+          <w:bCs/>
+          <w:sz w:val="28"/>
+          <w:szCs w:val="28"/>
+        </w:rPr>
+        <w:t xml:space="preserve">Fait 386</w:t>
+      </w:r>
+    </w:p>
+    <w:p>
+      <w:pPr>
+        <w:spacing w:after="80"/>
+      </w:pPr>
+      <w:r>
+        <w:rPr>
+          <w:rFonts w:ascii="Cormorant Garamond" w:cs="Cormorant Garamond" w:eastAsia="Cormorant Garamond" w:hAnsi="Cormorant Garamond"/>
+          <w:i/>
+          <w:iCs/>
+          <w:color w:val="888888"/>
+          <w:sz w:val="20"/>
+          <w:szCs w:val="20"/>
+        </w:rPr>
+        <w:t xml:space="preserve">Bukhari 6019</w:t>
+      </w:r>
+    </w:p>
+    <w:p>
+      <w:pPr>
+        <w:spacing w:after="60"/>
+      </w:pPr>
+      <w:r>
+        <w:rPr>
+          <w:rFonts w:ascii="Cormorant Garamond" w:cs="Cormorant Garamond" w:eastAsia="Cormorant Garamond" w:hAnsi="Cormorant Garamond"/>
+          <w:sz w:val="22"/>
+          <w:szCs w:val="22"/>
+        </w:rPr>
+        <w:t xml:space="preserve">Le Prophète ﷺ a dit : "Celui qui croit en Allah et au Jour dernier, qu'il honore son voisin."</w:t>
+      </w:r>
+    </w:p>
+    <w:p>
+      <w:pPr>
+        <w:pBdr>
+          <w:bottom w:val="single" w:color="CCCCCC" w:sz="1"/>
+        </w:pBdr>
+        <w:spacing w:after="200" w:before="200"/>
+      </w:pPr>
+    </w:p>
+    <w:p>
+      <w:pPr>
+        <w:spacing w:after="80"/>
+      </w:pPr>
+      <w:r>
+        <w:rPr>
+          <w:rFonts w:ascii="Cormorant Garamond" w:cs="Cormorant Garamond" w:eastAsia="Cormorant Garamond" w:hAnsi="Cormorant Garamond"/>
+          <w:b/>
+          <w:bCs/>
+          <w:sz w:val="28"/>
+          <w:szCs w:val="28"/>
+        </w:rPr>
+        <w:t xml:space="preserve">Fait 387</w:t>
+      </w:r>
+    </w:p>
+    <w:p>
+      <w:pPr>
+        <w:spacing w:after="80"/>
+      </w:pPr>
+      <w:r>
+        <w:rPr>
+          <w:rFonts w:ascii="Cormorant Garamond" w:cs="Cormorant Garamond" w:eastAsia="Cormorant Garamond" w:hAnsi="Cormorant Garamond"/>
+          <w:i/>
+          <w:iCs/>
+          <w:color w:val="888888"/>
+          <w:sz w:val="20"/>
+          <w:szCs w:val="20"/>
+        </w:rPr>
+        <w:t xml:space="preserve">Étude linguistique du Coran</w:t>
+      </w:r>
+    </w:p>
+    <w:p>
+      <w:pPr>
+        <w:spacing w:after="60"/>
+      </w:pPr>
+      <w:r>
+        <w:rPr>
+          <w:rFonts w:ascii="Cormorant Garamond" w:cs="Cormorant Garamond" w:eastAsia="Cormorant Garamond" w:hAnsi="Cormorant Garamond"/>
+          <w:sz w:val="22"/>
+          <w:szCs w:val="22"/>
+        </w:rPr>
+        <w:t xml:space="preserve">Le mot "qalb" (cœur) et ses dérivés apparaissent plus de 130 fois dans le Coran.</w:t>
+      </w:r>
+    </w:p>
+    <w:p>
+      <w:pPr>
+        <w:pBdr>
+          <w:bottom w:val="single" w:color="CCCCCC" w:sz="1"/>
+        </w:pBdr>
+        <w:spacing w:after="200" w:before="200"/>
+      </w:pPr>
+    </w:p>
+    <w:p>
+      <w:pPr>
+        <w:spacing w:after="80"/>
+      </w:pPr>
+      <w:r>
+        <w:rPr>
+          <w:rFonts w:ascii="Cormorant Garamond" w:cs="Cormorant Garamond" w:eastAsia="Cormorant Garamond" w:hAnsi="Cormorant Garamond"/>
+          <w:b/>
+          <w:bCs/>
+          <w:sz w:val="28"/>
+          <w:szCs w:val="28"/>
+        </w:rPr>
+        <w:t xml:space="preserve">Fait 388</w:t>
+      </w:r>
+    </w:p>
+    <w:p>
+      <w:pPr>
+        <w:spacing w:after="80"/>
+      </w:pPr>
+      <w:r>
+        <w:rPr>
+          <w:rFonts w:ascii="Cormorant Garamond" w:cs="Cormorant Garamond" w:eastAsia="Cormorant Garamond" w:hAnsi="Cormorant Garamond"/>
+          <w:i/>
+          <w:iCs/>
+          <w:color w:val="888888"/>
+          <w:sz w:val="20"/>
+          <w:szCs w:val="20"/>
+        </w:rPr>
+        <w:t xml:space="preserve">Bukhari 7376</w:t>
+      </w:r>
+    </w:p>
+    <w:p>
+      <w:pPr>
+        <w:spacing w:after="60"/>
+      </w:pPr>
+      <w:r>
+        <w:rPr>
+          <w:rFonts w:ascii="Cormorant Garamond" w:cs="Cormorant Garamond" w:eastAsia="Cormorant Garamond" w:hAnsi="Cormorant Garamond"/>
+          <w:sz w:val="22"/>
+          <w:szCs w:val="22"/>
+        </w:rPr>
+        <w:t xml:space="preserve">Le Prophète ﷺ a dit : "Dieu ne fait pas miséricorde à celui qui ne fait pas miséricorde aux gens."</w:t>
+      </w:r>
+    </w:p>
+    <w:p>
+      <w:pPr>
+        <w:pBdr>
+          <w:bottom w:val="single" w:color="CCCCCC" w:sz="1"/>
+        </w:pBdr>
+        <w:spacing w:after="200" w:before="200"/>
+      </w:pPr>
+    </w:p>
+    <w:p>
+      <w:pPr>
+        <w:spacing w:after="80"/>
+      </w:pPr>
+      <w:r>
+        <w:rPr>
+          <w:rFonts w:ascii="Cormorant Garamond" w:cs="Cormorant Garamond" w:eastAsia="Cormorant Garamond" w:hAnsi="Cormorant Garamond"/>
+          <w:b/>
+          <w:bCs/>
+          <w:sz w:val="28"/>
+          <w:szCs w:val="28"/>
+        </w:rPr>
+        <w:t xml:space="preserve">Fait 389</w:t>
+      </w:r>
+    </w:p>
+    <w:p>
+      <w:pPr>
+        <w:spacing w:after="80"/>
+      </w:pPr>
+      <w:r>
+        <w:rPr>
+          <w:rFonts w:ascii="Cormorant Garamond" w:cs="Cormorant Garamond" w:eastAsia="Cormorant Garamond" w:hAnsi="Cormorant Garamond"/>
+          <w:i/>
+          <w:iCs/>
+          <w:color w:val="888888"/>
+          <w:sz w:val="20"/>
+          <w:szCs w:val="20"/>
+        </w:rPr>
         <w:t xml:space="preserve">Histoire des sciences</w:t>
       </w:r>
     </w:p>
@@ -19959,267 +20219,7 @@
           <w:sz w:val="22"/>
           <w:szCs w:val="22"/>
         </w:rPr>
-        <w:t xml:space="preserve">Les chiffres dits "arabes" (1, 2, 3...) ont été transmis à l'Europe par les mathématiciens musulmans, qui les avaient adoptés depuis l'Inde.</w:t>
-      </w:r>
-    </w:p>
-    <w:p>
-      <w:pPr>
-        <w:pBdr>
-          <w:bottom w:val="single" w:color="CCCCCC" w:sz="1"/>
-        </w:pBdr>
-        <w:spacing w:after="200" w:before="200"/>
-      </w:pPr>
-    </w:p>
-    <w:p>
-      <w:pPr>
-        <w:spacing w:after="80"/>
-      </w:pPr>
-      <w:r>
-        <w:rPr>
-          <w:rFonts w:ascii="Cormorant Garamond" w:cs="Cormorant Garamond" w:eastAsia="Cormorant Garamond" w:hAnsi="Cormorant Garamond"/>
-          <w:b/>
-          <w:bCs/>
-          <w:sz w:val="28"/>
-          <w:szCs w:val="28"/>
-        </w:rPr>
-        <w:t xml:space="preserve">Fait 385</w:t>
-      </w:r>
-    </w:p>
-    <w:p>
-      <w:pPr>
-        <w:spacing w:after="80"/>
-      </w:pPr>
-      <w:r>
-        <w:rPr>
-          <w:rFonts w:ascii="Cormorant Garamond" w:cs="Cormorant Garamond" w:eastAsia="Cormorant Garamond" w:hAnsi="Cormorant Garamond"/>
-          <w:i/>
-          <w:iCs/>
-          <w:color w:val="888888"/>
-          <w:sz w:val="20"/>
-          <w:szCs w:val="20"/>
-        </w:rPr>
-        <w:t xml:space="preserve">Bukhari 15</w:t>
-      </w:r>
-    </w:p>
-    <w:p>
-      <w:pPr>
-        <w:spacing w:after="60"/>
-      </w:pPr>
-      <w:r>
-        <w:rPr>
-          <w:rFonts w:ascii="Cormorant Garamond" w:cs="Cormorant Garamond" w:eastAsia="Cormorant Garamond" w:hAnsi="Cormorant Garamond"/>
-          <w:sz w:val="22"/>
-          <w:szCs w:val="22"/>
-        </w:rPr>
-        <w:t xml:space="preserve">Le Prophète ﷺ a dit : "Nul n'est véritablement croyant tant que je ne suis pas plus cher à ses yeux que son enfant, son père et tous les gens."</w:t>
-      </w:r>
-    </w:p>
-    <w:p>
-      <w:pPr>
-        <w:pBdr>
-          <w:bottom w:val="single" w:color="CCCCCC" w:sz="1"/>
-        </w:pBdr>
-        <w:spacing w:after="200" w:before="200"/>
-      </w:pPr>
-    </w:p>
-    <w:p>
-      <w:pPr>
-        <w:spacing w:after="80"/>
-      </w:pPr>
-      <w:r>
-        <w:rPr>
-          <w:rFonts w:ascii="Cormorant Garamond" w:cs="Cormorant Garamond" w:eastAsia="Cormorant Garamond" w:hAnsi="Cormorant Garamond"/>
-          <w:b/>
-          <w:bCs/>
-          <w:sz w:val="28"/>
-          <w:szCs w:val="28"/>
-        </w:rPr>
-        <w:t xml:space="preserve">Fait 386</w:t>
-      </w:r>
-    </w:p>
-    <w:p>
-      <w:pPr>
-        <w:spacing w:after="80"/>
-      </w:pPr>
-      <w:r>
-        <w:rPr>
-          <w:rFonts w:ascii="Cormorant Garamond" w:cs="Cormorant Garamond" w:eastAsia="Cormorant Garamond" w:hAnsi="Cormorant Garamond"/>
-          <w:i/>
-          <w:iCs/>
-          <w:color w:val="888888"/>
-          <w:sz w:val="20"/>
-          <w:szCs w:val="20"/>
-        </w:rPr>
-        <w:t xml:space="preserve">Bukhari 3</w:t>
-      </w:r>
-    </w:p>
-    <w:p>
-      <w:pPr>
-        <w:spacing w:after="60"/>
-      </w:pPr>
-      <w:r>
-        <w:rPr>
-          <w:rFonts w:ascii="Cormorant Garamond" w:cs="Cormorant Garamond" w:eastAsia="Cormorant Garamond" w:hAnsi="Cormorant Garamond"/>
-          <w:sz w:val="22"/>
-          <w:szCs w:val="22"/>
-        </w:rPr>
-        <w:t xml:space="preserve">La grotte de Hira, où le Prophète ﷺ reçut la première révélation, se trouve sur le mont An-Nour près de La Mecque.</w:t>
-      </w:r>
-    </w:p>
-    <w:p>
-      <w:pPr>
-        <w:pBdr>
-          <w:bottom w:val="single" w:color="CCCCCC" w:sz="1"/>
-        </w:pBdr>
-        <w:spacing w:after="200" w:before="200"/>
-      </w:pPr>
-    </w:p>
-    <w:p>
-      <w:pPr>
-        <w:spacing w:after="80"/>
-      </w:pPr>
-      <w:r>
-        <w:rPr>
-          <w:rFonts w:ascii="Cormorant Garamond" w:cs="Cormorant Garamond" w:eastAsia="Cormorant Garamond" w:hAnsi="Cormorant Garamond"/>
-          <w:b/>
-          <w:bCs/>
-          <w:sz w:val="28"/>
-          <w:szCs w:val="28"/>
-        </w:rPr>
-        <w:t xml:space="preserve">Fait 387</w:t>
-      </w:r>
-    </w:p>
-    <w:p>
-      <w:pPr>
-        <w:spacing w:after="80"/>
-      </w:pPr>
-      <w:r>
-        <w:rPr>
-          <w:rFonts w:ascii="Cormorant Garamond" w:cs="Cormorant Garamond" w:eastAsia="Cormorant Garamond" w:hAnsi="Cormorant Garamond"/>
-          <w:i/>
-          <w:iCs/>
-          <w:color w:val="888888"/>
-          <w:sz w:val="20"/>
-          <w:szCs w:val="20"/>
-        </w:rPr>
-        <w:t xml:space="preserve">Tirmidhi 1954</w:t>
-      </w:r>
-    </w:p>
-    <w:p>
-      <w:pPr>
-        <w:spacing w:after="60"/>
-      </w:pPr>
-      <w:r>
-        <w:rPr>
-          <w:rFonts w:ascii="Cormorant Garamond" w:cs="Cormorant Garamond" w:eastAsia="Cormorant Garamond" w:hAnsi="Cormorant Garamond"/>
-          <w:sz w:val="22"/>
-          <w:szCs w:val="22"/>
-        </w:rPr>
-        <w:t xml:space="preserve">Le Prophète ﷺ a dit : "Celui qui ne remercie pas les gens ne remercie pas Allah."</w:t>
-      </w:r>
-    </w:p>
-    <w:p>
-      <w:pPr>
-        <w:pBdr>
-          <w:bottom w:val="single" w:color="CCCCCC" w:sz="1"/>
-        </w:pBdr>
-        <w:spacing w:after="200" w:before="200"/>
-      </w:pPr>
-    </w:p>
-    <w:p>
-      <w:pPr>
-        <w:spacing w:after="80"/>
-      </w:pPr>
-      <w:r>
-        <w:rPr>
-          <w:rFonts w:ascii="Cormorant Garamond" w:cs="Cormorant Garamond" w:eastAsia="Cormorant Garamond" w:hAnsi="Cormorant Garamond"/>
-          <w:b/>
-          <w:bCs/>
-          <w:sz w:val="28"/>
-          <w:szCs w:val="28"/>
-        </w:rPr>
-        <w:t xml:space="preserve">Fait 388</w:t>
-      </w:r>
-    </w:p>
-    <w:p>
-      <w:pPr>
-        <w:spacing w:after="80"/>
-      </w:pPr>
-      <w:r>
-        <w:rPr>
-          <w:rFonts w:ascii="Cormorant Garamond" w:cs="Cormorant Garamond" w:eastAsia="Cormorant Garamond" w:hAnsi="Cormorant Garamond"/>
-          <w:i/>
-          <w:iCs/>
-          <w:color w:val="888888"/>
-          <w:sz w:val="20"/>
-          <w:szCs w:val="20"/>
-        </w:rPr>
-        <w:t xml:space="preserve">Tirmidhi 2018</w:t>
-      </w:r>
-    </w:p>
-    <w:p>
-      <w:pPr>
-        <w:spacing w:after="60"/>
-      </w:pPr>
-      <w:r>
-        <w:rPr>
-          <w:rFonts w:ascii="Cormorant Garamond" w:cs="Cormorant Garamond" w:eastAsia="Cormorant Garamond" w:hAnsi="Cormorant Garamond"/>
-          <w:sz w:val="22"/>
-          <w:szCs w:val="22"/>
-        </w:rPr>
-        <w:t xml:space="preserve">Le Prophète ﷺ a dit : "Les plus proches de moi le Jour du Jugement seront ceux qui ont le meilleur caractère."</w:t>
-      </w:r>
-    </w:p>
-    <w:p>
-      <w:pPr>
-        <w:pBdr>
-          <w:bottom w:val="single" w:color="CCCCCC" w:sz="1"/>
-        </w:pBdr>
-        <w:spacing w:after="200" w:before="200"/>
-      </w:pPr>
-    </w:p>
-    <w:p>
-      <w:pPr>
-        <w:spacing w:after="80"/>
-      </w:pPr>
-      <w:r>
-        <w:rPr>
-          <w:rFonts w:ascii="Cormorant Garamond" w:cs="Cormorant Garamond" w:eastAsia="Cormorant Garamond" w:hAnsi="Cormorant Garamond"/>
-          <w:b/>
-          <w:bCs/>
-          <w:sz w:val="28"/>
-          <w:szCs w:val="28"/>
-        </w:rPr>
-        <w:t xml:space="preserve">Fait 389</w:t>
-      </w:r>
-    </w:p>
-    <w:p>
-      <w:pPr>
-        <w:spacing w:after="80"/>
-      </w:pPr>
-      <w:r>
-        <w:rPr>
-          <w:rFonts w:ascii="Cormorant Garamond" w:cs="Cormorant Garamond" w:eastAsia="Cormorant Garamond" w:hAnsi="Cormorant Garamond"/>
-          <w:i/>
-          <w:iCs/>
-          <w:color w:val="888888"/>
-          <w:sz w:val="20"/>
-          <w:szCs w:val="20"/>
-        </w:rPr>
-        <w:t xml:space="preserve">Bukhari 6019</w:t>
-      </w:r>
-    </w:p>
-    <w:p>
-      <w:pPr>
-        <w:spacing w:after="60"/>
-      </w:pPr>
-      <w:r>
-        <w:rPr>
-          <w:rFonts w:ascii="Cormorant Garamond" w:cs="Cormorant Garamond" w:eastAsia="Cormorant Garamond" w:hAnsi="Cormorant Garamond"/>
-          <w:sz w:val="22"/>
-          <w:szCs w:val="22"/>
-        </w:rPr>
-        <w:t xml:space="preserve">Le Prophète ﷺ a dit : "Celui qui croit en Allah et au Jour dernier, qu'il honore son voisin."</w:t>
+        <w:t xml:space="preserve">Jabir ibn Hayyan, alchimiste musulman du 8e siècle, est considéré comme l'un des pères de la chimie.</w:t>
       </w:r>
     </w:p>
     <w:p>
@@ -20258,6 +20258,422 @@
           <w:sz w:val="20"/>
           <w:szCs w:val="20"/>
         </w:rPr>
+        <w:t xml:space="preserve">Muslim 2699</w:t>
+      </w:r>
+    </w:p>
+    <w:p>
+      <w:pPr>
+        <w:spacing w:after="60"/>
+      </w:pPr>
+      <w:r>
+        <w:rPr>
+          <w:rFonts w:ascii="Cormorant Garamond" w:cs="Cormorant Garamond" w:eastAsia="Cormorant Garamond" w:hAnsi="Cormorant Garamond"/>
+          <w:sz w:val="22"/>
+          <w:szCs w:val="22"/>
+        </w:rPr>
+        <w:t xml:space="preserve">Le Prophète ﷺ a dit : "Celui qui soulage un croyant d'une difficulté, Allah le soulagera d'une difficulté le Jour du Jugement."</w:t>
+      </w:r>
+    </w:p>
+    <w:p>
+      <w:pPr>
+        <w:pBdr>
+          <w:bottom w:val="single" w:color="CCCCCC" w:sz="1"/>
+        </w:pBdr>
+        <w:spacing w:after="200" w:before="200"/>
+      </w:pPr>
+    </w:p>
+    <w:p>
+      <w:pPr>
+        <w:spacing w:after="80"/>
+      </w:pPr>
+      <w:r>
+        <w:rPr>
+          <w:rFonts w:ascii="Cormorant Garamond" w:cs="Cormorant Garamond" w:eastAsia="Cormorant Garamond" w:hAnsi="Cormorant Garamond"/>
+          <w:b/>
+          <w:bCs/>
+          <w:sz w:val="28"/>
+          <w:szCs w:val="28"/>
+        </w:rPr>
+        <w:t xml:space="preserve">Fait 391</w:t>
+      </w:r>
+    </w:p>
+    <w:p>
+      <w:pPr>
+        <w:spacing w:after="80"/>
+      </w:pPr>
+      <w:r>
+        <w:rPr>
+          <w:rFonts w:ascii="Cormorant Garamond" w:cs="Cormorant Garamond" w:eastAsia="Cormorant Garamond" w:hAnsi="Cormorant Garamond"/>
+          <w:i/>
+          <w:iCs/>
+          <w:color w:val="888888"/>
+          <w:sz w:val="20"/>
+          <w:szCs w:val="20"/>
+        </w:rPr>
+        <w:t xml:space="preserve">Muslim 2309</w:t>
+      </w:r>
+    </w:p>
+    <w:p>
+      <w:pPr>
+        <w:spacing w:after="60"/>
+      </w:pPr>
+      <w:r>
+        <w:rPr>
+          <w:rFonts w:ascii="Cormorant Garamond" w:cs="Cormorant Garamond" w:eastAsia="Cormorant Garamond" w:hAnsi="Cormorant Garamond"/>
+          <w:sz w:val="22"/>
+          <w:szCs w:val="22"/>
+        </w:rPr>
+        <w:t xml:space="preserve">Le Prophète ﷺ vivait simplement et se comportait avec humilité avec ses Compagnons.</w:t>
+      </w:r>
+    </w:p>
+    <w:p>
+      <w:pPr>
+        <w:pBdr>
+          <w:bottom w:val="single" w:color="CCCCCC" w:sz="1"/>
+        </w:pBdr>
+        <w:spacing w:after="200" w:before="200"/>
+      </w:pPr>
+    </w:p>
+    <w:p>
+      <w:pPr>
+        <w:spacing w:after="80"/>
+      </w:pPr>
+      <w:r>
+        <w:rPr>
+          <w:rFonts w:ascii="Cormorant Garamond" w:cs="Cormorant Garamond" w:eastAsia="Cormorant Garamond" w:hAnsi="Cormorant Garamond"/>
+          <w:b/>
+          <w:bCs/>
+          <w:sz w:val="28"/>
+          <w:szCs w:val="28"/>
+        </w:rPr>
+        <w:t xml:space="preserve">Fait 392</w:t>
+      </w:r>
+    </w:p>
+    <w:p>
+      <w:pPr>
+        <w:spacing w:after="80"/>
+      </w:pPr>
+      <w:r>
+        <w:rPr>
+          <w:rFonts w:ascii="Cormorant Garamond" w:cs="Cormorant Garamond" w:eastAsia="Cormorant Garamond" w:hAnsi="Cormorant Garamond"/>
+          <w:i/>
+          <w:iCs/>
+          <w:color w:val="888888"/>
+          <w:sz w:val="20"/>
+          <w:szCs w:val="20"/>
+        </w:rPr>
+        <w:t xml:space="preserve">Coran 23:12-14</w:t>
+      </w:r>
+    </w:p>
+    <w:p>
+      <w:pPr>
+        <w:spacing w:after="60"/>
+      </w:pPr>
+      <w:r>
+        <w:rPr>
+          <w:rFonts w:ascii="Cormorant Garamond" w:cs="Cormorant Garamond" w:eastAsia="Cormorant Garamond" w:hAnsi="Cormorant Garamond"/>
+          <w:sz w:val="22"/>
+          <w:szCs w:val="22"/>
+        </w:rPr>
+        <w:t xml:space="preserve">Le Coran décrit les étapes du développement embryonnaire humain.</w:t>
+      </w:r>
+    </w:p>
+    <w:p>
+      <w:pPr>
+        <w:pBdr>
+          <w:bottom w:val="single" w:color="CCCCCC" w:sz="1"/>
+        </w:pBdr>
+        <w:spacing w:after="200" w:before="200"/>
+      </w:pPr>
+    </w:p>
+    <w:p>
+      <w:pPr>
+        <w:spacing w:after="80"/>
+      </w:pPr>
+      <w:r>
+        <w:rPr>
+          <w:rFonts w:ascii="Cormorant Garamond" w:cs="Cormorant Garamond" w:eastAsia="Cormorant Garamond" w:hAnsi="Cormorant Garamond"/>
+          <w:b/>
+          <w:bCs/>
+          <w:sz w:val="28"/>
+          <w:szCs w:val="28"/>
+        </w:rPr>
+        <w:t xml:space="preserve">Fait 393</w:t>
+      </w:r>
+    </w:p>
+    <w:p>
+      <w:pPr>
+        <w:spacing w:after="80"/>
+      </w:pPr>
+      <w:r>
+        <w:rPr>
+          <w:rFonts w:ascii="Cormorant Garamond" w:cs="Cormorant Garamond" w:eastAsia="Cormorant Garamond" w:hAnsi="Cormorant Garamond"/>
+          <w:i/>
+          <w:iCs/>
+          <w:color w:val="888888"/>
+          <w:sz w:val="20"/>
+          <w:szCs w:val="20"/>
+        </w:rPr>
+        <w:t xml:space="preserve">Muslim 2956</w:t>
+      </w:r>
+    </w:p>
+    <w:p>
+      <w:pPr>
+        <w:spacing w:after="60"/>
+      </w:pPr>
+      <w:r>
+        <w:rPr>
+          <w:rFonts w:ascii="Cormorant Garamond" w:cs="Cormorant Garamond" w:eastAsia="Cormorant Garamond" w:hAnsi="Cormorant Garamond"/>
+          <w:sz w:val="22"/>
+          <w:szCs w:val="22"/>
+        </w:rPr>
+        <w:t xml:space="preserve">Le Prophète ﷺ a dit : « Le monde est une prison pour le croyant et un paradis pour le mécréant. » Pas une condamnation de la vie ici. Une mise en perspective : tout ce qui te limite aujourd'hui — les épreuves, les contraintes, les efforts — est minuscule par rapport à ce qui t'attend. Le croyant ne souffre pas du monde. Il en attend mieux.</w:t>
+      </w:r>
+    </w:p>
+    <w:p>
+      <w:pPr>
+        <w:pBdr>
+          <w:bottom w:val="single" w:color="CCCCCC" w:sz="1"/>
+        </w:pBdr>
+        <w:spacing w:after="200" w:before="200"/>
+      </w:pPr>
+    </w:p>
+    <w:p>
+      <w:pPr>
+        <w:spacing w:after="80"/>
+      </w:pPr>
+      <w:r>
+        <w:rPr>
+          <w:rFonts w:ascii="Cormorant Garamond" w:cs="Cormorant Garamond" w:eastAsia="Cormorant Garamond" w:hAnsi="Cormorant Garamond"/>
+          <w:b/>
+          <w:bCs/>
+          <w:sz w:val="28"/>
+          <w:szCs w:val="28"/>
+        </w:rPr>
+        <w:t xml:space="preserve">Fait 394</w:t>
+      </w:r>
+    </w:p>
+    <w:p>
+      <w:pPr>
+        <w:spacing w:after="80"/>
+      </w:pPr>
+      <w:r>
+        <w:rPr>
+          <w:rFonts w:ascii="Cormorant Garamond" w:cs="Cormorant Garamond" w:eastAsia="Cormorant Garamond" w:hAnsi="Cormorant Garamond"/>
+          <w:i/>
+          <w:iCs/>
+          <w:color w:val="888888"/>
+          <w:sz w:val="20"/>
+          <w:szCs w:val="20"/>
+        </w:rPr>
+        <w:t xml:space="preserve">Bayhaqi, Shu'ab al-Iman</w:t>
+      </w:r>
+    </w:p>
+    <w:p>
+      <w:pPr>
+        <w:spacing w:after="60"/>
+      </w:pPr>
+      <w:r>
+        <w:rPr>
+          <w:rFonts w:ascii="Cormorant Garamond" w:cs="Cormorant Garamond" w:eastAsia="Cormorant Garamond" w:hAnsi="Cormorant Garamond"/>
+          <w:sz w:val="22"/>
+          <w:szCs w:val="22"/>
+        </w:rPr>
+        <w:t xml:space="preserve">Le Prophète ﷺ a dit : "Allah aime que lorsque l'un de vous fait un travail, il le fasse avec excellence (itqan)."</w:t>
+      </w:r>
+    </w:p>
+    <w:p>
+      <w:pPr>
+        <w:pBdr>
+          <w:bottom w:val="single" w:color="CCCCCC" w:sz="1"/>
+        </w:pBdr>
+        <w:spacing w:after="200" w:before="200"/>
+      </w:pPr>
+    </w:p>
+    <w:p>
+      <w:pPr>
+        <w:spacing w:after="80"/>
+      </w:pPr>
+      <w:r>
+        <w:rPr>
+          <w:rFonts w:ascii="Cormorant Garamond" w:cs="Cormorant Garamond" w:eastAsia="Cormorant Garamond" w:hAnsi="Cormorant Garamond"/>
+          <w:b/>
+          <w:bCs/>
+          <w:sz w:val="28"/>
+          <w:szCs w:val="28"/>
+        </w:rPr>
+        <w:t xml:space="preserve">Fait 395</w:t>
+      </w:r>
+    </w:p>
+    <w:p>
+      <w:pPr>
+        <w:spacing w:after="80"/>
+      </w:pPr>
+      <w:r>
+        <w:rPr>
+          <w:rFonts w:ascii="Cormorant Garamond" w:cs="Cormorant Garamond" w:eastAsia="Cormorant Garamond" w:hAnsi="Cormorant Garamond"/>
+          <w:i/>
+          <w:iCs/>
+          <w:color w:val="888888"/>
+          <w:sz w:val="20"/>
+          <w:szCs w:val="20"/>
+        </w:rPr>
+        <w:t xml:space="preserve">Bukhari 5988</w:t>
+      </w:r>
+    </w:p>
+    <w:p>
+      <w:pPr>
+        <w:spacing w:after="60"/>
+      </w:pPr>
+      <w:r>
+        <w:rPr>
+          <w:rFonts w:ascii="Cormorant Garamond" w:cs="Cormorant Garamond" w:eastAsia="Cormorant Garamond" w:hAnsi="Cormorant Garamond"/>
+          <w:sz w:val="22"/>
+          <w:szCs w:val="22"/>
+        </w:rPr>
+        <w:t xml:space="preserve">Le Prophète ﷺ a dit : "Les liens de parenté sont accrochés au Trône d'Allah."</w:t>
+      </w:r>
+    </w:p>
+    <w:p>
+      <w:pPr>
+        <w:pBdr>
+          <w:bottom w:val="single" w:color="CCCCCC" w:sz="1"/>
+        </w:pBdr>
+        <w:spacing w:after="200" w:before="200"/>
+      </w:pPr>
+    </w:p>
+    <w:p>
+      <w:pPr>
+        <w:spacing w:after="80"/>
+      </w:pPr>
+      <w:r>
+        <w:rPr>
+          <w:rFonts w:ascii="Cormorant Garamond" w:cs="Cormorant Garamond" w:eastAsia="Cormorant Garamond" w:hAnsi="Cormorant Garamond"/>
+          <w:b/>
+          <w:bCs/>
+          <w:sz w:val="28"/>
+          <w:szCs w:val="28"/>
+        </w:rPr>
+        <w:t xml:space="preserve">Fait 396</w:t>
+      </w:r>
+    </w:p>
+    <w:p>
+      <w:pPr>
+        <w:spacing w:after="80"/>
+      </w:pPr>
+      <w:r>
+        <w:rPr>
+          <w:rFonts w:ascii="Cormorant Garamond" w:cs="Cormorant Garamond" w:eastAsia="Cormorant Garamond" w:hAnsi="Cormorant Garamond"/>
+          <w:i/>
+          <w:iCs/>
+          <w:color w:val="888888"/>
+          <w:sz w:val="20"/>
+          <w:szCs w:val="20"/>
+        </w:rPr>
+        <w:t xml:space="preserve">Bukhari 1427</w:t>
+      </w:r>
+    </w:p>
+    <w:p>
+      <w:pPr>
+        <w:spacing w:after="60"/>
+      </w:pPr>
+      <w:r>
+        <w:rPr>
+          <w:rFonts w:ascii="Cormorant Garamond" w:cs="Cormorant Garamond" w:eastAsia="Cormorant Garamond" w:hAnsi="Cormorant Garamond"/>
+          <w:sz w:val="22"/>
+          <w:szCs w:val="22"/>
+        </w:rPr>
+        <w:t xml:space="preserve">Le Prophète ﷺ a dit : "La main qui donne est meilleure que la main qui reçoit."</w:t>
+      </w:r>
+    </w:p>
+    <w:p>
+      <w:pPr>
+        <w:pBdr>
+          <w:bottom w:val="single" w:color="CCCCCC" w:sz="1"/>
+        </w:pBdr>
+        <w:spacing w:after="200" w:before="200"/>
+      </w:pPr>
+    </w:p>
+    <w:p>
+      <w:pPr>
+        <w:spacing w:after="80"/>
+      </w:pPr>
+      <w:r>
+        <w:rPr>
+          <w:rFonts w:ascii="Cormorant Garamond" w:cs="Cormorant Garamond" w:eastAsia="Cormorant Garamond" w:hAnsi="Cormorant Garamond"/>
+          <w:b/>
+          <w:bCs/>
+          <w:sz w:val="28"/>
+          <w:szCs w:val="28"/>
+        </w:rPr>
+        <w:t xml:space="preserve">Fait 397</w:t>
+      </w:r>
+    </w:p>
+    <w:p>
+      <w:pPr>
+        <w:spacing w:after="80"/>
+      </w:pPr>
+      <w:r>
+        <w:rPr>
+          <w:rFonts w:ascii="Cormorant Garamond" w:cs="Cormorant Garamond" w:eastAsia="Cormorant Garamond" w:hAnsi="Cormorant Garamond"/>
+          <w:i/>
+          <w:iCs/>
+          <w:color w:val="888888"/>
+          <w:sz w:val="20"/>
+          <w:szCs w:val="20"/>
+        </w:rPr>
+        <w:t xml:space="preserve">Muslim 91</w:t>
+      </w:r>
+    </w:p>
+    <w:p>
+      <w:pPr>
+        <w:spacing w:after="60"/>
+      </w:pPr>
+      <w:r>
+        <w:rPr>
+          <w:rFonts w:ascii="Cormorant Garamond" w:cs="Cormorant Garamond" w:eastAsia="Cormorant Garamond" w:hAnsi="Cormorant Garamond"/>
+          <w:sz w:val="22"/>
+          <w:szCs w:val="22"/>
+        </w:rPr>
+        <w:t xml:space="preserve">Le Prophète ﷺ a dit : "N'entrera pas au Paradis celui qui a dans son cœur le poids d'un atome d'orgueil."</w:t>
+      </w:r>
+    </w:p>
+    <w:p>
+      <w:pPr>
+        <w:pBdr>
+          <w:bottom w:val="single" w:color="CCCCCC" w:sz="1"/>
+        </w:pBdr>
+        <w:spacing w:after="200" w:before="200"/>
+      </w:pPr>
+    </w:p>
+    <w:p>
+      <w:pPr>
+        <w:spacing w:after="80"/>
+      </w:pPr>
+      <w:r>
+        <w:rPr>
+          <w:rFonts w:ascii="Cormorant Garamond" w:cs="Cormorant Garamond" w:eastAsia="Cormorant Garamond" w:hAnsi="Cormorant Garamond"/>
+          <w:b/>
+          <w:bCs/>
+          <w:sz w:val="28"/>
+          <w:szCs w:val="28"/>
+        </w:rPr>
+        <w:t xml:space="preserve">Fait 398</w:t>
+      </w:r>
+    </w:p>
+    <w:p>
+      <w:pPr>
+        <w:spacing w:after="80"/>
+      </w:pPr>
+      <w:r>
+        <w:rPr>
+          <w:rFonts w:ascii="Cormorant Garamond" w:cs="Cormorant Garamond" w:eastAsia="Cormorant Garamond" w:hAnsi="Cormorant Garamond"/>
+          <w:i/>
+          <w:iCs/>
+          <w:color w:val="888888"/>
+          <w:sz w:val="20"/>
+          <w:szCs w:val="20"/>
+        </w:rPr>
         <w:t xml:space="preserve">Étude linguistique du Coran</w:t>
       </w:r>
     </w:p>
@@ -20271,82 +20687,30 @@
           <w:sz w:val="22"/>
           <w:szCs w:val="22"/>
         </w:rPr>
-        <w:t xml:space="preserve">Le mot "qalb" (cœur) et ses dérivés apparaissent plus de 130 fois dans le Coran.</w:t>
-      </w:r>
-    </w:p>
-    <w:p>
-      <w:pPr>
-        <w:pBdr>
-          <w:bottom w:val="single" w:color="CCCCCC" w:sz="1"/>
-        </w:pBdr>
-        <w:spacing w:after="200" w:before="200"/>
-      </w:pPr>
-    </w:p>
-    <w:p>
-      <w:pPr>
-        <w:spacing w:after="80"/>
-      </w:pPr>
-      <w:r>
-        <w:rPr>
-          <w:rFonts w:ascii="Cormorant Garamond" w:cs="Cormorant Garamond" w:eastAsia="Cormorant Garamond" w:hAnsi="Cormorant Garamond"/>
-          <w:b/>
-          <w:bCs/>
-          <w:sz w:val="28"/>
-          <w:szCs w:val="28"/>
-        </w:rPr>
-        <w:t xml:space="preserve">Fait 391</w:t>
-      </w:r>
-    </w:p>
-    <w:p>
-      <w:pPr>
-        <w:spacing w:after="80"/>
-      </w:pPr>
-      <w:r>
-        <w:rPr>
-          <w:rFonts w:ascii="Cormorant Garamond" w:cs="Cormorant Garamond" w:eastAsia="Cormorant Garamond" w:hAnsi="Cormorant Garamond"/>
-          <w:i/>
-          <w:iCs/>
-          <w:color w:val="888888"/>
-          <w:sz w:val="20"/>
-          <w:szCs w:val="20"/>
-        </w:rPr>
-        <w:t xml:space="preserve">Bukhari 7376</w:t>
-      </w:r>
-    </w:p>
-    <w:p>
-      <w:pPr>
-        <w:spacing w:after="60"/>
-      </w:pPr>
-      <w:r>
-        <w:rPr>
-          <w:rFonts w:ascii="Cormorant Garamond" w:cs="Cormorant Garamond" w:eastAsia="Cormorant Garamond" w:hAnsi="Cormorant Garamond"/>
-          <w:sz w:val="22"/>
-          <w:szCs w:val="22"/>
-        </w:rPr>
-        <w:t xml:space="preserve">Le Prophète ﷺ a dit : "Dieu ne fait pas miséricorde à celui qui ne fait pas miséricorde aux gens."</w:t>
-      </w:r>
-    </w:p>
-    <w:p>
-      <w:pPr>
-        <w:pBdr>
-          <w:bottom w:val="single" w:color="CCCCCC" w:sz="1"/>
-        </w:pBdr>
-        <w:spacing w:after="200" w:before="200"/>
-      </w:pPr>
-    </w:p>
-    <w:p>
-      <w:pPr>
-        <w:spacing w:after="80"/>
-      </w:pPr>
-      <w:r>
-        <w:rPr>
-          <w:rFonts w:ascii="Cormorant Garamond" w:cs="Cormorant Garamond" w:eastAsia="Cormorant Garamond" w:hAnsi="Cormorant Garamond"/>
-          <w:b/>
-          <w:bCs/>
-          <w:sz w:val="28"/>
-          <w:szCs w:val="28"/>
-        </w:rPr>
-        <w:t xml:space="preserve">Fait 392</w:t>
+        <w:t xml:space="preserve">Le mot "ilm" (science/savoir) et ses dérivés apparaissent des centaines de fois dans le Coran.</w:t>
+      </w:r>
+    </w:p>
+    <w:p>
+      <w:pPr>
+        <w:pBdr>
+          <w:bottom w:val="single" w:color="CCCCCC" w:sz="1"/>
+        </w:pBdr>
+        <w:spacing w:after="200" w:before="200"/>
+      </w:pPr>
+    </w:p>
+    <w:p>
+      <w:pPr>
+        <w:spacing w:after="80"/>
+      </w:pPr>
+      <w:r>
+        <w:rPr>
+          <w:rFonts w:ascii="Cormorant Garamond" w:cs="Cormorant Garamond" w:eastAsia="Cormorant Garamond" w:hAnsi="Cormorant Garamond"/>
+          <w:b/>
+          <w:bCs/>
+          <w:sz w:val="28"/>
+          <w:szCs w:val="28"/>
+        </w:rPr>
+        <w:t xml:space="preserve">Fait 399</w:t>
       </w:r>
     </w:p>
     <w:p>
@@ -20375,371 +20739,7 @@
           <w:sz w:val="22"/>
           <w:szCs w:val="22"/>
         </w:rPr>
-        <w:t xml:space="preserve">Jabir ibn Hayyan, alchimiste musulman du 8e siècle, est considéré comme l'un des pères de la chimie.</w:t>
-      </w:r>
-    </w:p>
-    <w:p>
-      <w:pPr>
-        <w:pBdr>
-          <w:bottom w:val="single" w:color="CCCCCC" w:sz="1"/>
-        </w:pBdr>
-        <w:spacing w:after="200" w:before="200"/>
-      </w:pPr>
-    </w:p>
-    <w:p>
-      <w:pPr>
-        <w:spacing w:after="80"/>
-      </w:pPr>
-      <w:r>
-        <w:rPr>
-          <w:rFonts w:ascii="Cormorant Garamond" w:cs="Cormorant Garamond" w:eastAsia="Cormorant Garamond" w:hAnsi="Cormorant Garamond"/>
-          <w:b/>
-          <w:bCs/>
-          <w:sz w:val="28"/>
-          <w:szCs w:val="28"/>
-        </w:rPr>
-        <w:t xml:space="preserve">Fait 393</w:t>
-      </w:r>
-    </w:p>
-    <w:p>
-      <w:pPr>
-        <w:spacing w:after="80"/>
-      </w:pPr>
-      <w:r>
-        <w:rPr>
-          <w:rFonts w:ascii="Cormorant Garamond" w:cs="Cormorant Garamond" w:eastAsia="Cormorant Garamond" w:hAnsi="Cormorant Garamond"/>
-          <w:i/>
-          <w:iCs/>
-          <w:color w:val="888888"/>
-          <w:sz w:val="20"/>
-          <w:szCs w:val="20"/>
-        </w:rPr>
-        <w:t xml:space="preserve">Muslim 2699</w:t>
-      </w:r>
-    </w:p>
-    <w:p>
-      <w:pPr>
-        <w:spacing w:after="60"/>
-      </w:pPr>
-      <w:r>
-        <w:rPr>
-          <w:rFonts w:ascii="Cormorant Garamond" w:cs="Cormorant Garamond" w:eastAsia="Cormorant Garamond" w:hAnsi="Cormorant Garamond"/>
-          <w:sz w:val="22"/>
-          <w:szCs w:val="22"/>
-        </w:rPr>
-        <w:t xml:space="preserve">Le Prophète ﷺ a dit : "Celui qui soulage un croyant d'une difficulté, Allah le soulagera d'une difficulté le Jour du Jugement."</w:t>
-      </w:r>
-    </w:p>
-    <w:p>
-      <w:pPr>
-        <w:pBdr>
-          <w:bottom w:val="single" w:color="CCCCCC" w:sz="1"/>
-        </w:pBdr>
-        <w:spacing w:after="200" w:before="200"/>
-      </w:pPr>
-    </w:p>
-    <w:p>
-      <w:pPr>
-        <w:spacing w:after="80"/>
-      </w:pPr>
-      <w:r>
-        <w:rPr>
-          <w:rFonts w:ascii="Cormorant Garamond" w:cs="Cormorant Garamond" w:eastAsia="Cormorant Garamond" w:hAnsi="Cormorant Garamond"/>
-          <w:b/>
-          <w:bCs/>
-          <w:sz w:val="28"/>
-          <w:szCs w:val="28"/>
-        </w:rPr>
-        <w:t xml:space="preserve">Fait 394</w:t>
-      </w:r>
-    </w:p>
-    <w:p>
-      <w:pPr>
-        <w:spacing w:after="80"/>
-      </w:pPr>
-      <w:r>
-        <w:rPr>
-          <w:rFonts w:ascii="Cormorant Garamond" w:cs="Cormorant Garamond" w:eastAsia="Cormorant Garamond" w:hAnsi="Cormorant Garamond"/>
-          <w:i/>
-          <w:iCs/>
-          <w:color w:val="888888"/>
-          <w:sz w:val="20"/>
-          <w:szCs w:val="20"/>
-        </w:rPr>
-        <w:t xml:space="preserve">Muslim 2309</w:t>
-      </w:r>
-    </w:p>
-    <w:p>
-      <w:pPr>
-        <w:spacing w:after="60"/>
-      </w:pPr>
-      <w:r>
-        <w:rPr>
-          <w:rFonts w:ascii="Cormorant Garamond" w:cs="Cormorant Garamond" w:eastAsia="Cormorant Garamond" w:hAnsi="Cormorant Garamond"/>
-          <w:sz w:val="22"/>
-          <w:szCs w:val="22"/>
-        </w:rPr>
-        <w:t xml:space="preserve">Le Prophète ﷺ vivait simplement et se comportait avec humilité avec ses Compagnons.</w:t>
-      </w:r>
-    </w:p>
-    <w:p>
-      <w:pPr>
-        <w:pBdr>
-          <w:bottom w:val="single" w:color="CCCCCC" w:sz="1"/>
-        </w:pBdr>
-        <w:spacing w:after="200" w:before="200"/>
-      </w:pPr>
-    </w:p>
-    <w:p>
-      <w:pPr>
-        <w:spacing w:after="80"/>
-      </w:pPr>
-      <w:r>
-        <w:rPr>
-          <w:rFonts w:ascii="Cormorant Garamond" w:cs="Cormorant Garamond" w:eastAsia="Cormorant Garamond" w:hAnsi="Cormorant Garamond"/>
-          <w:b/>
-          <w:bCs/>
-          <w:sz w:val="28"/>
-          <w:szCs w:val="28"/>
-        </w:rPr>
-        <w:t xml:space="preserve">Fait 395</w:t>
-      </w:r>
-    </w:p>
-    <w:p>
-      <w:pPr>
-        <w:spacing w:after="80"/>
-      </w:pPr>
-      <w:r>
-        <w:rPr>
-          <w:rFonts w:ascii="Cormorant Garamond" w:cs="Cormorant Garamond" w:eastAsia="Cormorant Garamond" w:hAnsi="Cormorant Garamond"/>
-          <w:i/>
-          <w:iCs/>
-          <w:color w:val="888888"/>
-          <w:sz w:val="20"/>
-          <w:szCs w:val="20"/>
-        </w:rPr>
-        <w:t xml:space="preserve">Coran 23:12-14</w:t>
-      </w:r>
-    </w:p>
-    <w:p>
-      <w:pPr>
-        <w:spacing w:after="60"/>
-      </w:pPr>
-      <w:r>
-        <w:rPr>
-          <w:rFonts w:ascii="Cormorant Garamond" w:cs="Cormorant Garamond" w:eastAsia="Cormorant Garamond" w:hAnsi="Cormorant Garamond"/>
-          <w:sz w:val="22"/>
-          <w:szCs w:val="22"/>
-        </w:rPr>
-        <w:t xml:space="preserve">Le Coran décrit les étapes du développement embryonnaire humain.</w:t>
-      </w:r>
-    </w:p>
-    <w:p>
-      <w:pPr>
-        <w:pBdr>
-          <w:bottom w:val="single" w:color="CCCCCC" w:sz="1"/>
-        </w:pBdr>
-        <w:spacing w:after="200" w:before="200"/>
-      </w:pPr>
-    </w:p>
-    <w:p>
-      <w:pPr>
-        <w:spacing w:after="80"/>
-      </w:pPr>
-      <w:r>
-        <w:rPr>
-          <w:rFonts w:ascii="Cormorant Garamond" w:cs="Cormorant Garamond" w:eastAsia="Cormorant Garamond" w:hAnsi="Cormorant Garamond"/>
-          <w:b/>
-          <w:bCs/>
-          <w:sz w:val="28"/>
-          <w:szCs w:val="28"/>
-        </w:rPr>
-        <w:t xml:space="preserve">Fait 396</w:t>
-      </w:r>
-    </w:p>
-    <w:p>
-      <w:pPr>
-        <w:spacing w:after="80"/>
-      </w:pPr>
-      <w:r>
-        <w:rPr>
-          <w:rFonts w:ascii="Cormorant Garamond" w:cs="Cormorant Garamond" w:eastAsia="Cormorant Garamond" w:hAnsi="Cormorant Garamond"/>
-          <w:i/>
-          <w:iCs/>
-          <w:color w:val="888888"/>
-          <w:sz w:val="20"/>
-          <w:szCs w:val="20"/>
-        </w:rPr>
-        <w:t xml:space="preserve">Muslim 2956</w:t>
-      </w:r>
-    </w:p>
-    <w:p>
-      <w:pPr>
-        <w:spacing w:after="60"/>
-      </w:pPr>
-      <w:r>
-        <w:rPr>
-          <w:rFonts w:ascii="Cormorant Garamond" w:cs="Cormorant Garamond" w:eastAsia="Cormorant Garamond" w:hAnsi="Cormorant Garamond"/>
-          <w:sz w:val="22"/>
-          <w:szCs w:val="22"/>
-        </w:rPr>
-        <w:t xml:space="preserve">Le Prophète ﷺ a dit : "Le monde est une prison pour le croyant et un paradis pour le mécréant."</w:t>
-      </w:r>
-    </w:p>
-    <w:p>
-      <w:pPr>
-        <w:pBdr>
-          <w:bottom w:val="single" w:color="CCCCCC" w:sz="1"/>
-        </w:pBdr>
-        <w:spacing w:after="200" w:before="200"/>
-      </w:pPr>
-    </w:p>
-    <w:p>
-      <w:pPr>
-        <w:spacing w:after="80"/>
-      </w:pPr>
-      <w:r>
-        <w:rPr>
-          <w:rFonts w:ascii="Cormorant Garamond" w:cs="Cormorant Garamond" w:eastAsia="Cormorant Garamond" w:hAnsi="Cormorant Garamond"/>
-          <w:b/>
-          <w:bCs/>
-          <w:sz w:val="28"/>
-          <w:szCs w:val="28"/>
-        </w:rPr>
-        <w:t xml:space="preserve">Fait 397</w:t>
-      </w:r>
-    </w:p>
-    <w:p>
-      <w:pPr>
-        <w:spacing w:after="80"/>
-      </w:pPr>
-      <w:r>
-        <w:rPr>
-          <w:rFonts w:ascii="Cormorant Garamond" w:cs="Cormorant Garamond" w:eastAsia="Cormorant Garamond" w:hAnsi="Cormorant Garamond"/>
-          <w:i/>
-          <w:iCs/>
-          <w:color w:val="888888"/>
-          <w:sz w:val="20"/>
-          <w:szCs w:val="20"/>
-        </w:rPr>
-        <w:t xml:space="preserve">Bayhaqi, Shu</w:t>
-      </w:r>
-    </w:p>
-    <w:p>
-      <w:pPr>
-        <w:spacing w:after="60"/>
-      </w:pPr>
-      <w:r>
-        <w:rPr>
-          <w:rFonts w:ascii="Cormorant Garamond" w:cs="Cormorant Garamond" w:eastAsia="Cormorant Garamond" w:hAnsi="Cormorant Garamond"/>
-          <w:sz w:val="22"/>
-          <w:szCs w:val="22"/>
-        </w:rPr>
-        <w:t xml:space="preserve">Le Prophète ﷺ a dit : "Allah aime que lorsque l'un de vous fait un travail, il le fasse avec excellence (itqan)."</w:t>
-      </w:r>
-    </w:p>
-    <w:p>
-      <w:pPr>
-        <w:pBdr>
-          <w:bottom w:val="single" w:color="CCCCCC" w:sz="1"/>
-        </w:pBdr>
-        <w:spacing w:after="200" w:before="200"/>
-      </w:pPr>
-    </w:p>
-    <w:p>
-      <w:pPr>
-        <w:spacing w:after="80"/>
-      </w:pPr>
-      <w:r>
-        <w:rPr>
-          <w:rFonts w:ascii="Cormorant Garamond" w:cs="Cormorant Garamond" w:eastAsia="Cormorant Garamond" w:hAnsi="Cormorant Garamond"/>
-          <w:b/>
-          <w:bCs/>
-          <w:sz w:val="28"/>
-          <w:szCs w:val="28"/>
-        </w:rPr>
-        <w:t xml:space="preserve">Fait 398</w:t>
-      </w:r>
-    </w:p>
-    <w:p>
-      <w:pPr>
-        <w:spacing w:after="80"/>
-      </w:pPr>
-      <w:r>
-        <w:rPr>
-          <w:rFonts w:ascii="Cormorant Garamond" w:cs="Cormorant Garamond" w:eastAsia="Cormorant Garamond" w:hAnsi="Cormorant Garamond"/>
-          <w:i/>
-          <w:iCs/>
-          <w:color w:val="888888"/>
-          <w:sz w:val="20"/>
-          <w:szCs w:val="20"/>
-        </w:rPr>
-        <w:t xml:space="preserve">Bukhari 5988</w:t>
-      </w:r>
-    </w:p>
-    <w:p>
-      <w:pPr>
-        <w:spacing w:after="60"/>
-      </w:pPr>
-      <w:r>
-        <w:rPr>
-          <w:rFonts w:ascii="Cormorant Garamond" w:cs="Cormorant Garamond" w:eastAsia="Cormorant Garamond" w:hAnsi="Cormorant Garamond"/>
-          <w:sz w:val="22"/>
-          <w:szCs w:val="22"/>
-        </w:rPr>
-        <w:t xml:space="preserve">Le Prophète ﷺ a dit : "Les liens de parenté sont accrochés au Trône d'Allah."</w:t>
-      </w:r>
-    </w:p>
-    <w:p>
-      <w:pPr>
-        <w:pBdr>
-          <w:bottom w:val="single" w:color="CCCCCC" w:sz="1"/>
-        </w:pBdr>
-        <w:spacing w:after="200" w:before="200"/>
-      </w:pPr>
-    </w:p>
-    <w:p>
-      <w:pPr>
-        <w:spacing w:after="80"/>
-      </w:pPr>
-      <w:r>
-        <w:rPr>
-          <w:rFonts w:ascii="Cormorant Garamond" w:cs="Cormorant Garamond" w:eastAsia="Cormorant Garamond" w:hAnsi="Cormorant Garamond"/>
-          <w:b/>
-          <w:bCs/>
-          <w:sz w:val="28"/>
-          <w:szCs w:val="28"/>
-        </w:rPr>
-        <w:t xml:space="preserve">Fait 399</w:t>
-      </w:r>
-    </w:p>
-    <w:p>
-      <w:pPr>
-        <w:spacing w:after="80"/>
-      </w:pPr>
-      <w:r>
-        <w:rPr>
-          <w:rFonts w:ascii="Cormorant Garamond" w:cs="Cormorant Garamond" w:eastAsia="Cormorant Garamond" w:hAnsi="Cormorant Garamond"/>
-          <w:i/>
-          <w:iCs/>
-          <w:color w:val="888888"/>
-          <w:sz w:val="20"/>
-          <w:szCs w:val="20"/>
-        </w:rPr>
-        <w:t xml:space="preserve">Bukhari 1427</w:t>
-      </w:r>
-    </w:p>
-    <w:p>
-      <w:pPr>
-        <w:spacing w:after="60"/>
-      </w:pPr>
-      <w:r>
-        <w:rPr>
-          <w:rFonts w:ascii="Cormorant Garamond" w:cs="Cormorant Garamond" w:eastAsia="Cormorant Garamond" w:hAnsi="Cormorant Garamond"/>
-          <w:sz w:val="22"/>
-          <w:szCs w:val="22"/>
-        </w:rPr>
-        <w:t xml:space="preserve">Le Prophète ﷺ a dit : "La main qui donne est meilleure que la main qui reçoit."</w:t>
+        <w:t xml:space="preserve">L'astrolabe, instrument astronomique perfectionné par les musulmans, a guidé les navigateurs pendant des siècles.</w:t>
       </w:r>
     </w:p>
     <w:p>
@@ -20778,6 +20778,786 @@
           <w:sz w:val="20"/>
           <w:szCs w:val="20"/>
         </w:rPr>
+        <w:t xml:space="preserve">Ibn Majah 4032</w:t>
+      </w:r>
+    </w:p>
+    <w:p>
+      <w:pPr>
+        <w:spacing w:after="60"/>
+      </w:pPr>
+      <w:r>
+        <w:rPr>
+          <w:rFonts w:ascii="Cormorant Garamond" w:cs="Cormorant Garamond" w:eastAsia="Cormorant Garamond" w:hAnsi="Cormorant Garamond"/>
+          <w:sz w:val="22"/>
+          <w:szCs w:val="22"/>
+        </w:rPr>
+        <w:t xml:space="preserve">Le Prophète ﷺ a dit : "Le croyant qui se mêle aux gens et supporte leur nuisance a plus de mérite que celui qui ne se mêle pas et ne supporte pas."</w:t>
+      </w:r>
+    </w:p>
+    <w:p>
+      <w:pPr>
+        <w:pBdr>
+          <w:bottom w:val="single" w:color="CCCCCC" w:sz="1"/>
+        </w:pBdr>
+        <w:spacing w:after="200" w:before="200"/>
+      </w:pPr>
+    </w:p>
+    <w:p>
+      <w:pPr>
+        <w:spacing w:after="80"/>
+      </w:pPr>
+      <w:r>
+        <w:rPr>
+          <w:rFonts w:ascii="Cormorant Garamond" w:cs="Cormorant Garamond" w:eastAsia="Cormorant Garamond" w:hAnsi="Cormorant Garamond"/>
+          <w:b/>
+          <w:bCs/>
+          <w:sz w:val="28"/>
+          <w:szCs w:val="28"/>
+        </w:rPr>
+        <w:t xml:space="preserve">Fait 401</w:t>
+      </w:r>
+    </w:p>
+    <w:p>
+      <w:pPr>
+        <w:spacing w:after="80"/>
+      </w:pPr>
+      <w:r>
+        <w:rPr>
+          <w:rFonts w:ascii="Cormorant Garamond" w:cs="Cormorant Garamond" w:eastAsia="Cormorant Garamond" w:hAnsi="Cormorant Garamond"/>
+          <w:i/>
+          <w:iCs/>
+          <w:color w:val="888888"/>
+          <w:sz w:val="20"/>
+          <w:szCs w:val="20"/>
+        </w:rPr>
+        <w:t xml:space="preserve">Bukhari 9, Muslim 35</w:t>
+      </w:r>
+    </w:p>
+    <w:p>
+      <w:pPr>
+        <w:spacing w:after="60"/>
+      </w:pPr>
+      <w:r>
+        <w:rPr>
+          <w:rFonts w:ascii="Cormorant Garamond" w:cs="Cormorant Garamond" w:eastAsia="Cormorant Garamond" w:hAnsi="Cormorant Garamond"/>
+          <w:sz w:val="22"/>
+          <w:szCs w:val="22"/>
+        </w:rPr>
+        <w:t xml:space="preserve">Le Prophète ﷺ a dit : "La foi a plus de soixante-dix branches, dont la plus élevée est La ilaha illallah."</w:t>
+      </w:r>
+    </w:p>
+    <w:p>
+      <w:pPr>
+        <w:pBdr>
+          <w:bottom w:val="single" w:color="CCCCCC" w:sz="1"/>
+        </w:pBdr>
+        <w:spacing w:after="200" w:before="200"/>
+      </w:pPr>
+    </w:p>
+    <w:p>
+      <w:pPr>
+        <w:spacing w:after="80"/>
+      </w:pPr>
+      <w:r>
+        <w:rPr>
+          <w:rFonts w:ascii="Cormorant Garamond" w:cs="Cormorant Garamond" w:eastAsia="Cormorant Garamond" w:hAnsi="Cormorant Garamond"/>
+          <w:b/>
+          <w:bCs/>
+          <w:sz w:val="28"/>
+          <w:szCs w:val="28"/>
+        </w:rPr>
+        <w:t xml:space="preserve">Fait 402</w:t>
+      </w:r>
+    </w:p>
+    <w:p>
+      <w:pPr>
+        <w:spacing w:after="80"/>
+      </w:pPr>
+      <w:r>
+        <w:rPr>
+          <w:rFonts w:ascii="Cormorant Garamond" w:cs="Cormorant Garamond" w:eastAsia="Cormorant Garamond" w:hAnsi="Cormorant Garamond"/>
+          <w:i/>
+          <w:iCs/>
+          <w:color w:val="888888"/>
+          <w:sz w:val="20"/>
+          <w:szCs w:val="20"/>
+        </w:rPr>
+        <w:t xml:space="preserve">Bukhari 2989</w:t>
+      </w:r>
+    </w:p>
+    <w:p>
+      <w:pPr>
+        <w:spacing w:after="60"/>
+      </w:pPr>
+      <w:r>
+        <w:rPr>
+          <w:rFonts w:ascii="Cormorant Garamond" w:cs="Cormorant Garamond" w:eastAsia="Cormorant Garamond" w:hAnsi="Cormorant Garamond"/>
+          <w:sz w:val="22"/>
+          <w:szCs w:val="22"/>
+        </w:rPr>
+        <w:t xml:space="preserve">Le Prophète ﷺ a dit : "Chaque articulation du corps humain doit s'acquitter d'une aumône chaque jour."</w:t>
+      </w:r>
+    </w:p>
+    <w:p>
+      <w:pPr>
+        <w:pBdr>
+          <w:bottom w:val="single" w:color="CCCCCC" w:sz="1"/>
+        </w:pBdr>
+        <w:spacing w:after="200" w:before="200"/>
+      </w:pPr>
+    </w:p>
+    <w:p>
+      <w:pPr>
+        <w:spacing w:after="80"/>
+      </w:pPr>
+      <w:r>
+        <w:rPr>
+          <w:rFonts w:ascii="Cormorant Garamond" w:cs="Cormorant Garamond" w:eastAsia="Cormorant Garamond" w:hAnsi="Cormorant Garamond"/>
+          <w:b/>
+          <w:bCs/>
+          <w:sz w:val="28"/>
+          <w:szCs w:val="28"/>
+        </w:rPr>
+        <w:t xml:space="preserve">Fait 403</w:t>
+      </w:r>
+    </w:p>
+    <w:p>
+      <w:pPr>
+        <w:spacing w:after="80"/>
+      </w:pPr>
+      <w:r>
+        <w:rPr>
+          <w:rFonts w:ascii="Cormorant Garamond" w:cs="Cormorant Garamond" w:eastAsia="Cormorant Garamond" w:hAnsi="Cormorant Garamond"/>
+          <w:i/>
+          <w:iCs/>
+          <w:color w:val="888888"/>
+          <w:sz w:val="20"/>
+          <w:szCs w:val="20"/>
+        </w:rPr>
+        <w:t xml:space="preserve">Sahih Muslim 2312</w:t>
+      </w:r>
+    </w:p>
+    <w:p>
+      <w:pPr>
+        <w:spacing w:after="60"/>
+      </w:pPr>
+      <w:r>
+        <w:rPr>
+          <w:rFonts w:ascii="Cormorant Garamond" w:cs="Cormorant Garamond" w:eastAsia="Cormorant Garamond" w:hAnsi="Cormorant Garamond"/>
+          <w:sz w:val="22"/>
+          <w:szCs w:val="22"/>
+        </w:rPr>
+        <w:t xml:space="preserve">Le Prophète ﷺ n’a jamais refusé une demande de don ou de charité. Anas ibn Mâlik rapporte : « Jamais on n’a demandé quelque chose au Prophète ﷺ en faisant valoir l’islam sans qu’il ne le lui donne. » Un jour, un homme lui demanda un troupeau entier qui remplissait la vallée. Il lui dit de le prendre. L’homme retourna à son peuple et leur dit : « Convertissez-vous, car Muhammad donne avec une telle générosité qu’il ne craint pas la pauvreté. »</w:t>
+      </w:r>
+    </w:p>
+    <w:p>
+      <w:pPr>
+        <w:pBdr>
+          <w:bottom w:val="single" w:color="CCCCCC" w:sz="1"/>
+        </w:pBdr>
+        <w:spacing w:after="200" w:before="200"/>
+      </w:pPr>
+    </w:p>
+    <w:p>
+      <w:pPr>
+        <w:spacing w:after="80"/>
+      </w:pPr>
+      <w:r>
+        <w:rPr>
+          <w:rFonts w:ascii="Cormorant Garamond" w:cs="Cormorant Garamond" w:eastAsia="Cormorant Garamond" w:hAnsi="Cormorant Garamond"/>
+          <w:b/>
+          <w:bCs/>
+          <w:sz w:val="28"/>
+          <w:szCs w:val="28"/>
+        </w:rPr>
+        <w:t xml:space="preserve">Fait 404</w:t>
+      </w:r>
+    </w:p>
+    <w:p>
+      <w:pPr>
+        <w:spacing w:after="80"/>
+      </w:pPr>
+      <w:r>
+        <w:rPr>
+          <w:rFonts w:ascii="Cormorant Garamond" w:cs="Cormorant Garamond" w:eastAsia="Cormorant Garamond" w:hAnsi="Cormorant Garamond"/>
+          <w:i/>
+          <w:iCs/>
+          <w:color w:val="888888"/>
+          <w:sz w:val="20"/>
+          <w:szCs w:val="20"/>
+        </w:rPr>
+        <w:t xml:space="preserve">Histoire des sciences</w:t>
+      </w:r>
+    </w:p>
+    <w:p>
+      <w:pPr>
+        <w:spacing w:after="60"/>
+      </w:pPr>
+      <w:r>
+        <w:rPr>
+          <w:rFonts w:ascii="Cormorant Garamond" w:cs="Cormorant Garamond" w:eastAsia="Cormorant Garamond" w:hAnsi="Cormorant Garamond"/>
+          <w:sz w:val="22"/>
+          <w:szCs w:val="22"/>
+        </w:rPr>
+        <w:t xml:space="preserve">Les chiffres arabes ont été introduits en Europe par Fibonacci, qui les apprit auprès des musulmans à Béjaïa (Algérie) avant de publier le Liber Abaci en 1202.</w:t>
+      </w:r>
+    </w:p>
+    <w:p>
+      <w:pPr>
+        <w:pBdr>
+          <w:bottom w:val="single" w:color="CCCCCC" w:sz="1"/>
+        </w:pBdr>
+        <w:spacing w:after="200" w:before="200"/>
+      </w:pPr>
+    </w:p>
+    <w:p>
+      <w:pPr>
+        <w:spacing w:after="80"/>
+      </w:pPr>
+      <w:r>
+        <w:rPr>
+          <w:rFonts w:ascii="Cormorant Garamond" w:cs="Cormorant Garamond" w:eastAsia="Cormorant Garamond" w:hAnsi="Cormorant Garamond"/>
+          <w:b/>
+          <w:bCs/>
+          <w:sz w:val="28"/>
+          <w:szCs w:val="28"/>
+        </w:rPr>
+        <w:t xml:space="preserve">Fait 405</w:t>
+      </w:r>
+    </w:p>
+    <w:p>
+      <w:pPr>
+        <w:spacing w:after="80"/>
+      </w:pPr>
+      <w:r>
+        <w:rPr>
+          <w:rFonts w:ascii="Cormorant Garamond" w:cs="Cormorant Garamond" w:eastAsia="Cormorant Garamond" w:hAnsi="Cormorant Garamond"/>
+          <w:i/>
+          <w:iCs/>
+          <w:color w:val="888888"/>
+          <w:sz w:val="20"/>
+          <w:szCs w:val="20"/>
+        </w:rPr>
+        <w:t xml:space="preserve">Tirmidhi 3585</w:t>
+      </w:r>
+    </w:p>
+    <w:p>
+      <w:pPr>
+        <w:spacing w:after="60"/>
+      </w:pPr>
+      <w:r>
+        <w:rPr>
+          <w:rFonts w:ascii="Cormorant Garamond" w:cs="Cormorant Garamond" w:eastAsia="Cormorant Garamond" w:hAnsi="Cormorant Garamond"/>
+          <w:sz w:val="22"/>
+          <w:szCs w:val="22"/>
+        </w:rPr>
+        <w:t xml:space="preserve">Le Prophète ﷺ a dit : "La meilleure invocation est celle du jour de Arafa."</w:t>
+      </w:r>
+    </w:p>
+    <w:p>
+      <w:pPr>
+        <w:pBdr>
+          <w:bottom w:val="single" w:color="CCCCCC" w:sz="1"/>
+        </w:pBdr>
+        <w:spacing w:after="200" w:before="200"/>
+      </w:pPr>
+    </w:p>
+    <w:p>
+      <w:pPr>
+        <w:spacing w:after="80"/>
+      </w:pPr>
+      <w:r>
+        <w:rPr>
+          <w:rFonts w:ascii="Cormorant Garamond" w:cs="Cormorant Garamond" w:eastAsia="Cormorant Garamond" w:hAnsi="Cormorant Garamond"/>
+          <w:b/>
+          <w:bCs/>
+          <w:sz w:val="28"/>
+          <w:szCs w:val="28"/>
+        </w:rPr>
+        <w:t xml:space="preserve">Fait 406</w:t>
+      </w:r>
+    </w:p>
+    <w:p>
+      <w:pPr>
+        <w:spacing w:after="80"/>
+      </w:pPr>
+      <w:r>
+        <w:rPr>
+          <w:rFonts w:ascii="Cormorant Garamond" w:cs="Cormorant Garamond" w:eastAsia="Cormorant Garamond" w:hAnsi="Cormorant Garamond"/>
+          <w:i/>
+          <w:iCs/>
+          <w:color w:val="888888"/>
+          <w:sz w:val="20"/>
+          <w:szCs w:val="20"/>
+        </w:rPr>
+        <w:t xml:space="preserve">Muslim 2568</w:t>
+      </w:r>
+    </w:p>
+    <w:p>
+      <w:pPr>
+        <w:spacing w:after="60"/>
+      </w:pPr>
+      <w:r>
+        <w:rPr>
+          <w:rFonts w:ascii="Cormorant Garamond" w:cs="Cormorant Garamond" w:eastAsia="Cormorant Garamond" w:hAnsi="Cormorant Garamond"/>
+          <w:sz w:val="22"/>
+          <w:szCs w:val="22"/>
+        </w:rPr>
+        <w:t xml:space="preserve">Le Prophète ﷺ a dit : "Celui qui visite un malade marche dans les jardins du Paradis jusqu'à ce qu'il s'assoie."</w:t>
+      </w:r>
+    </w:p>
+    <w:p>
+      <w:pPr>
+        <w:pBdr>
+          <w:bottom w:val="single" w:color="CCCCCC" w:sz="1"/>
+        </w:pBdr>
+        <w:spacing w:after="200" w:before="200"/>
+      </w:pPr>
+    </w:p>
+    <w:p>
+      <w:pPr>
+        <w:spacing w:after="80"/>
+      </w:pPr>
+      <w:r>
+        <w:rPr>
+          <w:rFonts w:ascii="Cormorant Garamond" w:cs="Cormorant Garamond" w:eastAsia="Cormorant Garamond" w:hAnsi="Cormorant Garamond"/>
+          <w:b/>
+          <w:bCs/>
+          <w:sz w:val="28"/>
+          <w:szCs w:val="28"/>
+        </w:rPr>
+        <w:t xml:space="preserve">Fait 407</w:t>
+      </w:r>
+    </w:p>
+    <w:p>
+      <w:pPr>
+        <w:spacing w:after="80"/>
+      </w:pPr>
+      <w:r>
+        <w:rPr>
+          <w:rFonts w:ascii="Cormorant Garamond" w:cs="Cormorant Garamond" w:eastAsia="Cormorant Garamond" w:hAnsi="Cormorant Garamond"/>
+          <w:i/>
+          <w:iCs/>
+          <w:color w:val="888888"/>
+          <w:sz w:val="20"/>
+          <w:szCs w:val="20"/>
+        </w:rPr>
+        <w:t xml:space="preserve">Tirmidhi 2322</w:t>
+      </w:r>
+    </w:p>
+    <w:p>
+      <w:pPr>
+        <w:spacing w:after="60"/>
+      </w:pPr>
+      <w:r>
+        <w:rPr>
+          <w:rFonts w:ascii="Cormorant Garamond" w:cs="Cormorant Garamond" w:eastAsia="Cormorant Garamond" w:hAnsi="Cormorant Garamond"/>
+          <w:sz w:val="22"/>
+          <w:szCs w:val="22"/>
+        </w:rPr>
+        <w:t xml:space="preserve">Le Prophète ﷺ a dit : "La dunya (ce monde) est maudite et maudit est ce qui s'y trouve, sauf le dhikr d'Allah et ce qui l'accompagne."</w:t>
+      </w:r>
+    </w:p>
+    <w:p>
+      <w:pPr>
+        <w:pBdr>
+          <w:bottom w:val="single" w:color="CCCCCC" w:sz="1"/>
+        </w:pBdr>
+        <w:spacing w:after="200" w:before="200"/>
+      </w:pPr>
+    </w:p>
+    <w:p>
+      <w:pPr>
+        <w:spacing w:after="80"/>
+      </w:pPr>
+      <w:r>
+        <w:rPr>
+          <w:rFonts w:ascii="Cormorant Garamond" w:cs="Cormorant Garamond" w:eastAsia="Cormorant Garamond" w:hAnsi="Cormorant Garamond"/>
+          <w:b/>
+          <w:bCs/>
+          <w:sz w:val="28"/>
+          <w:szCs w:val="28"/>
+        </w:rPr>
+        <w:t xml:space="preserve">Fait 408</w:t>
+      </w:r>
+    </w:p>
+    <w:p>
+      <w:pPr>
+        <w:spacing w:after="80"/>
+      </w:pPr>
+      <w:r>
+        <w:rPr>
+          <w:rFonts w:ascii="Cormorant Garamond" w:cs="Cormorant Garamond" w:eastAsia="Cormorant Garamond" w:hAnsi="Cormorant Garamond"/>
+          <w:i/>
+          <w:iCs/>
+          <w:color w:val="888888"/>
+          <w:sz w:val="20"/>
+          <w:szCs w:val="20"/>
+        </w:rPr>
+        <w:t xml:space="preserve">Étude linguistique du Coran</w:t>
+      </w:r>
+    </w:p>
+    <w:p>
+      <w:pPr>
+        <w:spacing w:after="60"/>
+      </w:pPr>
+      <w:r>
+        <w:rPr>
+          <w:rFonts w:ascii="Cormorant Garamond" w:cs="Cormorant Garamond" w:eastAsia="Cormorant Garamond" w:hAnsi="Cormorant Garamond"/>
+          <w:sz w:val="22"/>
+          <w:szCs w:val="22"/>
+        </w:rPr>
+        <w:t xml:space="preserve">Le mot "rahma" (miséricorde) et ses dérivés apparaissent plus de 300 fois dans le Coran.</w:t>
+      </w:r>
+    </w:p>
+    <w:p>
+      <w:pPr>
+        <w:pBdr>
+          <w:bottom w:val="single" w:color="CCCCCC" w:sz="1"/>
+        </w:pBdr>
+        <w:spacing w:after="200" w:before="200"/>
+      </w:pPr>
+    </w:p>
+    <w:p>
+      <w:pPr>
+        <w:spacing w:after="80"/>
+      </w:pPr>
+      <w:r>
+        <w:rPr>
+          <w:rFonts w:ascii="Cormorant Garamond" w:cs="Cormorant Garamond" w:eastAsia="Cormorant Garamond" w:hAnsi="Cormorant Garamond"/>
+          <w:b/>
+          <w:bCs/>
+          <w:sz w:val="28"/>
+          <w:szCs w:val="28"/>
+        </w:rPr>
+        <w:t xml:space="preserve">Fait 409</w:t>
+      </w:r>
+    </w:p>
+    <w:p>
+      <w:pPr>
+        <w:spacing w:after="80"/>
+      </w:pPr>
+      <w:r>
+        <w:rPr>
+          <w:rFonts w:ascii="Cormorant Garamond" w:cs="Cormorant Garamond" w:eastAsia="Cormorant Garamond" w:hAnsi="Cormorant Garamond"/>
+          <w:i/>
+          <w:iCs/>
+          <w:color w:val="888888"/>
+          <w:sz w:val="20"/>
+          <w:szCs w:val="20"/>
+        </w:rPr>
+        <w:t xml:space="preserve">Bukhari 2707, Muslim 1009</w:t>
+      </w:r>
+    </w:p>
+    <w:p>
+      <w:pPr>
+        <w:spacing w:after="60"/>
+      </w:pPr>
+      <w:r>
+        <w:rPr>
+          <w:rFonts w:ascii="Cormorant Garamond" w:cs="Cormorant Garamond" w:eastAsia="Cormorant Garamond" w:hAnsi="Cormorant Garamond"/>
+          <w:sz w:val="22"/>
+          <w:szCs w:val="22"/>
+        </w:rPr>
+        <w:t xml:space="preserve">Le Prophète ﷺ a dit : "Un bon mot est une aumône."</w:t>
+      </w:r>
+    </w:p>
+    <w:p>
+      <w:pPr>
+        <w:pBdr>
+          <w:bottom w:val="single" w:color="CCCCCC" w:sz="1"/>
+        </w:pBdr>
+        <w:spacing w:after="200" w:before="200"/>
+      </w:pPr>
+    </w:p>
+    <w:p>
+      <w:pPr>
+        <w:spacing w:after="80"/>
+      </w:pPr>
+      <w:r>
+        <w:rPr>
+          <w:rFonts w:ascii="Cormorant Garamond" w:cs="Cormorant Garamond" w:eastAsia="Cormorant Garamond" w:hAnsi="Cormorant Garamond"/>
+          <w:b/>
+          <w:bCs/>
+          <w:sz w:val="28"/>
+          <w:szCs w:val="28"/>
+        </w:rPr>
+        <w:t xml:space="preserve">Fait 410</w:t>
+      </w:r>
+    </w:p>
+    <w:p>
+      <w:pPr>
+        <w:spacing w:after="80"/>
+      </w:pPr>
+      <w:r>
+        <w:rPr>
+          <w:rFonts w:ascii="Cormorant Garamond" w:cs="Cormorant Garamond" w:eastAsia="Cormorant Garamond" w:hAnsi="Cormorant Garamond"/>
+          <w:i/>
+          <w:iCs/>
+          <w:color w:val="888888"/>
+          <w:sz w:val="20"/>
+          <w:szCs w:val="20"/>
+        </w:rPr>
+        <w:t xml:space="preserve">Bukhari 6224</w:t>
+      </w:r>
+    </w:p>
+    <w:p>
+      <w:pPr>
+        <w:spacing w:after="60"/>
+      </w:pPr>
+      <w:r>
+        <w:rPr>
+          <w:rFonts w:ascii="Cormorant Garamond" w:cs="Cormorant Garamond" w:eastAsia="Cormorant Garamond" w:hAnsi="Cormorant Garamond"/>
+          <w:sz w:val="22"/>
+          <w:szCs w:val="22"/>
+        </w:rPr>
+        <w:t xml:space="preserve">Le Prophète ﷺ a dit : "Quand l'un de vous éternue, qu'il dise Alhamdulillah."</w:t>
+      </w:r>
+    </w:p>
+    <w:p>
+      <w:pPr>
+        <w:pBdr>
+          <w:bottom w:val="single" w:color="CCCCCC" w:sz="1"/>
+        </w:pBdr>
+        <w:spacing w:after="200" w:before="200"/>
+      </w:pPr>
+    </w:p>
+    <w:p>
+      <w:pPr>
+        <w:spacing w:after="80"/>
+      </w:pPr>
+      <w:r>
+        <w:rPr>
+          <w:rFonts w:ascii="Cormorant Garamond" w:cs="Cormorant Garamond" w:eastAsia="Cormorant Garamond" w:hAnsi="Cormorant Garamond"/>
+          <w:b/>
+          <w:bCs/>
+          <w:sz w:val="28"/>
+          <w:szCs w:val="28"/>
+        </w:rPr>
+        <w:t xml:space="preserve">Fait 411</w:t>
+      </w:r>
+    </w:p>
+    <w:p>
+      <w:pPr>
+        <w:spacing w:after="80"/>
+      </w:pPr>
+      <w:r>
+        <w:rPr>
+          <w:rFonts w:ascii="Cormorant Garamond" w:cs="Cormorant Garamond" w:eastAsia="Cormorant Garamond" w:hAnsi="Cormorant Garamond"/>
+          <w:i/>
+          <w:iCs/>
+          <w:color w:val="888888"/>
+          <w:sz w:val="20"/>
+          <w:szCs w:val="20"/>
+        </w:rPr>
+        <w:t xml:space="preserve">Muslim 55</w:t>
+      </w:r>
+    </w:p>
+    <w:p>
+      <w:pPr>
+        <w:spacing w:after="60"/>
+      </w:pPr>
+      <w:r>
+        <w:rPr>
+          <w:rFonts w:ascii="Cormorant Garamond" w:cs="Cormorant Garamond" w:eastAsia="Cormorant Garamond" w:hAnsi="Cormorant Garamond"/>
+          <w:sz w:val="22"/>
+          <w:szCs w:val="22"/>
+        </w:rPr>
+        <w:t xml:space="preserve">Le Prophète ﷺ a dit : "La religion c'est la sincérité (nasiha)."</w:t>
+      </w:r>
+    </w:p>
+    <w:p>
+      <w:pPr>
+        <w:pBdr>
+          <w:bottom w:val="single" w:color="CCCCCC" w:sz="1"/>
+        </w:pBdr>
+        <w:spacing w:after="200" w:before="200"/>
+      </w:pPr>
+    </w:p>
+    <w:p>
+      <w:pPr>
+        <w:spacing w:after="80"/>
+      </w:pPr>
+      <w:r>
+        <w:rPr>
+          <w:rFonts w:ascii="Cormorant Garamond" w:cs="Cormorant Garamond" w:eastAsia="Cormorant Garamond" w:hAnsi="Cormorant Garamond"/>
+          <w:b/>
+          <w:bCs/>
+          <w:sz w:val="28"/>
+          <w:szCs w:val="28"/>
+        </w:rPr>
+        <w:t xml:space="preserve">Fait 412</w:t>
+      </w:r>
+    </w:p>
+    <w:p>
+      <w:pPr>
+        <w:spacing w:after="80"/>
+      </w:pPr>
+      <w:r>
+        <w:rPr>
+          <w:rFonts w:ascii="Cormorant Garamond" w:cs="Cormorant Garamond" w:eastAsia="Cormorant Garamond" w:hAnsi="Cormorant Garamond"/>
+          <w:i/>
+          <w:iCs/>
+          <w:color w:val="888888"/>
+          <w:sz w:val="20"/>
+          <w:szCs w:val="20"/>
+        </w:rPr>
+        <w:t xml:space="preserve">Bukhari 5776</w:t>
+      </w:r>
+    </w:p>
+    <w:p>
+      <w:pPr>
+        <w:spacing w:after="60"/>
+      </w:pPr>
+      <w:r>
+        <w:rPr>
+          <w:rFonts w:ascii="Cormorant Garamond" w:cs="Cormorant Garamond" w:eastAsia="Cormorant Garamond" w:hAnsi="Cormorant Garamond"/>
+          <w:sz w:val="22"/>
+          <w:szCs w:val="22"/>
+        </w:rPr>
+        <w:t xml:space="preserve">Le Prophète ﷺ a dit : "Il n'y a pas de mauvais augure, mais j'aime la bonne parole."</w:t>
+      </w:r>
+    </w:p>
+    <w:p>
+      <w:pPr>
+        <w:pBdr>
+          <w:bottom w:val="single" w:color="CCCCCC" w:sz="1"/>
+        </w:pBdr>
+        <w:spacing w:after="200" w:before="200"/>
+      </w:pPr>
+    </w:p>
+    <w:p>
+      <w:pPr>
+        <w:spacing w:after="80"/>
+      </w:pPr>
+      <w:r>
+        <w:rPr>
+          <w:rFonts w:ascii="Cormorant Garamond" w:cs="Cormorant Garamond" w:eastAsia="Cormorant Garamond" w:hAnsi="Cormorant Garamond"/>
+          <w:b/>
+          <w:bCs/>
+          <w:sz w:val="28"/>
+          <w:szCs w:val="28"/>
+        </w:rPr>
+        <w:t xml:space="preserve">Fait 413</w:t>
+      </w:r>
+    </w:p>
+    <w:p>
+      <w:pPr>
+        <w:spacing w:after="80"/>
+      </w:pPr>
+      <w:r>
+        <w:rPr>
+          <w:rFonts w:ascii="Cormorant Garamond" w:cs="Cormorant Garamond" w:eastAsia="Cormorant Garamond" w:hAnsi="Cormorant Garamond"/>
+          <w:i/>
+          <w:iCs/>
+          <w:color w:val="888888"/>
+          <w:sz w:val="20"/>
+          <w:szCs w:val="20"/>
+        </w:rPr>
+        <w:t xml:space="preserve">Bukhari 3374, Muslim 2378</w:t>
+      </w:r>
+    </w:p>
+    <w:p>
+      <w:pPr>
+        <w:spacing w:after="60"/>
+      </w:pPr>
+      <w:r>
+        <w:rPr>
+          <w:rFonts w:ascii="Cormorant Garamond" w:cs="Cormorant Garamond" w:eastAsia="Cormorant Garamond" w:hAnsi="Cormorant Garamond"/>
+          <w:sz w:val="22"/>
+          <w:szCs w:val="22"/>
+        </w:rPr>
+        <w:t xml:space="preserve">Le Prophète ﷺ a dit : "Les meilleurs d'entre vous à l'époque de l'ignorance sont les meilleurs dans l'Islam, s'ils comprennent."</w:t>
+      </w:r>
+    </w:p>
+    <w:p>
+      <w:pPr>
+        <w:pBdr>
+          <w:bottom w:val="single" w:color="CCCCCC" w:sz="1"/>
+        </w:pBdr>
+        <w:spacing w:after="200" w:before="200"/>
+      </w:pPr>
+    </w:p>
+    <w:p>
+      <w:pPr>
+        <w:spacing w:after="80"/>
+      </w:pPr>
+      <w:r>
+        <w:rPr>
+          <w:rFonts w:ascii="Cormorant Garamond" w:cs="Cormorant Garamond" w:eastAsia="Cormorant Garamond" w:hAnsi="Cormorant Garamond"/>
+          <w:b/>
+          <w:bCs/>
+          <w:sz w:val="28"/>
+          <w:szCs w:val="28"/>
+        </w:rPr>
+        <w:t xml:space="preserve">Fait 414</w:t>
+      </w:r>
+    </w:p>
+    <w:p>
+      <w:pPr>
+        <w:spacing w:after="80"/>
+      </w:pPr>
+      <w:r>
+        <w:rPr>
+          <w:rFonts w:ascii="Cormorant Garamond" w:cs="Cormorant Garamond" w:eastAsia="Cormorant Garamond" w:hAnsi="Cormorant Garamond"/>
+          <w:i/>
+          <w:iCs/>
+          <w:color w:val="888888"/>
+          <w:sz w:val="20"/>
+          <w:szCs w:val="20"/>
+        </w:rPr>
+        <w:t xml:space="preserve">Histoire des sciences</w:t>
+      </w:r>
+    </w:p>
+    <w:p>
+      <w:pPr>
+        <w:spacing w:after="60"/>
+      </w:pPr>
+      <w:r>
+        <w:rPr>
+          <w:rFonts w:ascii="Cormorant Garamond" w:cs="Cormorant Garamond" w:eastAsia="Cormorant Garamond" w:hAnsi="Cormorant Garamond"/>
+          <w:sz w:val="22"/>
+          <w:szCs w:val="22"/>
+        </w:rPr>
+        <w:t xml:space="preserve">Le système d'irrigation par canaux souterrains (qanat), d'origine perse, a été largement développé et diffusé par les ingénieurs du monde musulman.</w:t>
+      </w:r>
+    </w:p>
+    <w:p>
+      <w:pPr>
+        <w:pBdr>
+          <w:bottom w:val="single" w:color="CCCCCC" w:sz="1"/>
+        </w:pBdr>
+        <w:spacing w:after="200" w:before="200"/>
+      </w:pPr>
+    </w:p>
+    <w:p>
+      <w:pPr>
+        <w:spacing w:after="80"/>
+      </w:pPr>
+      <w:r>
+        <w:rPr>
+          <w:rFonts w:ascii="Cormorant Garamond" w:cs="Cormorant Garamond" w:eastAsia="Cormorant Garamond" w:hAnsi="Cormorant Garamond"/>
+          <w:b/>
+          <w:bCs/>
+          <w:sz w:val="28"/>
+          <w:szCs w:val="28"/>
+        </w:rPr>
+        <w:t xml:space="preserve">Fait 415</w:t>
+      </w:r>
+    </w:p>
+    <w:p>
+      <w:pPr>
+        <w:spacing w:after="80"/>
+      </w:pPr>
+      <w:r>
+        <w:rPr>
+          <w:rFonts w:ascii="Cormorant Garamond" w:cs="Cormorant Garamond" w:eastAsia="Cormorant Garamond" w:hAnsi="Cormorant Garamond"/>
+          <w:i/>
+          <w:iCs/>
+          <w:color w:val="888888"/>
+          <w:sz w:val="20"/>
+          <w:szCs w:val="20"/>
+        </w:rPr>
         <w:t xml:space="preserve">Muslim 91</w:t>
       </w:r>
     </w:p>
@@ -20791,134 +21571,290 @@
           <w:sz w:val="22"/>
           <w:szCs w:val="22"/>
         </w:rPr>
-        <w:t xml:space="preserve">Le Prophète ﷺ a dit : "N'entrera pas au Paradis celui qui a dans son cœur le poids d'un atome d'orgueil."</w:t>
-      </w:r>
-    </w:p>
-    <w:p>
-      <w:pPr>
-        <w:pBdr>
-          <w:bottom w:val="single" w:color="CCCCCC" w:sz="1"/>
-        </w:pBdr>
-        <w:spacing w:after="200" w:before="200"/>
-      </w:pPr>
-    </w:p>
-    <w:p>
-      <w:pPr>
-        <w:spacing w:after="80"/>
-      </w:pPr>
-      <w:r>
-        <w:rPr>
-          <w:rFonts w:ascii="Cormorant Garamond" w:cs="Cormorant Garamond" w:eastAsia="Cormorant Garamond" w:hAnsi="Cormorant Garamond"/>
-          <w:b/>
-          <w:bCs/>
-          <w:sz w:val="28"/>
-          <w:szCs w:val="28"/>
-        </w:rPr>
-        <w:t xml:space="preserve">Fait 401</w:t>
-      </w:r>
-    </w:p>
-    <w:p>
-      <w:pPr>
-        <w:spacing w:after="80"/>
-      </w:pPr>
-      <w:r>
-        <w:rPr>
-          <w:rFonts w:ascii="Cormorant Garamond" w:cs="Cormorant Garamond" w:eastAsia="Cormorant Garamond" w:hAnsi="Cormorant Garamond"/>
-          <w:i/>
-          <w:iCs/>
-          <w:color w:val="888888"/>
-          <w:sz w:val="20"/>
-          <w:szCs w:val="20"/>
-        </w:rPr>
-        <w:t xml:space="preserve">Étude linguistique du Coran</w:t>
-      </w:r>
-    </w:p>
-    <w:p>
-      <w:pPr>
-        <w:spacing w:after="60"/>
-      </w:pPr>
-      <w:r>
-        <w:rPr>
-          <w:rFonts w:ascii="Cormorant Garamond" w:cs="Cormorant Garamond" w:eastAsia="Cormorant Garamond" w:hAnsi="Cormorant Garamond"/>
-          <w:sz w:val="22"/>
-          <w:szCs w:val="22"/>
-        </w:rPr>
-        <w:t xml:space="preserve">Le mot "ilm" (science/savoir) et ses dérivés apparaissent des centaines de fois dans le Coran.</w:t>
-      </w:r>
-    </w:p>
-    <w:p>
-      <w:pPr>
-        <w:pBdr>
-          <w:bottom w:val="single" w:color="CCCCCC" w:sz="1"/>
-        </w:pBdr>
-        <w:spacing w:after="200" w:before="200"/>
-      </w:pPr>
-    </w:p>
-    <w:p>
-      <w:pPr>
-        <w:spacing w:after="80"/>
-      </w:pPr>
-      <w:r>
-        <w:rPr>
-          <w:rFonts w:ascii="Cormorant Garamond" w:cs="Cormorant Garamond" w:eastAsia="Cormorant Garamond" w:hAnsi="Cormorant Garamond"/>
-          <w:b/>
-          <w:bCs/>
-          <w:sz w:val="28"/>
-          <w:szCs w:val="28"/>
-        </w:rPr>
-        <w:t xml:space="preserve">Fait 402</w:t>
-      </w:r>
-    </w:p>
-    <w:p>
-      <w:pPr>
-        <w:spacing w:after="80"/>
-      </w:pPr>
-      <w:r>
-        <w:rPr>
-          <w:rFonts w:ascii="Cormorant Garamond" w:cs="Cormorant Garamond" w:eastAsia="Cormorant Garamond" w:hAnsi="Cormorant Garamond"/>
-          <w:i/>
-          <w:iCs/>
-          <w:color w:val="888888"/>
-          <w:sz w:val="20"/>
-          <w:szCs w:val="20"/>
-        </w:rPr>
-        <w:t xml:space="preserve">Tirmidhi 3895</w:t>
-      </w:r>
-    </w:p>
-    <w:p>
-      <w:pPr>
-        <w:spacing w:after="60"/>
-      </w:pPr>
-      <w:r>
-        <w:rPr>
-          <w:rFonts w:ascii="Cormorant Garamond" w:cs="Cormorant Garamond" w:eastAsia="Cormorant Garamond" w:hAnsi="Cormorant Garamond"/>
-          <w:sz w:val="22"/>
-          <w:szCs w:val="22"/>
-        </w:rPr>
-        <w:t xml:space="preserve">Le Prophète ﷺ a dit : "Le meilleur d'entre vous est le meilleur envers sa femme."</w:t>
-      </w:r>
-    </w:p>
-    <w:p>
-      <w:pPr>
-        <w:pBdr>
-          <w:bottom w:val="single" w:color="CCCCCC" w:sz="1"/>
-        </w:pBdr>
-        <w:spacing w:after="200" w:before="200"/>
-      </w:pPr>
-    </w:p>
-    <w:p>
-      <w:pPr>
-        <w:spacing w:after="80"/>
-      </w:pPr>
-      <w:r>
-        <w:rPr>
-          <w:rFonts w:ascii="Cormorant Garamond" w:cs="Cormorant Garamond" w:eastAsia="Cormorant Garamond" w:hAnsi="Cormorant Garamond"/>
-          <w:b/>
-          <w:bCs/>
-          <w:sz w:val="28"/>
-          <w:szCs w:val="28"/>
-        </w:rPr>
-        <w:t xml:space="preserve">Fait 403</w:t>
+        <w:t xml:space="preserve">Le Prophète ﷺ a dit : "Allah est beau et Il aime la beauté."</w:t>
+      </w:r>
+    </w:p>
+    <w:p>
+      <w:pPr>
+        <w:pBdr>
+          <w:bottom w:val="single" w:color="CCCCCC" w:sz="1"/>
+        </w:pBdr>
+        <w:spacing w:after="200" w:before="200"/>
+      </w:pPr>
+    </w:p>
+    <w:p>
+      <w:pPr>
+        <w:spacing w:after="80"/>
+      </w:pPr>
+      <w:r>
+        <w:rPr>
+          <w:rFonts w:ascii="Cormorant Garamond" w:cs="Cormorant Garamond" w:eastAsia="Cormorant Garamond" w:hAnsi="Cormorant Garamond"/>
+          <w:b/>
+          <w:bCs/>
+          <w:sz w:val="28"/>
+          <w:szCs w:val="28"/>
+        </w:rPr>
+        <w:t xml:space="preserve">Fait 416</w:t>
+      </w:r>
+    </w:p>
+    <w:p>
+      <w:pPr>
+        <w:spacing w:after="80"/>
+      </w:pPr>
+      <w:r>
+        <w:rPr>
+          <w:rFonts w:ascii="Cormorant Garamond" w:cs="Cormorant Garamond" w:eastAsia="Cormorant Garamond" w:hAnsi="Cormorant Garamond"/>
+          <w:i/>
+          <w:iCs/>
+          <w:color w:val="888888"/>
+          <w:sz w:val="20"/>
+          <w:szCs w:val="20"/>
+        </w:rPr>
+        <w:t xml:space="preserve">Tirmidhi 3383</w:t>
+      </w:r>
+    </w:p>
+    <w:p>
+      <w:pPr>
+        <w:spacing w:after="60"/>
+      </w:pPr>
+      <w:r>
+        <w:rPr>
+          <w:rFonts w:ascii="Cormorant Garamond" w:cs="Cormorant Garamond" w:eastAsia="Cormorant Garamond" w:hAnsi="Cormorant Garamond"/>
+          <w:sz w:val="22"/>
+          <w:szCs w:val="22"/>
+        </w:rPr>
+        <w:t xml:space="preserve">Le Prophète ﷺ a dit : "Le meilleur rappel est La ilaha illallah."</w:t>
+      </w:r>
+    </w:p>
+    <w:p>
+      <w:pPr>
+        <w:pBdr>
+          <w:bottom w:val="single" w:color="CCCCCC" w:sz="1"/>
+        </w:pBdr>
+        <w:spacing w:after="200" w:before="200"/>
+      </w:pPr>
+    </w:p>
+    <w:p>
+      <w:pPr>
+        <w:spacing w:after="80"/>
+      </w:pPr>
+      <w:r>
+        <w:rPr>
+          <w:rFonts w:ascii="Cormorant Garamond" w:cs="Cormorant Garamond" w:eastAsia="Cormorant Garamond" w:hAnsi="Cormorant Garamond"/>
+          <w:b/>
+          <w:bCs/>
+          <w:sz w:val="28"/>
+          <w:szCs w:val="28"/>
+        </w:rPr>
+        <w:t xml:space="preserve">Fait 417</w:t>
+      </w:r>
+    </w:p>
+    <w:p>
+      <w:pPr>
+        <w:spacing w:after="80"/>
+      </w:pPr>
+      <w:r>
+        <w:rPr>
+          <w:rFonts w:ascii="Cormorant Garamond" w:cs="Cormorant Garamond" w:eastAsia="Cormorant Garamond" w:hAnsi="Cormorant Garamond"/>
+          <w:i/>
+          <w:iCs/>
+          <w:color w:val="888888"/>
+          <w:sz w:val="20"/>
+          <w:szCs w:val="20"/>
+        </w:rPr>
+        <w:t xml:space="preserve">Muslim 2626</w:t>
+      </w:r>
+    </w:p>
+    <w:p>
+      <w:pPr>
+        <w:spacing w:after="60"/>
+      </w:pPr>
+      <w:r>
+        <w:rPr>
+          <w:rFonts w:ascii="Cormorant Garamond" w:cs="Cormorant Garamond" w:eastAsia="Cormorant Garamond" w:hAnsi="Cormorant Garamond"/>
+          <w:sz w:val="22"/>
+          <w:szCs w:val="22"/>
+        </w:rPr>
+        <w:t xml:space="preserve">Le Prophète ﷺ a dit : "Ne méprise aucun bien, même si c'est de rencontrer ton frère avec un visage joyeux."</w:t>
+      </w:r>
+    </w:p>
+    <w:p>
+      <w:pPr>
+        <w:pBdr>
+          <w:bottom w:val="single" w:color="CCCCCC" w:sz="1"/>
+        </w:pBdr>
+        <w:spacing w:after="200" w:before="200"/>
+      </w:pPr>
+    </w:p>
+    <w:p>
+      <w:pPr>
+        <w:spacing w:after="80"/>
+      </w:pPr>
+      <w:r>
+        <w:rPr>
+          <w:rFonts w:ascii="Cormorant Garamond" w:cs="Cormorant Garamond" w:eastAsia="Cormorant Garamond" w:hAnsi="Cormorant Garamond"/>
+          <w:b/>
+          <w:bCs/>
+          <w:sz w:val="28"/>
+          <w:szCs w:val="28"/>
+        </w:rPr>
+        <w:t xml:space="preserve">Fait 418</w:t>
+      </w:r>
+    </w:p>
+    <w:p>
+      <w:pPr>
+        <w:spacing w:after="80"/>
+      </w:pPr>
+      <w:r>
+        <w:rPr>
+          <w:rFonts w:ascii="Cormorant Garamond" w:cs="Cormorant Garamond" w:eastAsia="Cormorant Garamond" w:hAnsi="Cormorant Garamond"/>
+          <w:i/>
+          <w:iCs/>
+          <w:color w:val="888888"/>
+          <w:sz w:val="20"/>
+          <w:szCs w:val="20"/>
+        </w:rPr>
+        <w:t xml:space="preserve">Bukhari 5678</w:t>
+      </w:r>
+    </w:p>
+    <w:p>
+      <w:pPr>
+        <w:spacing w:after="60"/>
+      </w:pPr>
+      <w:r>
+        <w:rPr>
+          <w:rFonts w:ascii="Cormorant Garamond" w:cs="Cormorant Garamond" w:eastAsia="Cormorant Garamond" w:hAnsi="Cormorant Garamond"/>
+          <w:sz w:val="22"/>
+          <w:szCs w:val="22"/>
+        </w:rPr>
+        <w:t xml:space="preserve">Le Prophète ﷺ a dit : "Chaque maladie a un remède."</w:t>
+      </w:r>
+    </w:p>
+    <w:p>
+      <w:pPr>
+        <w:pBdr>
+          <w:bottom w:val="single" w:color="CCCCCC" w:sz="1"/>
+        </w:pBdr>
+        <w:spacing w:after="200" w:before="200"/>
+      </w:pPr>
+    </w:p>
+    <w:p>
+      <w:pPr>
+        <w:spacing w:after="80"/>
+      </w:pPr>
+      <w:r>
+        <w:rPr>
+          <w:rFonts w:ascii="Cormorant Garamond" w:cs="Cormorant Garamond" w:eastAsia="Cormorant Garamond" w:hAnsi="Cormorant Garamond"/>
+          <w:b/>
+          <w:bCs/>
+          <w:sz w:val="28"/>
+          <w:szCs w:val="28"/>
+        </w:rPr>
+        <w:t xml:space="preserve">Fait 419</w:t>
+      </w:r>
+    </w:p>
+    <w:p>
+      <w:pPr>
+        <w:spacing w:after="80"/>
+      </w:pPr>
+      <w:r>
+        <w:rPr>
+          <w:rFonts w:ascii="Cormorant Garamond" w:cs="Cormorant Garamond" w:eastAsia="Cormorant Garamond" w:hAnsi="Cormorant Garamond"/>
+          <w:i/>
+          <w:iCs/>
+          <w:color w:val="888888"/>
+          <w:sz w:val="20"/>
+          <w:szCs w:val="20"/>
+        </w:rPr>
+        <w:t xml:space="preserve">Tirmidhi 2517</w:t>
+      </w:r>
+    </w:p>
+    <w:p>
+      <w:pPr>
+        <w:spacing w:after="60"/>
+      </w:pPr>
+      <w:r>
+        <w:rPr>
+          <w:rFonts w:ascii="Cormorant Garamond" w:cs="Cormorant Garamond" w:eastAsia="Cormorant Garamond" w:hAnsi="Cormorant Garamond"/>
+          <w:sz w:val="22"/>
+          <w:szCs w:val="22"/>
+        </w:rPr>
+        <w:t xml:space="preserve">Le Prophète ﷺ a dit : "Attachez les chameaux puis placez votre confiance en Allah."</w:t>
+      </w:r>
+    </w:p>
+    <w:p>
+      <w:pPr>
+        <w:pBdr>
+          <w:bottom w:val="single" w:color="CCCCCC" w:sz="1"/>
+        </w:pBdr>
+        <w:spacing w:after="200" w:before="200"/>
+      </w:pPr>
+    </w:p>
+    <w:p>
+      <w:pPr>
+        <w:spacing w:after="80"/>
+      </w:pPr>
+      <w:r>
+        <w:rPr>
+          <w:rFonts w:ascii="Cormorant Garamond" w:cs="Cormorant Garamond" w:eastAsia="Cormorant Garamond" w:hAnsi="Cormorant Garamond"/>
+          <w:b/>
+          <w:bCs/>
+          <w:sz w:val="28"/>
+          <w:szCs w:val="28"/>
+        </w:rPr>
+        <w:t xml:space="preserve">Fait 420</w:t>
+      </w:r>
+    </w:p>
+    <w:p>
+      <w:pPr>
+        <w:spacing w:after="80"/>
+      </w:pPr>
+      <w:r>
+        <w:rPr>
+          <w:rFonts w:ascii="Cormorant Garamond" w:cs="Cormorant Garamond" w:eastAsia="Cormorant Garamond" w:hAnsi="Cormorant Garamond"/>
+          <w:i/>
+          <w:iCs/>
+          <w:color w:val="888888"/>
+          <w:sz w:val="20"/>
+          <w:szCs w:val="20"/>
+        </w:rPr>
+        <w:t xml:space="preserve">Bukhari 1358</w:t>
+      </w:r>
+    </w:p>
+    <w:p>
+      <w:pPr>
+        <w:spacing w:after="60"/>
+      </w:pPr>
+      <w:r>
+        <w:rPr>
+          <w:rFonts w:ascii="Cormorant Garamond" w:cs="Cormorant Garamond" w:eastAsia="Cormorant Garamond" w:hAnsi="Cormorant Garamond"/>
+          <w:sz w:val="22"/>
+          <w:szCs w:val="22"/>
+        </w:rPr>
+        <w:t xml:space="preserve">Le Prophète ﷺ a dit : "Chaque enfant naît dans la fitra (la nature innée)."</w:t>
+      </w:r>
+    </w:p>
+    <w:p>
+      <w:pPr>
+        <w:pBdr>
+          <w:bottom w:val="single" w:color="CCCCCC" w:sz="1"/>
+        </w:pBdr>
+        <w:spacing w:after="200" w:before="200"/>
+      </w:pPr>
+    </w:p>
+    <w:p>
+      <w:pPr>
+        <w:spacing w:after="80"/>
+      </w:pPr>
+      <w:r>
+        <w:rPr>
+          <w:rFonts w:ascii="Cormorant Garamond" w:cs="Cormorant Garamond" w:eastAsia="Cormorant Garamond" w:hAnsi="Cormorant Garamond"/>
+          <w:b/>
+          <w:bCs/>
+          <w:sz w:val="28"/>
+          <w:szCs w:val="28"/>
+        </w:rPr>
+        <w:t xml:space="preserve">Fait 421</w:t>
       </w:r>
     </w:p>
     <w:p>
@@ -20947,290 +21883,82 @@
           <w:sz w:val="22"/>
           <w:szCs w:val="22"/>
         </w:rPr>
-        <w:t xml:space="preserve">L'astrolabe, instrument astronomique perfectionné par les musulmans, a guidé les navigateurs pendant des siècles.</w:t>
-      </w:r>
-    </w:p>
-    <w:p>
-      <w:pPr>
-        <w:pBdr>
-          <w:bottom w:val="single" w:color="CCCCCC" w:sz="1"/>
-        </w:pBdr>
-        <w:spacing w:after="200" w:before="200"/>
-      </w:pPr>
-    </w:p>
-    <w:p>
-      <w:pPr>
-        <w:spacing w:after="80"/>
-      </w:pPr>
-      <w:r>
-        <w:rPr>
-          <w:rFonts w:ascii="Cormorant Garamond" w:cs="Cormorant Garamond" w:eastAsia="Cormorant Garamond" w:hAnsi="Cormorant Garamond"/>
-          <w:b/>
-          <w:bCs/>
-          <w:sz w:val="28"/>
-          <w:szCs w:val="28"/>
-        </w:rPr>
-        <w:t xml:space="preserve">Fait 404</w:t>
-      </w:r>
-    </w:p>
-    <w:p>
-      <w:pPr>
-        <w:spacing w:after="80"/>
-      </w:pPr>
-      <w:r>
-        <w:rPr>
-          <w:rFonts w:ascii="Cormorant Garamond" w:cs="Cormorant Garamond" w:eastAsia="Cormorant Garamond" w:hAnsi="Cormorant Garamond"/>
-          <w:i/>
-          <w:iCs/>
-          <w:color w:val="888888"/>
-          <w:sz w:val="20"/>
-          <w:szCs w:val="20"/>
-        </w:rPr>
-        <w:t xml:space="preserve">Coran 94:5-6</w:t>
-      </w:r>
-    </w:p>
-    <w:p>
-      <w:pPr>
-        <w:spacing w:after="60"/>
-      </w:pPr>
-      <w:r>
-        <w:rPr>
-          <w:rFonts w:ascii="Cormorant Garamond" w:cs="Cormorant Garamond" w:eastAsia="Cormorant Garamond" w:hAnsi="Cormorant Garamond"/>
-          <w:sz w:val="22"/>
-          <w:szCs w:val="22"/>
-        </w:rPr>
-        <w:t xml:space="preserve">Le Coran dit : "Certes, avec la difficulté vient la facilité."</w:t>
-      </w:r>
-    </w:p>
-    <w:p>
-      <w:pPr>
-        <w:pBdr>
-          <w:bottom w:val="single" w:color="CCCCCC" w:sz="1"/>
-        </w:pBdr>
-        <w:spacing w:after="200" w:before="200"/>
-      </w:pPr>
-    </w:p>
-    <w:p>
-      <w:pPr>
-        <w:spacing w:after="80"/>
-      </w:pPr>
-      <w:r>
-        <w:rPr>
-          <w:rFonts w:ascii="Cormorant Garamond" w:cs="Cormorant Garamond" w:eastAsia="Cormorant Garamond" w:hAnsi="Cormorant Garamond"/>
-          <w:b/>
-          <w:bCs/>
-          <w:sz w:val="28"/>
-          <w:szCs w:val="28"/>
-        </w:rPr>
-        <w:t xml:space="preserve">Fait 405</w:t>
-      </w:r>
-    </w:p>
-    <w:p>
-      <w:pPr>
-        <w:spacing w:after="80"/>
-      </w:pPr>
-      <w:r>
-        <w:rPr>
-          <w:rFonts w:ascii="Cormorant Garamond" w:cs="Cormorant Garamond" w:eastAsia="Cormorant Garamond" w:hAnsi="Cormorant Garamond"/>
-          <w:i/>
-          <w:iCs/>
-          <w:color w:val="888888"/>
-          <w:sz w:val="20"/>
-          <w:szCs w:val="20"/>
-        </w:rPr>
-        <w:t xml:space="preserve">Ibn Majah 4032</w:t>
-      </w:r>
-    </w:p>
-    <w:p>
-      <w:pPr>
-        <w:spacing w:after="60"/>
-      </w:pPr>
-      <w:r>
-        <w:rPr>
-          <w:rFonts w:ascii="Cormorant Garamond" w:cs="Cormorant Garamond" w:eastAsia="Cormorant Garamond" w:hAnsi="Cormorant Garamond"/>
-          <w:sz w:val="22"/>
-          <w:szCs w:val="22"/>
-        </w:rPr>
-        <w:t xml:space="preserve">Le Prophète ﷺ a dit : "Le croyant qui se mêle aux gens et supporte leur nuisance a plus de mérite que celui qui ne se mêle pas et ne supporte pas."</w:t>
-      </w:r>
-    </w:p>
-    <w:p>
-      <w:pPr>
-        <w:pBdr>
-          <w:bottom w:val="single" w:color="CCCCCC" w:sz="1"/>
-        </w:pBdr>
-        <w:spacing w:after="200" w:before="200"/>
-      </w:pPr>
-    </w:p>
-    <w:p>
-      <w:pPr>
-        <w:spacing w:after="80"/>
-      </w:pPr>
-      <w:r>
-        <w:rPr>
-          <w:rFonts w:ascii="Cormorant Garamond" w:cs="Cormorant Garamond" w:eastAsia="Cormorant Garamond" w:hAnsi="Cormorant Garamond"/>
-          <w:b/>
-          <w:bCs/>
-          <w:sz w:val="28"/>
-          <w:szCs w:val="28"/>
-        </w:rPr>
-        <w:t xml:space="preserve">Fait 406</w:t>
-      </w:r>
-    </w:p>
-    <w:p>
-      <w:pPr>
-        <w:spacing w:after="80"/>
-      </w:pPr>
-      <w:r>
-        <w:rPr>
-          <w:rFonts w:ascii="Cormorant Garamond" w:cs="Cormorant Garamond" w:eastAsia="Cormorant Garamond" w:hAnsi="Cormorant Garamond"/>
-          <w:i/>
-          <w:iCs/>
-          <w:color w:val="888888"/>
-          <w:sz w:val="20"/>
-          <w:szCs w:val="20"/>
-        </w:rPr>
-        <w:t xml:space="preserve">Bukhari 9, Muslim 35</w:t>
-      </w:r>
-    </w:p>
-    <w:p>
-      <w:pPr>
-        <w:spacing w:after="60"/>
-      </w:pPr>
-      <w:r>
-        <w:rPr>
-          <w:rFonts w:ascii="Cormorant Garamond" w:cs="Cormorant Garamond" w:eastAsia="Cormorant Garamond" w:hAnsi="Cormorant Garamond"/>
-          <w:sz w:val="22"/>
-          <w:szCs w:val="22"/>
-        </w:rPr>
-        <w:t xml:space="preserve">Le Prophète ﷺ a dit : "La foi a plus de soixante-dix branches, dont la plus élevée est La ilaha illallah."</w:t>
-      </w:r>
-    </w:p>
-    <w:p>
-      <w:pPr>
-        <w:pBdr>
-          <w:bottom w:val="single" w:color="CCCCCC" w:sz="1"/>
-        </w:pBdr>
-        <w:spacing w:after="200" w:before="200"/>
-      </w:pPr>
-    </w:p>
-    <w:p>
-      <w:pPr>
-        <w:spacing w:after="80"/>
-      </w:pPr>
-      <w:r>
-        <w:rPr>
-          <w:rFonts w:ascii="Cormorant Garamond" w:cs="Cormorant Garamond" w:eastAsia="Cormorant Garamond" w:hAnsi="Cormorant Garamond"/>
-          <w:b/>
-          <w:bCs/>
-          <w:sz w:val="28"/>
-          <w:szCs w:val="28"/>
-        </w:rPr>
-        <w:t xml:space="preserve">Fait 407</w:t>
-      </w:r>
-    </w:p>
-    <w:p>
-      <w:pPr>
-        <w:spacing w:after="80"/>
-      </w:pPr>
-      <w:r>
-        <w:rPr>
-          <w:rFonts w:ascii="Cormorant Garamond" w:cs="Cormorant Garamond" w:eastAsia="Cormorant Garamond" w:hAnsi="Cormorant Garamond"/>
-          <w:i/>
-          <w:iCs/>
-          <w:color w:val="888888"/>
-          <w:sz w:val="20"/>
-          <w:szCs w:val="20"/>
-        </w:rPr>
-        <w:t xml:space="preserve">Bukhari 2989</w:t>
-      </w:r>
-    </w:p>
-    <w:p>
-      <w:pPr>
-        <w:spacing w:after="60"/>
-      </w:pPr>
-      <w:r>
-        <w:rPr>
-          <w:rFonts w:ascii="Cormorant Garamond" w:cs="Cormorant Garamond" w:eastAsia="Cormorant Garamond" w:hAnsi="Cormorant Garamond"/>
-          <w:sz w:val="22"/>
-          <w:szCs w:val="22"/>
-        </w:rPr>
-        <w:t xml:space="preserve">Le Prophète ﷺ a dit : "Chaque articulation du corps humain doit s'acquitter d'une aumône chaque jour."</w:t>
-      </w:r>
-    </w:p>
-    <w:p>
-      <w:pPr>
-        <w:pBdr>
-          <w:bottom w:val="single" w:color="CCCCCC" w:sz="1"/>
-        </w:pBdr>
-        <w:spacing w:after="200" w:before="200"/>
-      </w:pPr>
-    </w:p>
-    <w:p>
-      <w:pPr>
-        <w:spacing w:after="80"/>
-      </w:pPr>
-      <w:r>
-        <w:rPr>
-          <w:rFonts w:ascii="Cormorant Garamond" w:cs="Cormorant Garamond" w:eastAsia="Cormorant Garamond" w:hAnsi="Cormorant Garamond"/>
-          <w:b/>
-          <w:bCs/>
-          <w:sz w:val="28"/>
-          <w:szCs w:val="28"/>
-        </w:rPr>
-        <w:t xml:space="preserve">Fait 408</w:t>
-      </w:r>
-    </w:p>
-    <w:p>
-      <w:pPr>
-        <w:spacing w:after="80"/>
-      </w:pPr>
-      <w:r>
-        <w:rPr>
-          <w:rFonts w:ascii="Cormorant Garamond" w:cs="Cormorant Garamond" w:eastAsia="Cormorant Garamond" w:hAnsi="Cormorant Garamond"/>
-          <w:i/>
-          <w:iCs/>
-          <w:color w:val="888888"/>
-          <w:sz w:val="20"/>
-          <w:szCs w:val="20"/>
-        </w:rPr>
-        <w:t xml:space="preserve">Sahih Muslim 2312</w:t>
-      </w:r>
-    </w:p>
-    <w:p>
-      <w:pPr>
-        <w:spacing w:after="60"/>
-      </w:pPr>
-      <w:r>
-        <w:rPr>
-          <w:rFonts w:ascii="Cormorant Garamond" w:cs="Cormorant Garamond" w:eastAsia="Cormorant Garamond" w:hAnsi="Cormorant Garamond"/>
-          <w:sz w:val="22"/>
-          <w:szCs w:val="22"/>
-        </w:rPr>
-        <w:t xml:space="preserve">Le Prophète ﷺ n’a jamais refusé une demande de don ou de charité. Anas ibn Mâlik rapporte : « Jamais on n’a demandé quelque chose au Prophète ﷺ en faisant valoir l’islam sans qu’il ne le lui donne. » Un jour, un homme lui demanda un troupeau entier qui remplissait la vallée. Il lui dit de le prendre. L’homme retourna à son peuple et leur dit : « Convertissez-vous, car Muhammad donne avec une telle générosité qu’il ne craint pas la pauvreté. »</w:t>
-      </w:r>
-    </w:p>
-    <w:p>
-      <w:pPr>
-        <w:pBdr>
-          <w:bottom w:val="single" w:color="CCCCCC" w:sz="1"/>
-        </w:pBdr>
-        <w:spacing w:after="200" w:before="200"/>
-      </w:pPr>
-    </w:p>
-    <w:p>
-      <w:pPr>
-        <w:spacing w:after="80"/>
-      </w:pPr>
-      <w:r>
-        <w:rPr>
-          <w:rFonts w:ascii="Cormorant Garamond" w:cs="Cormorant Garamond" w:eastAsia="Cormorant Garamond" w:hAnsi="Cormorant Garamond"/>
-          <w:b/>
-          <w:bCs/>
-          <w:sz w:val="28"/>
-          <w:szCs w:val="28"/>
-        </w:rPr>
-        <w:t xml:space="preserve">Fait 409</w:t>
+        <w:t xml:space="preserve">La pharmacie a émergé comme science distincte dans le monde musulman vers le 9e siècle, avec les premiers apothicaires (saydalani) à Bagdad.</w:t>
+      </w:r>
+    </w:p>
+    <w:p>
+      <w:pPr>
+        <w:pBdr>
+          <w:bottom w:val="single" w:color="CCCCCC" w:sz="1"/>
+        </w:pBdr>
+        <w:spacing w:after="200" w:before="200"/>
+      </w:pPr>
+    </w:p>
+    <w:p>
+      <w:pPr>
+        <w:spacing w:after="80"/>
+      </w:pPr>
+      <w:r>
+        <w:rPr>
+          <w:rFonts w:ascii="Cormorant Garamond" w:cs="Cormorant Garamond" w:eastAsia="Cormorant Garamond" w:hAnsi="Cormorant Garamond"/>
+          <w:b/>
+          <w:bCs/>
+          <w:sz w:val="28"/>
+          <w:szCs w:val="28"/>
+        </w:rPr>
+        <w:t xml:space="preserve">Fait 422</w:t>
+      </w:r>
+    </w:p>
+    <w:p>
+      <w:pPr>
+        <w:spacing w:after="80"/>
+      </w:pPr>
+      <w:r>
+        <w:rPr>
+          <w:rFonts w:ascii="Cormorant Garamond" w:cs="Cormorant Garamond" w:eastAsia="Cormorant Garamond" w:hAnsi="Cormorant Garamond"/>
+          <w:i/>
+          <w:iCs/>
+          <w:color w:val="888888"/>
+          <w:sz w:val="20"/>
+          <w:szCs w:val="20"/>
+        </w:rPr>
+        <w:t xml:space="preserve">Bukhari 6133</w:t>
+      </w:r>
+    </w:p>
+    <w:p>
+      <w:pPr>
+        <w:spacing w:after="60"/>
+      </w:pPr>
+      <w:r>
+        <w:rPr>
+          <w:rFonts w:ascii="Cormorant Garamond" w:cs="Cormorant Garamond" w:eastAsia="Cormorant Garamond" w:hAnsi="Cormorant Garamond"/>
+          <w:sz w:val="22"/>
+          <w:szCs w:val="22"/>
+        </w:rPr>
+        <w:t xml:space="preserve">Le Prophète ﷺ a dit : "Le croyant ne pique pas deux fois du même trou."</w:t>
+      </w:r>
+    </w:p>
+    <w:p>
+      <w:pPr>
+        <w:pBdr>
+          <w:bottom w:val="single" w:color="CCCCCC" w:sz="1"/>
+        </w:pBdr>
+        <w:spacing w:after="200" w:before="200"/>
+      </w:pPr>
+    </w:p>
+    <w:p>
+      <w:pPr>
+        <w:spacing w:after="80"/>
+      </w:pPr>
+      <w:r>
+        <w:rPr>
+          <w:rFonts w:ascii="Cormorant Garamond" w:cs="Cormorant Garamond" w:eastAsia="Cormorant Garamond" w:hAnsi="Cormorant Garamond"/>
+          <w:b/>
+          <w:bCs/>
+          <w:sz w:val="28"/>
+          <w:szCs w:val="28"/>
+        </w:rPr>
+        <w:t xml:space="preserve">Fait 423</w:t>
       </w:r>
     </w:p>
     <w:p>
@@ -21259,30 +21987,1174 @@
           <w:sz w:val="22"/>
           <w:szCs w:val="22"/>
         </w:rPr>
-        <w:t xml:space="preserve">Les chiffres arabes ont été introduits en Europe par Fibonacci, qui les apprit auprès des musulmans à Béjaïa (Algérie) avant de publier le Liber Abaci en 1202.</w:t>
-      </w:r>
-    </w:p>
-    <w:p>
-      <w:pPr>
-        <w:pBdr>
-          <w:bottom w:val="single" w:color="CCCCCC" w:sz="1"/>
-        </w:pBdr>
-        <w:spacing w:after="200" w:before="200"/>
-      </w:pPr>
-    </w:p>
-    <w:p>
-      <w:pPr>
-        <w:spacing w:after="80"/>
-      </w:pPr>
-      <w:r>
-        <w:rPr>
-          <w:rFonts w:ascii="Cormorant Garamond" w:cs="Cormorant Garamond" w:eastAsia="Cormorant Garamond" w:hAnsi="Cormorant Garamond"/>
-          <w:b/>
-          <w:bCs/>
-          <w:sz w:val="28"/>
-          <w:szCs w:val="28"/>
-        </w:rPr>
-        <w:t xml:space="preserve">Fait 410</w:t>
+        <w:t xml:space="preserve">Les fractions décimales ont été développées et systématisées par Al-Uqlidisi (10e siècle) et Al-Kashi (15e siècle), transformant les mathématiques.</w:t>
+      </w:r>
+    </w:p>
+    <w:p>
+      <w:pPr>
+        <w:pBdr>
+          <w:bottom w:val="single" w:color="CCCCCC" w:sz="1"/>
+        </w:pBdr>
+        <w:spacing w:after="200" w:before="200"/>
+      </w:pPr>
+    </w:p>
+    <w:p>
+      <w:pPr>
+        <w:spacing w:after="80"/>
+      </w:pPr>
+      <w:r>
+        <w:rPr>
+          <w:rFonts w:ascii="Cormorant Garamond" w:cs="Cormorant Garamond" w:eastAsia="Cormorant Garamond" w:hAnsi="Cormorant Garamond"/>
+          <w:b/>
+          <w:bCs/>
+          <w:sz w:val="28"/>
+          <w:szCs w:val="28"/>
+        </w:rPr>
+        <w:t xml:space="preserve">Fait 424</w:t>
+      </w:r>
+    </w:p>
+    <w:p>
+      <w:pPr>
+        <w:spacing w:after="80"/>
+      </w:pPr>
+      <w:r>
+        <w:rPr>
+          <w:rFonts w:ascii="Cormorant Garamond" w:cs="Cormorant Garamond" w:eastAsia="Cormorant Garamond" w:hAnsi="Cormorant Garamond"/>
+          <w:i/>
+          <w:iCs/>
+          <w:color w:val="888888"/>
+          <w:sz w:val="20"/>
+          <w:szCs w:val="20"/>
+        </w:rPr>
+        <w:t xml:space="preserve">Muslim 2625</w:t>
+      </w:r>
+    </w:p>
+    <w:p>
+      <w:pPr>
+        <w:spacing w:after="60"/>
+      </w:pPr>
+      <w:r>
+        <w:rPr>
+          <w:rFonts w:ascii="Cormorant Garamond" w:cs="Cormorant Garamond" w:eastAsia="Cormorant Garamond" w:hAnsi="Cormorant Garamond"/>
+          <w:sz w:val="22"/>
+          <w:szCs w:val="22"/>
+        </w:rPr>
+        <w:t xml:space="preserve">Le Prophète ﷺ a dit : "Quand tu fais cuire un ragoût, ajoute de l'eau et pense à ton voisin."</w:t>
+      </w:r>
+    </w:p>
+    <w:p>
+      <w:pPr>
+        <w:pBdr>
+          <w:bottom w:val="single" w:color="CCCCCC" w:sz="1"/>
+        </w:pBdr>
+        <w:spacing w:after="200" w:before="200"/>
+      </w:pPr>
+    </w:p>
+    <w:p>
+      <w:pPr>
+        <w:spacing w:after="80"/>
+      </w:pPr>
+      <w:r>
+        <w:rPr>
+          <w:rFonts w:ascii="Cormorant Garamond" w:cs="Cormorant Garamond" w:eastAsia="Cormorant Garamond" w:hAnsi="Cormorant Garamond"/>
+          <w:b/>
+          <w:bCs/>
+          <w:sz w:val="28"/>
+          <w:szCs w:val="28"/>
+        </w:rPr>
+        <w:t xml:space="preserve">Fait 425</w:t>
+      </w:r>
+    </w:p>
+    <w:p>
+      <w:pPr>
+        <w:spacing w:after="80"/>
+      </w:pPr>
+      <w:r>
+        <w:rPr>
+          <w:rFonts w:ascii="Cormorant Garamond" w:cs="Cormorant Garamond" w:eastAsia="Cormorant Garamond" w:hAnsi="Cormorant Garamond"/>
+          <w:i/>
+          <w:iCs/>
+          <w:color w:val="888888"/>
+          <w:sz w:val="20"/>
+          <w:szCs w:val="20"/>
+        </w:rPr>
+        <w:t xml:space="preserve">Muslim 1054</w:t>
+      </w:r>
+    </w:p>
+    <w:p>
+      <w:pPr>
+        <w:spacing w:after="60"/>
+      </w:pPr>
+      <w:r>
+        <w:rPr>
+          <w:rFonts w:ascii="Cormorant Garamond" w:cs="Cormorant Garamond" w:eastAsia="Cormorant Garamond" w:hAnsi="Cormorant Garamond"/>
+          <w:sz w:val="22"/>
+          <w:szCs w:val="22"/>
+        </w:rPr>
+        <w:t xml:space="preserve">Le Prophète ﷺ a dit : "Heureux est l'homme qui est guidé par la foi et dont la subsistance lui suffit."</w:t>
+      </w:r>
+    </w:p>
+    <w:p>
+      <w:pPr>
+        <w:pBdr>
+          <w:bottom w:val="single" w:color="CCCCCC" w:sz="1"/>
+        </w:pBdr>
+        <w:spacing w:after="200" w:before="200"/>
+      </w:pPr>
+    </w:p>
+    <w:p>
+      <w:pPr>
+        <w:spacing w:after="80"/>
+      </w:pPr>
+      <w:r>
+        <w:rPr>
+          <w:rFonts w:ascii="Cormorant Garamond" w:cs="Cormorant Garamond" w:eastAsia="Cormorant Garamond" w:hAnsi="Cormorant Garamond"/>
+          <w:b/>
+          <w:bCs/>
+          <w:sz w:val="28"/>
+          <w:szCs w:val="28"/>
+        </w:rPr>
+        <w:t xml:space="preserve">Fait 426</w:t>
+      </w:r>
+    </w:p>
+    <w:p>
+      <w:pPr>
+        <w:spacing w:after="80"/>
+      </w:pPr>
+      <w:r>
+        <w:rPr>
+          <w:rFonts w:ascii="Cormorant Garamond" w:cs="Cormorant Garamond" w:eastAsia="Cormorant Garamond" w:hAnsi="Cormorant Garamond"/>
+          <w:i/>
+          <w:iCs/>
+          <w:color w:val="888888"/>
+          <w:sz w:val="20"/>
+          <w:szCs w:val="20"/>
+        </w:rPr>
+        <w:t xml:space="preserve">Bukhari 3331</w:t>
+      </w:r>
+    </w:p>
+    <w:p>
+      <w:pPr>
+        <w:spacing w:after="60"/>
+      </w:pPr>
+      <w:r>
+        <w:rPr>
+          <w:rFonts w:ascii="Cormorant Garamond" w:cs="Cormorant Garamond" w:eastAsia="Cormorant Garamond" w:hAnsi="Cormorant Garamond"/>
+          <w:sz w:val="22"/>
+          <w:szCs w:val="22"/>
+        </w:rPr>
+        <w:t xml:space="preserve">Le Prophète ﷺ a dit : « Traitez bien les femmes. Elles ont été créées d'une côte – et la partie la plus courbe de la côte est en haut. Si tu essaies de la redresser, tu la brises. Si tu la laisses, elle reste courbe. Traite donc les femmes avec douceur. » (Bukhari 3331). Une métaphore sur le respect de la différence. Pas une infériorité — une intelligence.</w:t>
+      </w:r>
+    </w:p>
+    <w:p>
+      <w:pPr>
+        <w:pBdr>
+          <w:bottom w:val="single" w:color="CCCCCC" w:sz="1"/>
+        </w:pBdr>
+        <w:spacing w:after="200" w:before="200"/>
+      </w:pPr>
+    </w:p>
+    <w:p>
+      <w:pPr>
+        <w:spacing w:after="80"/>
+      </w:pPr>
+      <w:r>
+        <w:rPr>
+          <w:rFonts w:ascii="Cormorant Garamond" w:cs="Cormorant Garamond" w:eastAsia="Cormorant Garamond" w:hAnsi="Cormorant Garamond"/>
+          <w:b/>
+          <w:bCs/>
+          <w:sz w:val="28"/>
+          <w:szCs w:val="28"/>
+        </w:rPr>
+        <w:t xml:space="preserve">Fait 427</w:t>
+      </w:r>
+    </w:p>
+    <w:p>
+      <w:pPr>
+        <w:spacing w:after="80"/>
+      </w:pPr>
+      <w:r>
+        <w:rPr>
+          <w:rFonts w:ascii="Cormorant Garamond" w:cs="Cormorant Garamond" w:eastAsia="Cormorant Garamond" w:hAnsi="Cormorant Garamond"/>
+          <w:i/>
+          <w:iCs/>
+          <w:color w:val="888888"/>
+          <w:sz w:val="20"/>
+          <w:szCs w:val="20"/>
+        </w:rPr>
+        <w:t xml:space="preserve">Tirmidhi 2891 (hasan)</w:t>
+      </w:r>
+    </w:p>
+    <w:p>
+      <w:pPr>
+        <w:spacing w:after="60"/>
+      </w:pPr>
+      <w:r>
+        <w:rPr>
+          <w:rFonts w:ascii="Cormorant Garamond" w:cs="Cormorant Garamond" w:eastAsia="Cormorant Garamond" w:hAnsi="Cormorant Garamond"/>
+          <w:sz w:val="22"/>
+          <w:szCs w:val="22"/>
+        </w:rPr>
+        <w:t xml:space="preserve">Le Prophète ﷺ a dit qu'une sourate de 30 versets intercèdera pour celui qui la récite jusqu'à ce qu'il soit pardonné : c'est sourate Al-Mulk.</w:t>
+      </w:r>
+    </w:p>
+    <w:p>
+      <w:pPr>
+        <w:pBdr>
+          <w:bottom w:val="single" w:color="CCCCCC" w:sz="1"/>
+        </w:pBdr>
+        <w:spacing w:after="200" w:before="200"/>
+      </w:pPr>
+    </w:p>
+    <w:p>
+      <w:pPr>
+        <w:spacing w:after="80"/>
+      </w:pPr>
+      <w:r>
+        <w:rPr>
+          <w:rFonts w:ascii="Cormorant Garamond" w:cs="Cormorant Garamond" w:eastAsia="Cormorant Garamond" w:hAnsi="Cormorant Garamond"/>
+          <w:b/>
+          <w:bCs/>
+          <w:sz w:val="28"/>
+          <w:szCs w:val="28"/>
+        </w:rPr>
+        <w:t xml:space="preserve">Fait 428</w:t>
+      </w:r>
+    </w:p>
+    <w:p>
+      <w:pPr>
+        <w:spacing w:after="80"/>
+      </w:pPr>
+      <w:r>
+        <w:rPr>
+          <w:rFonts w:ascii="Cormorant Garamond" w:cs="Cormorant Garamond" w:eastAsia="Cormorant Garamond" w:hAnsi="Cormorant Garamond"/>
+          <w:i/>
+          <w:iCs/>
+          <w:color w:val="888888"/>
+          <w:sz w:val="20"/>
+          <w:szCs w:val="20"/>
+        </w:rPr>
+        <w:t xml:space="preserve">Histoire des sciences</w:t>
+      </w:r>
+    </w:p>
+    <w:p>
+      <w:pPr>
+        <w:spacing w:after="60"/>
+      </w:pPr>
+      <w:r>
+        <w:rPr>
+          <w:rFonts w:ascii="Cormorant Garamond" w:cs="Cormorant Garamond" w:eastAsia="Cormorant Garamond" w:hAnsi="Cormorant Garamond"/>
+          <w:sz w:val="22"/>
+          <w:szCs w:val="22"/>
+        </w:rPr>
+        <w:t xml:space="preserve">La pharmacie indépendante de la médecine a été créée à Bagdad au 9e siècle, une première mondiale, avec les premières pharmacies publiques sous le califat abbasside.</w:t>
+      </w:r>
+    </w:p>
+    <w:p>
+      <w:pPr>
+        <w:pBdr>
+          <w:bottom w:val="single" w:color="CCCCCC" w:sz="1"/>
+        </w:pBdr>
+        <w:spacing w:after="200" w:before="200"/>
+      </w:pPr>
+    </w:p>
+    <w:p>
+      <w:pPr>
+        <w:spacing w:after="80"/>
+      </w:pPr>
+      <w:r>
+        <w:rPr>
+          <w:rFonts w:ascii="Cormorant Garamond" w:cs="Cormorant Garamond" w:eastAsia="Cormorant Garamond" w:hAnsi="Cormorant Garamond"/>
+          <w:b/>
+          <w:bCs/>
+          <w:sz w:val="28"/>
+          <w:szCs w:val="28"/>
+        </w:rPr>
+        <w:t xml:space="preserve">Fait 429</w:t>
+      </w:r>
+    </w:p>
+    <w:p>
+      <w:pPr>
+        <w:spacing w:after="80"/>
+      </w:pPr>
+      <w:r>
+        <w:rPr>
+          <w:rFonts w:ascii="Cormorant Garamond" w:cs="Cormorant Garamond" w:eastAsia="Cormorant Garamond" w:hAnsi="Cormorant Garamond"/>
+          <w:i/>
+          <w:iCs/>
+          <w:color w:val="888888"/>
+          <w:sz w:val="20"/>
+          <w:szCs w:val="20"/>
+        </w:rPr>
+        <w:t xml:space="preserve">Bukhari 6446</w:t>
+      </w:r>
+    </w:p>
+    <w:p>
+      <w:pPr>
+        <w:spacing w:after="60"/>
+      </w:pPr>
+      <w:r>
+        <w:rPr>
+          <w:rFonts w:ascii="Cormorant Garamond" w:cs="Cormorant Garamond" w:eastAsia="Cormorant Garamond" w:hAnsi="Cormorant Garamond"/>
+          <w:sz w:val="22"/>
+          <w:szCs w:val="22"/>
+        </w:rPr>
+        <w:t xml:space="preserve">Le Prophète ﷺ a dit : "La meilleure richesse est la richesse de l'âme (al-ghina ghina an-nafs)."</w:t>
+      </w:r>
+    </w:p>
+    <w:p>
+      <w:pPr>
+        <w:pBdr>
+          <w:bottom w:val="single" w:color="CCCCCC" w:sz="1"/>
+        </w:pBdr>
+        <w:spacing w:after="200" w:before="200"/>
+      </w:pPr>
+    </w:p>
+    <w:p>
+      <w:pPr>
+        <w:spacing w:after="80"/>
+      </w:pPr>
+      <w:r>
+        <w:rPr>
+          <w:rFonts w:ascii="Cormorant Garamond" w:cs="Cormorant Garamond" w:eastAsia="Cormorant Garamond" w:hAnsi="Cormorant Garamond"/>
+          <w:b/>
+          <w:bCs/>
+          <w:sz w:val="28"/>
+          <w:szCs w:val="28"/>
+        </w:rPr>
+        <w:t xml:space="preserve">Fait 430</w:t>
+      </w:r>
+    </w:p>
+    <w:p>
+      <w:pPr>
+        <w:spacing w:after="80"/>
+      </w:pPr>
+      <w:r>
+        <w:rPr>
+          <w:rFonts w:ascii="Cormorant Garamond" w:cs="Cormorant Garamond" w:eastAsia="Cormorant Garamond" w:hAnsi="Cormorant Garamond"/>
+          <w:i/>
+          <w:iCs/>
+          <w:color w:val="888888"/>
+          <w:sz w:val="20"/>
+          <w:szCs w:val="20"/>
+        </w:rPr>
+        <w:t xml:space="preserve">Muslim 867</w:t>
+      </w:r>
+    </w:p>
+    <w:p>
+      <w:pPr>
+        <w:spacing w:after="60"/>
+      </w:pPr>
+      <w:r>
+        <w:rPr>
+          <w:rFonts w:ascii="Cormorant Garamond" w:cs="Cormorant Garamond" w:eastAsia="Cormorant Garamond" w:hAnsi="Cormorant Garamond"/>
+          <w:sz w:val="22"/>
+          <w:szCs w:val="22"/>
+        </w:rPr>
+        <w:t xml:space="preserve">Le Prophète ﷺ mettait en garde contre les innovations dans la religion qui s'écartent de la Sunna.</w:t>
+      </w:r>
+    </w:p>
+    <w:p>
+      <w:pPr>
+        <w:pBdr>
+          <w:bottom w:val="single" w:color="CCCCCC" w:sz="1"/>
+        </w:pBdr>
+        <w:spacing w:after="200" w:before="200"/>
+      </w:pPr>
+    </w:p>
+    <w:p>
+      <w:pPr>
+        <w:spacing w:after="80"/>
+      </w:pPr>
+      <w:r>
+        <w:rPr>
+          <w:rFonts w:ascii="Cormorant Garamond" w:cs="Cormorant Garamond" w:eastAsia="Cormorant Garamond" w:hAnsi="Cormorant Garamond"/>
+          <w:b/>
+          <w:bCs/>
+          <w:sz w:val="28"/>
+          <w:szCs w:val="28"/>
+        </w:rPr>
+        <w:t xml:space="preserve">Fait 431</w:t>
+      </w:r>
+    </w:p>
+    <w:p>
+      <w:pPr>
+        <w:spacing w:after="80"/>
+      </w:pPr>
+      <w:r>
+        <w:rPr>
+          <w:rFonts w:ascii="Cormorant Garamond" w:cs="Cormorant Garamond" w:eastAsia="Cormorant Garamond" w:hAnsi="Cormorant Garamond"/>
+          <w:i/>
+          <w:iCs/>
+          <w:color w:val="888888"/>
+          <w:sz w:val="20"/>
+          <w:szCs w:val="20"/>
+        </w:rPr>
+        <w:t xml:space="preserve">Muslim 3014 / Abu Dawud 1532</w:t>
+      </w:r>
+    </w:p>
+    <w:p>
+      <w:pPr>
+        <w:spacing w:after="60"/>
+      </w:pPr>
+      <w:r>
+        <w:rPr>
+          <w:rFonts w:ascii="Cormorant Garamond" w:cs="Cormorant Garamond" w:eastAsia="Cormorant Garamond" w:hAnsi="Cormorant Garamond"/>
+          <w:sz w:val="22"/>
+          <w:szCs w:val="22"/>
+        </w:rPr>
+        <w:t xml:space="preserve">Le Prophète ﷺ a dit : "N'invoquez pas la malédiction sur vous-mêmes, ni sur vos enfants, ni sur vos biens."</w:t>
+      </w:r>
+    </w:p>
+    <w:p>
+      <w:pPr>
+        <w:pBdr>
+          <w:bottom w:val="single" w:color="CCCCCC" w:sz="1"/>
+        </w:pBdr>
+        <w:spacing w:after="200" w:before="200"/>
+      </w:pPr>
+    </w:p>
+    <w:p>
+      <w:pPr>
+        <w:spacing w:after="80"/>
+      </w:pPr>
+      <w:r>
+        <w:rPr>
+          <w:rFonts w:ascii="Cormorant Garamond" w:cs="Cormorant Garamond" w:eastAsia="Cormorant Garamond" w:hAnsi="Cormorant Garamond"/>
+          <w:b/>
+          <w:bCs/>
+          <w:sz w:val="28"/>
+          <w:szCs w:val="28"/>
+        </w:rPr>
+        <w:t xml:space="preserve">Fait 432</w:t>
+      </w:r>
+    </w:p>
+    <w:p>
+      <w:pPr>
+        <w:spacing w:after="80"/>
+      </w:pPr>
+      <w:r>
+        <w:rPr>
+          <w:rFonts w:ascii="Cormorant Garamond" w:cs="Cormorant Garamond" w:eastAsia="Cormorant Garamond" w:hAnsi="Cormorant Garamond"/>
+          <w:i/>
+          <w:iCs/>
+          <w:color w:val="888888"/>
+          <w:sz w:val="20"/>
+          <w:szCs w:val="20"/>
+        </w:rPr>
+        <w:t xml:space="preserve">Bukhari 1904</w:t>
+      </w:r>
+    </w:p>
+    <w:p>
+      <w:pPr>
+        <w:spacing w:after="60"/>
+      </w:pPr>
+      <w:r>
+        <w:rPr>
+          <w:rFonts w:ascii="Cormorant Garamond" w:cs="Cormorant Garamond" w:eastAsia="Cormorant Garamond" w:hAnsi="Cormorant Garamond"/>
+          <w:sz w:val="22"/>
+          <w:szCs w:val="22"/>
+        </w:rPr>
+        <w:t xml:space="preserve">Le Prophète ﷺ a dit : "Le jeûneur a deux joies : une quand il rompt le jeûne et une quand il rencontre son Seigneur."</w:t>
+      </w:r>
+    </w:p>
+    <w:p>
+      <w:pPr>
+        <w:pBdr>
+          <w:bottom w:val="single" w:color="CCCCCC" w:sz="1"/>
+        </w:pBdr>
+        <w:spacing w:after="200" w:before="200"/>
+      </w:pPr>
+    </w:p>
+    <w:p>
+      <w:pPr>
+        <w:spacing w:after="80"/>
+      </w:pPr>
+      <w:r>
+        <w:rPr>
+          <w:rFonts w:ascii="Cormorant Garamond" w:cs="Cormorant Garamond" w:eastAsia="Cormorant Garamond" w:hAnsi="Cormorant Garamond"/>
+          <w:b/>
+          <w:bCs/>
+          <w:sz w:val="28"/>
+          <w:szCs w:val="28"/>
+        </w:rPr>
+        <w:t xml:space="preserve">Fait 433</w:t>
+      </w:r>
+    </w:p>
+    <w:p>
+      <w:pPr>
+        <w:spacing w:after="80"/>
+      </w:pPr>
+      <w:r>
+        <w:rPr>
+          <w:rFonts w:ascii="Cormorant Garamond" w:cs="Cormorant Garamond" w:eastAsia="Cormorant Garamond" w:hAnsi="Cormorant Garamond"/>
+          <w:i/>
+          <w:iCs/>
+          <w:color w:val="888888"/>
+          <w:sz w:val="20"/>
+          <w:szCs w:val="20"/>
+        </w:rPr>
+        <w:t xml:space="preserve">Bukhari 2480</w:t>
+      </w:r>
+    </w:p>
+    <w:p>
+      <w:pPr>
+        <w:spacing w:after="60"/>
+      </w:pPr>
+      <w:r>
+        <w:rPr>
+          <w:rFonts w:ascii="Cormorant Garamond" w:cs="Cormorant Garamond" w:eastAsia="Cormorant Garamond" w:hAnsi="Cormorant Garamond"/>
+          <w:sz w:val="22"/>
+          <w:szCs w:val="22"/>
+        </w:rPr>
+        <w:t xml:space="preserve">Le Prophète ﷺ a dit : « Celui qui meurt en défendant ses biens face à une agression est un martyr. » Bukhari 2480. Le hadith parle d'auto-défense légitime face à un agresseur — pas d'attaque ni de vengeance. La propriété privée est protégée. La vie de l'agressé est sacrée.</w:t>
+      </w:r>
+    </w:p>
+    <w:p>
+      <w:pPr>
+        <w:pBdr>
+          <w:bottom w:val="single" w:color="CCCCCC" w:sz="1"/>
+        </w:pBdr>
+        <w:spacing w:after="200" w:before="200"/>
+      </w:pPr>
+    </w:p>
+    <w:p>
+      <w:pPr>
+        <w:spacing w:after="80"/>
+      </w:pPr>
+      <w:r>
+        <w:rPr>
+          <w:rFonts w:ascii="Cormorant Garamond" w:cs="Cormorant Garamond" w:eastAsia="Cormorant Garamond" w:hAnsi="Cormorant Garamond"/>
+          <w:b/>
+          <w:bCs/>
+          <w:sz w:val="28"/>
+          <w:szCs w:val="28"/>
+        </w:rPr>
+        <w:t xml:space="preserve">Fait 434</w:t>
+      </w:r>
+    </w:p>
+    <w:p>
+      <w:pPr>
+        <w:spacing w:after="80"/>
+      </w:pPr>
+      <w:r>
+        <w:rPr>
+          <w:rFonts w:ascii="Cormorant Garamond" w:cs="Cormorant Garamond" w:eastAsia="Cormorant Garamond" w:hAnsi="Cormorant Garamond"/>
+          <w:i/>
+          <w:iCs/>
+          <w:color w:val="888888"/>
+          <w:sz w:val="20"/>
+          <w:szCs w:val="20"/>
+        </w:rPr>
+        <w:t xml:space="preserve">Sirat Ibn Hisham / Tabari</w:t>
+      </w:r>
+    </w:p>
+    <w:p>
+      <w:pPr>
+        <w:spacing w:after="60"/>
+      </w:pPr>
+      <w:r>
+        <w:rPr>
+          <w:rFonts w:ascii="Cormorant Garamond" w:cs="Cormorant Garamond" w:eastAsia="Cormorant Garamond" w:hAnsi="Cormorant Garamond"/>
+          <w:sz w:val="22"/>
+          <w:szCs w:val="22"/>
+        </w:rPr>
+        <w:t xml:space="preserve">Khalid ibn al-Walid, surnommé « l'Épée d'Allah » (Sayf Allah), est l'un des plus grands stratèges militaires de l'histoire. Il a commandé de nombreuses batailles avant et après son entrée en islam, et il est mort dans son lit en disant : « J'ai compté cinquante blessures sur mon corps, aucune dans le dos. »</w:t>
+      </w:r>
+    </w:p>
+    <w:p>
+      <w:pPr>
+        <w:pBdr>
+          <w:bottom w:val="single" w:color="CCCCCC" w:sz="1"/>
+        </w:pBdr>
+        <w:spacing w:after="200" w:before="200"/>
+      </w:pPr>
+    </w:p>
+    <w:p>
+      <w:pPr>
+        <w:spacing w:after="80"/>
+      </w:pPr>
+      <w:r>
+        <w:rPr>
+          <w:rFonts w:ascii="Cormorant Garamond" w:cs="Cormorant Garamond" w:eastAsia="Cormorant Garamond" w:hAnsi="Cormorant Garamond"/>
+          <w:b/>
+          <w:bCs/>
+          <w:sz w:val="28"/>
+          <w:szCs w:val="28"/>
+        </w:rPr>
+        <w:t xml:space="preserve">Fait 435</w:t>
+      </w:r>
+    </w:p>
+    <w:p>
+      <w:pPr>
+        <w:spacing w:after="80"/>
+      </w:pPr>
+      <w:r>
+        <w:rPr>
+          <w:rFonts w:ascii="Cormorant Garamond" w:cs="Cormorant Garamond" w:eastAsia="Cormorant Garamond" w:hAnsi="Cormorant Garamond"/>
+          <w:i/>
+          <w:iCs/>
+          <w:color w:val="888888"/>
+          <w:sz w:val="20"/>
+          <w:szCs w:val="20"/>
+        </w:rPr>
+        <w:t xml:space="preserve">Bukhari 2442, Muslim 2580</w:t>
+      </w:r>
+    </w:p>
+    <w:p>
+      <w:pPr>
+        <w:spacing w:after="60"/>
+      </w:pPr>
+      <w:r>
+        <w:rPr>
+          <w:rFonts w:ascii="Cormorant Garamond" w:cs="Cormorant Garamond" w:eastAsia="Cormorant Garamond" w:hAnsi="Cormorant Garamond"/>
+          <w:sz w:val="22"/>
+          <w:szCs w:val="22"/>
+        </w:rPr>
+        <w:t xml:space="preserve">Le Prophète ﷺ a dit : "Celui qui cache les défauts d'un musulman, Allah cachera les siens le Jour du Jugement."</w:t>
+      </w:r>
+    </w:p>
+    <w:p>
+      <w:pPr>
+        <w:pBdr>
+          <w:bottom w:val="single" w:color="CCCCCC" w:sz="1"/>
+        </w:pBdr>
+        <w:spacing w:after="200" w:before="200"/>
+      </w:pPr>
+    </w:p>
+    <w:p>
+      <w:pPr>
+        <w:spacing w:after="80"/>
+      </w:pPr>
+      <w:r>
+        <w:rPr>
+          <w:rFonts w:ascii="Cormorant Garamond" w:cs="Cormorant Garamond" w:eastAsia="Cormorant Garamond" w:hAnsi="Cormorant Garamond"/>
+          <w:b/>
+          <w:bCs/>
+          <w:sz w:val="28"/>
+          <w:szCs w:val="28"/>
+        </w:rPr>
+        <w:t xml:space="preserve">Fait 436</w:t>
+      </w:r>
+    </w:p>
+    <w:p>
+      <w:pPr>
+        <w:spacing w:after="80"/>
+      </w:pPr>
+      <w:r>
+        <w:rPr>
+          <w:rFonts w:ascii="Cormorant Garamond" w:cs="Cormorant Garamond" w:eastAsia="Cormorant Garamond" w:hAnsi="Cormorant Garamond"/>
+          <w:i/>
+          <w:iCs/>
+          <w:color w:val="888888"/>
+          <w:sz w:val="20"/>
+          <w:szCs w:val="20"/>
+        </w:rPr>
+        <w:t xml:space="preserve">Muslim 2580</w:t>
+      </w:r>
+    </w:p>
+    <w:p>
+      <w:pPr>
+        <w:spacing w:after="60"/>
+      </w:pPr>
+      <w:r>
+        <w:rPr>
+          <w:rFonts w:ascii="Cormorant Garamond" w:cs="Cormorant Garamond" w:eastAsia="Cormorant Garamond" w:hAnsi="Cormorant Garamond"/>
+          <w:sz w:val="22"/>
+          <w:szCs w:val="22"/>
+        </w:rPr>
+        <w:t xml:space="preserve">Le Prophète ﷺ a dit : "Un musulman est le frère d'un musulman : il ne l'opprime pas et ne le livre pas."</w:t>
+      </w:r>
+    </w:p>
+    <w:p>
+      <w:pPr>
+        <w:pBdr>
+          <w:bottom w:val="single" w:color="CCCCCC" w:sz="1"/>
+        </w:pBdr>
+        <w:spacing w:after="200" w:before="200"/>
+      </w:pPr>
+    </w:p>
+    <w:p>
+      <w:pPr>
+        <w:spacing w:after="80"/>
+      </w:pPr>
+      <w:r>
+        <w:rPr>
+          <w:rFonts w:ascii="Cormorant Garamond" w:cs="Cormorant Garamond" w:eastAsia="Cormorant Garamond" w:hAnsi="Cormorant Garamond"/>
+          <w:b/>
+          <w:bCs/>
+          <w:sz w:val="28"/>
+          <w:szCs w:val="28"/>
+        </w:rPr>
+        <w:t xml:space="preserve">Fait 437</w:t>
+      </w:r>
+    </w:p>
+    <w:p>
+      <w:pPr>
+        <w:spacing w:after="80"/>
+      </w:pPr>
+      <w:r>
+        <w:rPr>
+          <w:rFonts w:ascii="Cormorant Garamond" w:cs="Cormorant Garamond" w:eastAsia="Cormorant Garamond" w:hAnsi="Cormorant Garamond"/>
+          <w:i/>
+          <w:iCs/>
+          <w:color w:val="888888"/>
+          <w:sz w:val="20"/>
+          <w:szCs w:val="20"/>
+        </w:rPr>
+        <w:t xml:space="preserve">Bukhari 6416</w:t>
+      </w:r>
+    </w:p>
+    <w:p>
+      <w:pPr>
+        <w:spacing w:after="60"/>
+      </w:pPr>
+      <w:r>
+        <w:rPr>
+          <w:rFonts w:ascii="Cormorant Garamond" w:cs="Cormorant Garamond" w:eastAsia="Cormorant Garamond" w:hAnsi="Cormorant Garamond"/>
+          <w:sz w:val="22"/>
+          <w:szCs w:val="22"/>
+        </w:rPr>
+        <w:t xml:space="preserve">Le Prophète ﷺ a dit : "Soyez dans ce monde comme un étranger ou un voyageur de passage."</w:t>
+      </w:r>
+    </w:p>
+    <w:p>
+      <w:pPr>
+        <w:pBdr>
+          <w:bottom w:val="single" w:color="CCCCCC" w:sz="1"/>
+        </w:pBdr>
+        <w:spacing w:after="200" w:before="200"/>
+      </w:pPr>
+    </w:p>
+    <w:p>
+      <w:pPr>
+        <w:spacing w:after="80"/>
+      </w:pPr>
+      <w:r>
+        <w:rPr>
+          <w:rFonts w:ascii="Cormorant Garamond" w:cs="Cormorant Garamond" w:eastAsia="Cormorant Garamond" w:hAnsi="Cormorant Garamond"/>
+          <w:b/>
+          <w:bCs/>
+          <w:sz w:val="28"/>
+          <w:szCs w:val="28"/>
+        </w:rPr>
+        <w:t xml:space="preserve">Fait 438</w:t>
+      </w:r>
+    </w:p>
+    <w:p>
+      <w:pPr>
+        <w:spacing w:after="80"/>
+      </w:pPr>
+      <w:r>
+        <w:rPr>
+          <w:rFonts w:ascii="Cormorant Garamond" w:cs="Cormorant Garamond" w:eastAsia="Cormorant Garamond" w:hAnsi="Cormorant Garamond"/>
+          <w:i/>
+          <w:iCs/>
+          <w:color w:val="888888"/>
+          <w:sz w:val="20"/>
+          <w:szCs w:val="20"/>
+        </w:rPr>
+        <w:t xml:space="preserve">Bukhari 5009</w:t>
+      </w:r>
+    </w:p>
+    <w:p>
+      <w:pPr>
+        <w:spacing w:after="60"/>
+      </w:pPr>
+      <w:r>
+        <w:rPr>
+          <w:rFonts w:ascii="Cormorant Garamond" w:cs="Cormorant Garamond" w:eastAsia="Cormorant Garamond" w:hAnsi="Cormorant Garamond"/>
+          <w:sz w:val="22"/>
+          <w:szCs w:val="22"/>
+        </w:rPr>
+        <w:t xml:space="preserve">Le Prophète ﷺ a dit : "Celui qui lit les deux derniers versets de sourate Al-Baqara la nuit, ils lui suffisent."</w:t>
+      </w:r>
+    </w:p>
+    <w:p>
+      <w:pPr>
+        <w:pBdr>
+          <w:bottom w:val="single" w:color="CCCCCC" w:sz="1"/>
+        </w:pBdr>
+        <w:spacing w:after="200" w:before="200"/>
+      </w:pPr>
+    </w:p>
+    <w:p>
+      <w:pPr>
+        <w:spacing w:after="80"/>
+      </w:pPr>
+      <w:r>
+        <w:rPr>
+          <w:rFonts w:ascii="Cormorant Garamond" w:cs="Cormorant Garamond" w:eastAsia="Cormorant Garamond" w:hAnsi="Cormorant Garamond"/>
+          <w:b/>
+          <w:bCs/>
+          <w:sz w:val="28"/>
+          <w:szCs w:val="28"/>
+        </w:rPr>
+        <w:t xml:space="preserve">Fait 439</w:t>
+      </w:r>
+    </w:p>
+    <w:p>
+      <w:pPr>
+        <w:spacing w:after="80"/>
+      </w:pPr>
+      <w:r>
+        <w:rPr>
+          <w:rFonts w:ascii="Cormorant Garamond" w:cs="Cormorant Garamond" w:eastAsia="Cormorant Garamond" w:hAnsi="Cormorant Garamond"/>
+          <w:i/>
+          <w:iCs/>
+          <w:color w:val="888888"/>
+          <w:sz w:val="20"/>
+          <w:szCs w:val="20"/>
+        </w:rPr>
+        <w:t xml:space="preserve">Tirmidhi 1905</w:t>
+      </w:r>
+    </w:p>
+    <w:p>
+      <w:pPr>
+        <w:spacing w:after="60"/>
+      </w:pPr>
+      <w:r>
+        <w:rPr>
+          <w:rFonts w:ascii="Cormorant Garamond" w:cs="Cormorant Garamond" w:eastAsia="Cormorant Garamond" w:hAnsi="Cormorant Garamond"/>
+          <w:sz w:val="22"/>
+          <w:szCs w:val="22"/>
+        </w:rPr>
+        <w:t xml:space="preserve">Le Prophète ﷺ a dit : "Trois invocations sont exaucées sans aucun doute : celle du parent, celle du voyageur et celle de l'opprimé."</w:t>
+      </w:r>
+    </w:p>
+    <w:p>
+      <w:pPr>
+        <w:pBdr>
+          <w:bottom w:val="single" w:color="CCCCCC" w:sz="1"/>
+        </w:pBdr>
+        <w:spacing w:after="200" w:before="200"/>
+      </w:pPr>
+    </w:p>
+    <w:p>
+      <w:pPr>
+        <w:spacing w:after="80"/>
+      </w:pPr>
+      <w:r>
+        <w:rPr>
+          <w:rFonts w:ascii="Cormorant Garamond" w:cs="Cormorant Garamond" w:eastAsia="Cormorant Garamond" w:hAnsi="Cormorant Garamond"/>
+          <w:b/>
+          <w:bCs/>
+          <w:sz w:val="28"/>
+          <w:szCs w:val="28"/>
+        </w:rPr>
+        <w:t xml:space="preserve">Fait 440</w:t>
+      </w:r>
+    </w:p>
+    <w:p>
+      <w:pPr>
+        <w:spacing w:after="80"/>
+      </w:pPr>
+      <w:r>
+        <w:rPr>
+          <w:rFonts w:ascii="Cormorant Garamond" w:cs="Cormorant Garamond" w:eastAsia="Cormorant Garamond" w:hAnsi="Cormorant Garamond"/>
+          <w:i/>
+          <w:iCs/>
+          <w:color w:val="888888"/>
+          <w:sz w:val="20"/>
+          <w:szCs w:val="20"/>
+        </w:rPr>
+        <w:t xml:space="preserve">Bukhari 6474</w:t>
+      </w:r>
+    </w:p>
+    <w:p>
+      <w:pPr>
+        <w:spacing w:after="60"/>
+      </w:pPr>
+      <w:r>
+        <w:rPr>
+          <w:rFonts w:ascii="Cormorant Garamond" w:cs="Cormorant Garamond" w:eastAsia="Cormorant Garamond" w:hAnsi="Cormorant Garamond"/>
+          <w:sz w:val="22"/>
+          <w:szCs w:val="22"/>
+        </w:rPr>
+        <w:t xml:space="preserve">Le Prophète ﷺ a dit : "Celui qui garantit ce qui est entre ses mâchoires et ce qui est entre ses jambes, je lui garantis le Paradis."</w:t>
+      </w:r>
+    </w:p>
+    <w:p>
+      <w:pPr>
+        <w:pBdr>
+          <w:bottom w:val="single" w:color="CCCCCC" w:sz="1"/>
+        </w:pBdr>
+        <w:spacing w:after="200" w:before="200"/>
+      </w:pPr>
+    </w:p>
+    <w:p>
+      <w:pPr>
+        <w:spacing w:after="80"/>
+      </w:pPr>
+      <w:r>
+        <w:rPr>
+          <w:rFonts w:ascii="Cormorant Garamond" w:cs="Cormorant Garamond" w:eastAsia="Cormorant Garamond" w:hAnsi="Cormorant Garamond"/>
+          <w:b/>
+          <w:bCs/>
+          <w:sz w:val="28"/>
+          <w:szCs w:val="28"/>
+        </w:rPr>
+        <w:t xml:space="preserve">Fait 441</w:t>
+      </w:r>
+    </w:p>
+    <w:p>
+      <w:pPr>
+        <w:spacing w:after="80"/>
+      </w:pPr>
+      <w:r>
+        <w:rPr>
+          <w:rFonts w:ascii="Cormorant Garamond" w:cs="Cormorant Garamond" w:eastAsia="Cormorant Garamond" w:hAnsi="Cormorant Garamond"/>
+          <w:i/>
+          <w:iCs/>
+          <w:color w:val="888888"/>
+          <w:sz w:val="20"/>
+          <w:szCs w:val="20"/>
+        </w:rPr>
+        <w:t xml:space="preserve">Muslim 725</w:t>
+      </w:r>
+    </w:p>
+    <w:p>
+      <w:pPr>
+        <w:spacing w:after="60"/>
+      </w:pPr>
+      <w:r>
+        <w:rPr>
+          <w:rFonts w:ascii="Cormorant Garamond" w:cs="Cormorant Garamond" w:eastAsia="Cormorant Garamond" w:hAnsi="Cormorant Garamond"/>
+          <w:sz w:val="22"/>
+          <w:szCs w:val="22"/>
+        </w:rPr>
+        <w:t xml:space="preserve">Le Prophète ﷺ a dit : "Les deux rakaat de Fajr sont meilleures que le monde et tout ce qu'il contient."</w:t>
+      </w:r>
+    </w:p>
+    <w:p>
+      <w:pPr>
+        <w:pBdr>
+          <w:bottom w:val="single" w:color="CCCCCC" w:sz="1"/>
+        </w:pBdr>
+        <w:spacing w:after="200" w:before="200"/>
+      </w:pPr>
+    </w:p>
+    <w:p>
+      <w:pPr>
+        <w:spacing w:after="80"/>
+      </w:pPr>
+      <w:r>
+        <w:rPr>
+          <w:rFonts w:ascii="Cormorant Garamond" w:cs="Cormorant Garamond" w:eastAsia="Cormorant Garamond" w:hAnsi="Cormorant Garamond"/>
+          <w:b/>
+          <w:bCs/>
+          <w:sz w:val="28"/>
+          <w:szCs w:val="28"/>
+        </w:rPr>
+        <w:t xml:space="preserve">Fait 442</w:t>
+      </w:r>
+    </w:p>
+    <w:p>
+      <w:pPr>
+        <w:spacing w:after="80"/>
+      </w:pPr>
+      <w:r>
+        <w:rPr>
+          <w:rFonts w:ascii="Cormorant Garamond" w:cs="Cormorant Garamond" w:eastAsia="Cormorant Garamond" w:hAnsi="Cormorant Garamond"/>
+          <w:i/>
+          <w:iCs/>
+          <w:color w:val="888888"/>
+          <w:sz w:val="20"/>
+          <w:szCs w:val="20"/>
+        </w:rPr>
+        <w:t xml:space="preserve">Bukhari 5649</w:t>
+      </w:r>
+    </w:p>
+    <w:p>
+      <w:pPr>
+        <w:spacing w:after="60"/>
+      </w:pPr>
+      <w:r>
+        <w:rPr>
+          <w:rFonts w:ascii="Cormorant Garamond" w:cs="Cormorant Garamond" w:eastAsia="Cormorant Garamond" w:hAnsi="Cormorant Garamond"/>
+          <w:sz w:val="22"/>
+          <w:szCs w:val="22"/>
+        </w:rPr>
+        <w:t xml:space="preserve">Le Prophète ﷺ a dit : "Nourris l'affamé, visite le malade et libère le prisonnier."</w:t>
+      </w:r>
+    </w:p>
+    <w:p>
+      <w:pPr>
+        <w:pBdr>
+          <w:bottom w:val="single" w:color="CCCCCC" w:sz="1"/>
+        </w:pBdr>
+        <w:spacing w:after="200" w:before="200"/>
+      </w:pPr>
+    </w:p>
+    <w:p>
+      <w:pPr>
+        <w:spacing w:after="80"/>
+      </w:pPr>
+      <w:r>
+        <w:rPr>
+          <w:rFonts w:ascii="Cormorant Garamond" w:cs="Cormorant Garamond" w:eastAsia="Cormorant Garamond" w:hAnsi="Cormorant Garamond"/>
+          <w:b/>
+          <w:bCs/>
+          <w:sz w:val="28"/>
+          <w:szCs w:val="28"/>
+        </w:rPr>
+        <w:t xml:space="preserve">Fait 443</w:t>
+      </w:r>
+    </w:p>
+    <w:p>
+      <w:pPr>
+        <w:spacing w:after="80"/>
+      </w:pPr>
+      <w:r>
+        <w:rPr>
+          <w:rFonts w:ascii="Cormorant Garamond" w:cs="Cormorant Garamond" w:eastAsia="Cormorant Garamond" w:hAnsi="Cormorant Garamond"/>
+          <w:i/>
+          <w:iCs/>
+          <w:color w:val="888888"/>
+          <w:sz w:val="20"/>
+          <w:szCs w:val="20"/>
+        </w:rPr>
+        <w:t xml:space="preserve">Coran 95:4</w:t>
+      </w:r>
+    </w:p>
+    <w:p>
+      <w:pPr>
+        <w:spacing w:after="60"/>
+      </w:pPr>
+      <w:r>
+        <w:rPr>
+          <w:rFonts w:ascii="Cormorant Garamond" w:cs="Cormorant Garamond" w:eastAsia="Cormorant Garamond" w:hAnsi="Cormorant Garamond"/>
+          <w:sz w:val="22"/>
+          <w:szCs w:val="22"/>
+        </w:rPr>
+        <w:t xml:space="preserve">Le Coran dit : "Nous avons créé l'homme dans la meilleure stature."</w:t>
+      </w:r>
+    </w:p>
+    <w:p>
+      <w:pPr>
+        <w:pBdr>
+          <w:bottom w:val="single" w:color="CCCCCC" w:sz="1"/>
+        </w:pBdr>
+        <w:spacing w:after="200" w:before="200"/>
+      </w:pPr>
+    </w:p>
+    <w:p>
+      <w:pPr>
+        <w:spacing w:after="80"/>
+      </w:pPr>
+      <w:r>
+        <w:rPr>
+          <w:rFonts w:ascii="Cormorant Garamond" w:cs="Cormorant Garamond" w:eastAsia="Cormorant Garamond" w:hAnsi="Cormorant Garamond"/>
+          <w:b/>
+          <w:bCs/>
+          <w:sz w:val="28"/>
+          <w:szCs w:val="28"/>
+        </w:rPr>
+        <w:t xml:space="preserve">Fait 444</w:t>
+      </w:r>
+    </w:p>
+    <w:p>
+      <w:pPr>
+        <w:spacing w:after="80"/>
+      </w:pPr>
+      <w:r>
+        <w:rPr>
+          <w:rFonts w:ascii="Cormorant Garamond" w:cs="Cormorant Garamond" w:eastAsia="Cormorant Garamond" w:hAnsi="Cormorant Garamond"/>
+          <w:i/>
+          <w:iCs/>
+          <w:color w:val="888888"/>
+          <w:sz w:val="20"/>
+          <w:szCs w:val="20"/>
+        </w:rPr>
+        <w:t xml:space="preserve">Muslim 1163</w:t>
+      </w:r>
+    </w:p>
+    <w:p>
+      <w:pPr>
+        <w:spacing w:after="60"/>
+      </w:pPr>
+      <w:r>
+        <w:rPr>
+          <w:rFonts w:ascii="Cormorant Garamond" w:cs="Cormorant Garamond" w:eastAsia="Cormorant Garamond" w:hAnsi="Cormorant Garamond"/>
+          <w:sz w:val="22"/>
+          <w:szCs w:val="22"/>
+        </w:rPr>
+        <w:t xml:space="preserve">Le Prophète ﷺ a dit : "La meilleure prière après les obligatoires est la prière de la nuit."</w:t>
+      </w:r>
+    </w:p>
+    <w:p>
+      <w:pPr>
+        <w:pBdr>
+          <w:bottom w:val="single" w:color="CCCCCC" w:sz="1"/>
+        </w:pBdr>
+        <w:spacing w:after="200" w:before="200"/>
+      </w:pPr>
+    </w:p>
+    <w:p>
+      <w:pPr>
+        <w:spacing w:after="80"/>
+      </w:pPr>
+      <w:r>
+        <w:rPr>
+          <w:rFonts w:ascii="Cormorant Garamond" w:cs="Cormorant Garamond" w:eastAsia="Cormorant Garamond" w:hAnsi="Cormorant Garamond"/>
+          <w:b/>
+          <w:bCs/>
+          <w:sz w:val="28"/>
+          <w:szCs w:val="28"/>
+        </w:rPr>
+        <w:t xml:space="preserve">Fait 445</w:t>
+      </w:r>
+    </w:p>
+    <w:p>
+      <w:pPr>
+        <w:spacing w:after="80"/>
+      </w:pPr>
+      <w:r>
+        <w:rPr>
+          <w:rFonts w:ascii="Cormorant Garamond" w:cs="Cormorant Garamond" w:eastAsia="Cormorant Garamond" w:hAnsi="Cormorant Garamond"/>
+          <w:i/>
+          <w:iCs/>
+          <w:color w:val="888888"/>
+          <w:sz w:val="20"/>
+          <w:szCs w:val="20"/>
+        </w:rPr>
+        <w:t xml:space="preserve">Tirmidhi 1930</w:t>
+      </w:r>
+    </w:p>
+    <w:p>
+      <w:pPr>
+        <w:spacing w:after="60"/>
+      </w:pPr>
+      <w:r>
+        <w:rPr>
+          <w:rFonts w:ascii="Cormorant Garamond" w:cs="Cormorant Garamond" w:eastAsia="Cormorant Garamond" w:hAnsi="Cormorant Garamond"/>
+          <w:sz w:val="22"/>
+          <w:szCs w:val="22"/>
+        </w:rPr>
+        <w:t xml:space="preserve">Le Prophète ﷺ a dit : "Allah est auprès du serviteur tant que le serviteur est auprès de son frère."</w:t>
+      </w:r>
+    </w:p>
+    <w:p>
+      <w:pPr>
+        <w:pBdr>
+          <w:bottom w:val="single" w:color="CCCCCC" w:sz="1"/>
+        </w:pBdr>
+        <w:spacing w:after="200" w:before="200"/>
+      </w:pPr>
+    </w:p>
+    <w:p>
+      <w:pPr>
+        <w:spacing w:after="80"/>
+      </w:pPr>
+      <w:r>
+        <w:rPr>
+          <w:rFonts w:ascii="Cormorant Garamond" w:cs="Cormorant Garamond" w:eastAsia="Cormorant Garamond" w:hAnsi="Cormorant Garamond"/>
+          <w:b/>
+          <w:bCs/>
+          <w:sz w:val="28"/>
+          <w:szCs w:val="28"/>
+        </w:rPr>
+        <w:t xml:space="preserve">Fait 446</w:t>
       </w:r>
     </w:p>
     <w:p>
@@ -21311,550 +23183,134 @@
           <w:sz w:val="22"/>
           <w:szCs w:val="22"/>
         </w:rPr>
-        <w:t xml:space="preserve">Le Prophète ﷺ a dit : "La meilleure invocation est celle du jour de Arafa."</w:t>
-      </w:r>
-    </w:p>
-    <w:p>
-      <w:pPr>
-        <w:pBdr>
-          <w:bottom w:val="single" w:color="CCCCCC" w:sz="1"/>
-        </w:pBdr>
-        <w:spacing w:after="200" w:before="200"/>
-      </w:pPr>
-    </w:p>
-    <w:p>
-      <w:pPr>
-        <w:spacing w:after="80"/>
-      </w:pPr>
-      <w:r>
-        <w:rPr>
-          <w:rFonts w:ascii="Cormorant Garamond" w:cs="Cormorant Garamond" w:eastAsia="Cormorant Garamond" w:hAnsi="Cormorant Garamond"/>
-          <w:b/>
-          <w:bCs/>
-          <w:sz w:val="28"/>
-          <w:szCs w:val="28"/>
-        </w:rPr>
-        <w:t xml:space="preserve">Fait 411</w:t>
-      </w:r>
-    </w:p>
-    <w:p>
-      <w:pPr>
-        <w:spacing w:after="80"/>
-      </w:pPr>
-      <w:r>
-        <w:rPr>
-          <w:rFonts w:ascii="Cormorant Garamond" w:cs="Cormorant Garamond" w:eastAsia="Cormorant Garamond" w:hAnsi="Cormorant Garamond"/>
-          <w:i/>
-          <w:iCs/>
-          <w:color w:val="888888"/>
-          <w:sz w:val="20"/>
-          <w:szCs w:val="20"/>
-        </w:rPr>
-        <w:t xml:space="preserve">Ibn Majah 3287</w:t>
-      </w:r>
-    </w:p>
-    <w:p>
-      <w:pPr>
-        <w:spacing w:after="60"/>
-      </w:pPr>
-      <w:r>
-        <w:rPr>
-          <w:rFonts w:ascii="Cormorant Garamond" w:cs="Cormorant Garamond" w:eastAsia="Cormorant Garamond" w:hAnsi="Cormorant Garamond"/>
-          <w:sz w:val="22"/>
-          <w:szCs w:val="22"/>
-        </w:rPr>
-        <w:t xml:space="preserve">Le Prophète ﷺ a dit : "Mangez ensemble et ne mangez pas séparément, car la bénédiction est dans le rassemblement."</w:t>
-      </w:r>
-    </w:p>
-    <w:p>
-      <w:pPr>
-        <w:pBdr>
-          <w:bottom w:val="single" w:color="CCCCCC" w:sz="1"/>
-        </w:pBdr>
-        <w:spacing w:after="200" w:before="200"/>
-      </w:pPr>
-    </w:p>
-    <w:p>
-      <w:pPr>
-        <w:spacing w:after="80"/>
-      </w:pPr>
-      <w:r>
-        <w:rPr>
-          <w:rFonts w:ascii="Cormorant Garamond" w:cs="Cormorant Garamond" w:eastAsia="Cormorant Garamond" w:hAnsi="Cormorant Garamond"/>
-          <w:b/>
-          <w:bCs/>
-          <w:sz w:val="28"/>
-          <w:szCs w:val="28"/>
-        </w:rPr>
-        <w:t xml:space="preserve">Fait 412</w:t>
-      </w:r>
-    </w:p>
-    <w:p>
-      <w:pPr>
-        <w:spacing w:after="80"/>
-      </w:pPr>
-      <w:r>
-        <w:rPr>
-          <w:rFonts w:ascii="Cormorant Garamond" w:cs="Cormorant Garamond" w:eastAsia="Cormorant Garamond" w:hAnsi="Cormorant Garamond"/>
-          <w:i/>
-          <w:iCs/>
-          <w:color w:val="888888"/>
-          <w:sz w:val="20"/>
-          <w:szCs w:val="20"/>
-        </w:rPr>
-        <w:t xml:space="preserve">Muslim 2568</w:t>
-      </w:r>
-    </w:p>
-    <w:p>
-      <w:pPr>
-        <w:spacing w:after="60"/>
-      </w:pPr>
-      <w:r>
-        <w:rPr>
-          <w:rFonts w:ascii="Cormorant Garamond" w:cs="Cormorant Garamond" w:eastAsia="Cormorant Garamond" w:hAnsi="Cormorant Garamond"/>
-          <w:sz w:val="22"/>
-          <w:szCs w:val="22"/>
-        </w:rPr>
-        <w:t xml:space="preserve">Le Prophète ﷺ a dit : "Celui qui visite un malade marche dans les jardins du Paradis jusqu'à ce qu'il s'assoie."</w:t>
-      </w:r>
-    </w:p>
-    <w:p>
-      <w:pPr>
-        <w:pBdr>
-          <w:bottom w:val="single" w:color="CCCCCC" w:sz="1"/>
-        </w:pBdr>
-        <w:spacing w:after="200" w:before="200"/>
-      </w:pPr>
-    </w:p>
-    <w:p>
-      <w:pPr>
-        <w:spacing w:after="80"/>
-      </w:pPr>
-      <w:r>
-        <w:rPr>
-          <w:rFonts w:ascii="Cormorant Garamond" w:cs="Cormorant Garamond" w:eastAsia="Cormorant Garamond" w:hAnsi="Cormorant Garamond"/>
-          <w:b/>
-          <w:bCs/>
-          <w:sz w:val="28"/>
-          <w:szCs w:val="28"/>
-        </w:rPr>
-        <w:t xml:space="preserve">Fait 413</w:t>
-      </w:r>
-    </w:p>
-    <w:p>
-      <w:pPr>
-        <w:spacing w:after="80"/>
-      </w:pPr>
-      <w:r>
-        <w:rPr>
-          <w:rFonts w:ascii="Cormorant Garamond" w:cs="Cormorant Garamond" w:eastAsia="Cormorant Garamond" w:hAnsi="Cormorant Garamond"/>
-          <w:i/>
-          <w:iCs/>
-          <w:color w:val="888888"/>
-          <w:sz w:val="20"/>
-          <w:szCs w:val="20"/>
-        </w:rPr>
-        <w:t xml:space="preserve">Tirmidhi 2322</w:t>
-      </w:r>
-    </w:p>
-    <w:p>
-      <w:pPr>
-        <w:spacing w:after="60"/>
-      </w:pPr>
-      <w:r>
-        <w:rPr>
-          <w:rFonts w:ascii="Cormorant Garamond" w:cs="Cormorant Garamond" w:eastAsia="Cormorant Garamond" w:hAnsi="Cormorant Garamond"/>
-          <w:sz w:val="22"/>
-          <w:szCs w:val="22"/>
-        </w:rPr>
-        <w:t xml:space="preserve">Le Prophète ﷺ a dit : "La dunya (ce monde) est maudite et maudit est ce qui s'y trouve, sauf le dhikr d'Allah et ce qui l'accompagne."</w:t>
-      </w:r>
-    </w:p>
-    <w:p>
-      <w:pPr>
-        <w:pBdr>
-          <w:bottom w:val="single" w:color="CCCCCC" w:sz="1"/>
-        </w:pBdr>
-        <w:spacing w:after="200" w:before="200"/>
-      </w:pPr>
-    </w:p>
-    <w:p>
-      <w:pPr>
-        <w:spacing w:after="80"/>
-      </w:pPr>
-      <w:r>
-        <w:rPr>
-          <w:rFonts w:ascii="Cormorant Garamond" w:cs="Cormorant Garamond" w:eastAsia="Cormorant Garamond" w:hAnsi="Cormorant Garamond"/>
-          <w:b/>
-          <w:bCs/>
-          <w:sz w:val="28"/>
-          <w:szCs w:val="28"/>
-        </w:rPr>
-        <w:t xml:space="preserve">Fait 414</w:t>
-      </w:r>
-    </w:p>
-    <w:p>
-      <w:pPr>
-        <w:spacing w:after="80"/>
-      </w:pPr>
-      <w:r>
-        <w:rPr>
-          <w:rFonts w:ascii="Cormorant Garamond" w:cs="Cormorant Garamond" w:eastAsia="Cormorant Garamond" w:hAnsi="Cormorant Garamond"/>
-          <w:i/>
-          <w:iCs/>
-          <w:color w:val="888888"/>
-          <w:sz w:val="20"/>
-          <w:szCs w:val="20"/>
-        </w:rPr>
-        <w:t xml:space="preserve">Abu Dawud 2578, Ahmad 24118</w:t>
-      </w:r>
-    </w:p>
-    <w:p>
-      <w:pPr>
-        <w:spacing w:after="60"/>
-      </w:pPr>
-      <w:r>
-        <w:rPr>
-          <w:rFonts w:ascii="Cormorant Garamond" w:cs="Cormorant Garamond" w:eastAsia="Cormorant Garamond" w:hAnsi="Cormorant Garamond"/>
-          <w:sz w:val="22"/>
-          <w:szCs w:val="22"/>
-        </w:rPr>
-        <w:t xml:space="preserve">Le Prophète ﷺ a fait la course avec Aisha – elle a gagné la première fois, il a gagné la seconde.</w:t>
-      </w:r>
-    </w:p>
-    <w:p>
-      <w:pPr>
-        <w:pBdr>
-          <w:bottom w:val="single" w:color="CCCCCC" w:sz="1"/>
-        </w:pBdr>
-        <w:spacing w:after="200" w:before="200"/>
-      </w:pPr>
-    </w:p>
-    <w:p>
-      <w:pPr>
-        <w:spacing w:after="80"/>
-      </w:pPr>
-      <w:r>
-        <w:rPr>
-          <w:rFonts w:ascii="Cormorant Garamond" w:cs="Cormorant Garamond" w:eastAsia="Cormorant Garamond" w:hAnsi="Cormorant Garamond"/>
-          <w:b/>
-          <w:bCs/>
-          <w:sz w:val="28"/>
-          <w:szCs w:val="28"/>
-        </w:rPr>
-        <w:t xml:space="preserve">Fait 415</w:t>
-      </w:r>
-    </w:p>
-    <w:p>
-      <w:pPr>
-        <w:spacing w:after="80"/>
-      </w:pPr>
-      <w:r>
-        <w:rPr>
-          <w:rFonts w:ascii="Cormorant Garamond" w:cs="Cormorant Garamond" w:eastAsia="Cormorant Garamond" w:hAnsi="Cormorant Garamond"/>
-          <w:i/>
-          <w:iCs/>
-          <w:color w:val="888888"/>
-          <w:sz w:val="20"/>
-          <w:szCs w:val="20"/>
-        </w:rPr>
-        <w:t xml:space="preserve">Étude linguistique du Coran</w:t>
-      </w:r>
-    </w:p>
-    <w:p>
-      <w:pPr>
-        <w:spacing w:after="60"/>
-      </w:pPr>
-      <w:r>
-        <w:rPr>
-          <w:rFonts w:ascii="Cormorant Garamond" w:cs="Cormorant Garamond" w:eastAsia="Cormorant Garamond" w:hAnsi="Cormorant Garamond"/>
-          <w:sz w:val="22"/>
-          <w:szCs w:val="22"/>
-        </w:rPr>
-        <w:t xml:space="preserve">Le mot "rahma" (miséricorde) et ses dérivés apparaissent plus de 300 fois dans le Coran.</w:t>
-      </w:r>
-    </w:p>
-    <w:p>
-      <w:pPr>
-        <w:pBdr>
-          <w:bottom w:val="single" w:color="CCCCCC" w:sz="1"/>
-        </w:pBdr>
-        <w:spacing w:after="200" w:before="200"/>
-      </w:pPr>
-    </w:p>
-    <w:p>
-      <w:pPr>
-        <w:spacing w:after="80"/>
-      </w:pPr>
-      <w:r>
-        <w:rPr>
-          <w:rFonts w:ascii="Cormorant Garamond" w:cs="Cormorant Garamond" w:eastAsia="Cormorant Garamond" w:hAnsi="Cormorant Garamond"/>
-          <w:b/>
-          <w:bCs/>
-          <w:sz w:val="28"/>
-          <w:szCs w:val="28"/>
-        </w:rPr>
-        <w:t xml:space="preserve">Fait 416</w:t>
-      </w:r>
-    </w:p>
-    <w:p>
-      <w:pPr>
-        <w:spacing w:after="80"/>
-      </w:pPr>
-      <w:r>
-        <w:rPr>
-          <w:rFonts w:ascii="Cormorant Garamond" w:cs="Cormorant Garamond" w:eastAsia="Cormorant Garamond" w:hAnsi="Cormorant Garamond"/>
-          <w:i/>
-          <w:iCs/>
-          <w:color w:val="888888"/>
-          <w:sz w:val="20"/>
-          <w:szCs w:val="20"/>
-        </w:rPr>
-        <w:t xml:space="preserve">Bukhari 2707, Muslim 1009</w:t>
-      </w:r>
-    </w:p>
-    <w:p>
-      <w:pPr>
-        <w:spacing w:after="60"/>
-      </w:pPr>
-      <w:r>
-        <w:rPr>
-          <w:rFonts w:ascii="Cormorant Garamond" w:cs="Cormorant Garamond" w:eastAsia="Cormorant Garamond" w:hAnsi="Cormorant Garamond"/>
-          <w:sz w:val="22"/>
-          <w:szCs w:val="22"/>
-        </w:rPr>
-        <w:t xml:space="preserve">Le Prophète ﷺ a dit : "Un bon mot est une aumône."</w:t>
-      </w:r>
-    </w:p>
-    <w:p>
-      <w:pPr>
-        <w:pBdr>
-          <w:bottom w:val="single" w:color="CCCCCC" w:sz="1"/>
-        </w:pBdr>
-        <w:spacing w:after="200" w:before="200"/>
-      </w:pPr>
-    </w:p>
-    <w:p>
-      <w:pPr>
-        <w:spacing w:after="80"/>
-      </w:pPr>
-      <w:r>
-        <w:rPr>
-          <w:rFonts w:ascii="Cormorant Garamond" w:cs="Cormorant Garamond" w:eastAsia="Cormorant Garamond" w:hAnsi="Cormorant Garamond"/>
-          <w:b/>
-          <w:bCs/>
-          <w:sz w:val="28"/>
-          <w:szCs w:val="28"/>
-        </w:rPr>
-        <w:t xml:space="preserve">Fait 417</w:t>
-      </w:r>
-    </w:p>
-    <w:p>
-      <w:pPr>
-        <w:spacing w:after="80"/>
-      </w:pPr>
-      <w:r>
-        <w:rPr>
-          <w:rFonts w:ascii="Cormorant Garamond" w:cs="Cormorant Garamond" w:eastAsia="Cormorant Garamond" w:hAnsi="Cormorant Garamond"/>
-          <w:i/>
-          <w:iCs/>
-          <w:color w:val="888888"/>
-          <w:sz w:val="20"/>
-          <w:szCs w:val="20"/>
-        </w:rPr>
-        <w:t xml:space="preserve">Bukhari 6224</w:t>
-      </w:r>
-    </w:p>
-    <w:p>
-      <w:pPr>
-        <w:spacing w:after="60"/>
-      </w:pPr>
-      <w:r>
-        <w:rPr>
-          <w:rFonts w:ascii="Cormorant Garamond" w:cs="Cormorant Garamond" w:eastAsia="Cormorant Garamond" w:hAnsi="Cormorant Garamond"/>
-          <w:sz w:val="22"/>
-          <w:szCs w:val="22"/>
-        </w:rPr>
-        <w:t xml:space="preserve">Le Prophète ﷺ a dit : "Quand l'un de vous éternue, qu'il dise Alhamdulillah."</w:t>
-      </w:r>
-    </w:p>
-    <w:p>
-      <w:pPr>
-        <w:pBdr>
-          <w:bottom w:val="single" w:color="CCCCCC" w:sz="1"/>
-        </w:pBdr>
-        <w:spacing w:after="200" w:before="200"/>
-      </w:pPr>
-    </w:p>
-    <w:p>
-      <w:pPr>
-        <w:spacing w:after="80"/>
-      </w:pPr>
-      <w:r>
-        <w:rPr>
-          <w:rFonts w:ascii="Cormorant Garamond" w:cs="Cormorant Garamond" w:eastAsia="Cormorant Garamond" w:hAnsi="Cormorant Garamond"/>
-          <w:b/>
-          <w:bCs/>
-          <w:sz w:val="28"/>
-          <w:szCs w:val="28"/>
-        </w:rPr>
-        <w:t xml:space="preserve">Fait 418</w:t>
-      </w:r>
-    </w:p>
-    <w:p>
-      <w:pPr>
-        <w:spacing w:after="80"/>
-      </w:pPr>
-      <w:r>
-        <w:rPr>
-          <w:rFonts w:ascii="Cormorant Garamond" w:cs="Cormorant Garamond" w:eastAsia="Cormorant Garamond" w:hAnsi="Cormorant Garamond"/>
-          <w:i/>
-          <w:iCs/>
-          <w:color w:val="888888"/>
-          <w:sz w:val="20"/>
-          <w:szCs w:val="20"/>
-        </w:rPr>
-        <w:t xml:space="preserve">Muslim 55</w:t>
-      </w:r>
-    </w:p>
-    <w:p>
-      <w:pPr>
-        <w:spacing w:after="60"/>
-      </w:pPr>
-      <w:r>
-        <w:rPr>
-          <w:rFonts w:ascii="Cormorant Garamond" w:cs="Cormorant Garamond" w:eastAsia="Cormorant Garamond" w:hAnsi="Cormorant Garamond"/>
-          <w:sz w:val="22"/>
-          <w:szCs w:val="22"/>
-        </w:rPr>
-        <w:t xml:space="preserve">Le Prophète ﷺ a dit : "La religion c'est la sincérité (nasiha)."</w:t>
-      </w:r>
-    </w:p>
-    <w:p>
-      <w:pPr>
-        <w:pBdr>
-          <w:bottom w:val="single" w:color="CCCCCC" w:sz="1"/>
-        </w:pBdr>
-        <w:spacing w:after="200" w:before="200"/>
-      </w:pPr>
-    </w:p>
-    <w:p>
-      <w:pPr>
-        <w:spacing w:after="80"/>
-      </w:pPr>
-      <w:r>
-        <w:rPr>
-          <w:rFonts w:ascii="Cormorant Garamond" w:cs="Cormorant Garamond" w:eastAsia="Cormorant Garamond" w:hAnsi="Cormorant Garamond"/>
-          <w:b/>
-          <w:bCs/>
-          <w:sz w:val="28"/>
-          <w:szCs w:val="28"/>
-        </w:rPr>
-        <w:t xml:space="preserve">Fait 419</w:t>
-      </w:r>
-    </w:p>
-    <w:p>
-      <w:pPr>
-        <w:spacing w:after="80"/>
-      </w:pPr>
-      <w:r>
-        <w:rPr>
-          <w:rFonts w:ascii="Cormorant Garamond" w:cs="Cormorant Garamond" w:eastAsia="Cormorant Garamond" w:hAnsi="Cormorant Garamond"/>
-          <w:i/>
-          <w:iCs/>
-          <w:color w:val="888888"/>
-          <w:sz w:val="20"/>
-          <w:szCs w:val="20"/>
-        </w:rPr>
-        <w:t xml:space="preserve">Bukhari 5776</w:t>
-      </w:r>
-    </w:p>
-    <w:p>
-      <w:pPr>
-        <w:spacing w:after="60"/>
-      </w:pPr>
-      <w:r>
-        <w:rPr>
-          <w:rFonts w:ascii="Cormorant Garamond" w:cs="Cormorant Garamond" w:eastAsia="Cormorant Garamond" w:hAnsi="Cormorant Garamond"/>
-          <w:sz w:val="22"/>
-          <w:szCs w:val="22"/>
-        </w:rPr>
-        <w:t xml:space="preserve">Le Prophète ﷺ a dit : "Il n'y a pas de mauvais augure, mais j'aime la bonne parole."</w:t>
-      </w:r>
-    </w:p>
-    <w:p>
-      <w:pPr>
-        <w:pBdr>
-          <w:bottom w:val="single" w:color="CCCCCC" w:sz="1"/>
-        </w:pBdr>
-        <w:spacing w:after="200" w:before="200"/>
-      </w:pPr>
-    </w:p>
-    <w:p>
-      <w:pPr>
-        <w:spacing w:after="80"/>
-      </w:pPr>
-      <w:r>
-        <w:rPr>
-          <w:rFonts w:ascii="Cormorant Garamond" w:cs="Cormorant Garamond" w:eastAsia="Cormorant Garamond" w:hAnsi="Cormorant Garamond"/>
-          <w:b/>
-          <w:bCs/>
-          <w:sz w:val="28"/>
-          <w:szCs w:val="28"/>
-        </w:rPr>
-        <w:t xml:space="preserve">Fait 420</w:t>
-      </w:r>
-    </w:p>
-    <w:p>
-      <w:pPr>
-        <w:spacing w:after="80"/>
-      </w:pPr>
-      <w:r>
-        <w:rPr>
-          <w:rFonts w:ascii="Cormorant Garamond" w:cs="Cormorant Garamond" w:eastAsia="Cormorant Garamond" w:hAnsi="Cormorant Garamond"/>
-          <w:i/>
-          <w:iCs/>
-          <w:color w:val="888888"/>
-          <w:sz w:val="20"/>
-          <w:szCs w:val="20"/>
-        </w:rPr>
-        <w:t xml:space="preserve">Bukhari 3374, Muslim 2378</w:t>
-      </w:r>
-    </w:p>
-    <w:p>
-      <w:pPr>
-        <w:spacing w:after="60"/>
-      </w:pPr>
-      <w:r>
-        <w:rPr>
-          <w:rFonts w:ascii="Cormorant Garamond" w:cs="Cormorant Garamond" w:eastAsia="Cormorant Garamond" w:hAnsi="Cormorant Garamond"/>
-          <w:sz w:val="22"/>
-          <w:szCs w:val="22"/>
-        </w:rPr>
-        <w:t xml:space="preserve">Le Prophète ﷺ a dit : "Les meilleurs d'entre vous à l'époque de l'ignorance sont les meilleurs dans l'Islam, s'ils comprennent."</w:t>
-      </w:r>
-    </w:p>
-    <w:p>
-      <w:pPr>
-        <w:pBdr>
-          <w:bottom w:val="single" w:color="CCCCCC" w:sz="1"/>
-        </w:pBdr>
-        <w:spacing w:after="200" w:before="200"/>
-      </w:pPr>
-    </w:p>
-    <w:p>
-      <w:pPr>
-        <w:spacing w:after="80"/>
-      </w:pPr>
-      <w:r>
-        <w:rPr>
-          <w:rFonts w:ascii="Cormorant Garamond" w:cs="Cormorant Garamond" w:eastAsia="Cormorant Garamond" w:hAnsi="Cormorant Garamond"/>
-          <w:b/>
-          <w:bCs/>
-          <w:sz w:val="28"/>
-          <w:szCs w:val="28"/>
-        </w:rPr>
-        <w:t xml:space="preserve">Fait 421</w:t>
+        <w:t xml:space="preserve">Le Prophète ﷺ a dit : "Le meilleur de ce que j'ai dit, moi et les prophètes avant moi : La ilaha illallah wahdahu la sharika lah."</w:t>
+      </w:r>
+    </w:p>
+    <w:p>
+      <w:pPr>
+        <w:pBdr>
+          <w:bottom w:val="single" w:color="CCCCCC" w:sz="1"/>
+        </w:pBdr>
+        <w:spacing w:after="200" w:before="200"/>
+      </w:pPr>
+    </w:p>
+    <w:p>
+      <w:pPr>
+        <w:spacing w:after="80"/>
+      </w:pPr>
+      <w:r>
+        <w:rPr>
+          <w:rFonts w:ascii="Cormorant Garamond" w:cs="Cormorant Garamond" w:eastAsia="Cormorant Garamond" w:hAnsi="Cormorant Garamond"/>
+          <w:b/>
+          <w:bCs/>
+          <w:sz w:val="28"/>
+          <w:szCs w:val="28"/>
+        </w:rPr>
+        <w:t xml:space="preserve">Fait 447</w:t>
+      </w:r>
+    </w:p>
+    <w:p>
+      <w:pPr>
+        <w:spacing w:after="80"/>
+      </w:pPr>
+      <w:r>
+        <w:rPr>
+          <w:rFonts w:ascii="Cormorant Garamond" w:cs="Cormorant Garamond" w:eastAsia="Cormorant Garamond" w:hAnsi="Cormorant Garamond"/>
+          <w:i/>
+          <w:iCs/>
+          <w:color w:val="888888"/>
+          <w:sz w:val="20"/>
+          <w:szCs w:val="20"/>
+        </w:rPr>
+        <w:t xml:space="preserve">Bukhari 6405</w:t>
+      </w:r>
+    </w:p>
+    <w:p>
+      <w:pPr>
+        <w:spacing w:after="60"/>
+      </w:pPr>
+      <w:r>
+        <w:rPr>
+          <w:rFonts w:ascii="Cormorant Garamond" w:cs="Cormorant Garamond" w:eastAsia="Cormorant Garamond" w:hAnsi="Cormorant Garamond"/>
+          <w:sz w:val="22"/>
+          <w:szCs w:val="22"/>
+        </w:rPr>
+        <w:t xml:space="preserve">Le Prophète ﷺ a dit : "Quiconque dit SubhanAllah wa bihamdihi 100 fois par jour, ses péchés sont effacés même s'ils sont comme l'écume de la mer."</w:t>
+      </w:r>
+    </w:p>
+    <w:p>
+      <w:pPr>
+        <w:pBdr>
+          <w:bottom w:val="single" w:color="CCCCCC" w:sz="1"/>
+        </w:pBdr>
+        <w:spacing w:after="200" w:before="200"/>
+      </w:pPr>
+    </w:p>
+    <w:p>
+      <w:pPr>
+        <w:spacing w:after="80"/>
+      </w:pPr>
+      <w:r>
+        <w:rPr>
+          <w:rFonts w:ascii="Cormorant Garamond" w:cs="Cormorant Garamond" w:eastAsia="Cormorant Garamond" w:hAnsi="Cormorant Garamond"/>
+          <w:b/>
+          <w:bCs/>
+          <w:sz w:val="28"/>
+          <w:szCs w:val="28"/>
+        </w:rPr>
+        <w:t xml:space="preserve">Fait 448</w:t>
+      </w:r>
+    </w:p>
+    <w:p>
+      <w:pPr>
+        <w:spacing w:after="80"/>
+      </w:pPr>
+      <w:r>
+        <w:rPr>
+          <w:rFonts w:ascii="Cormorant Garamond" w:cs="Cormorant Garamond" w:eastAsia="Cormorant Garamond" w:hAnsi="Cormorant Garamond"/>
+          <w:i/>
+          <w:iCs/>
+          <w:color w:val="888888"/>
+          <w:sz w:val="20"/>
+          <w:szCs w:val="20"/>
+        </w:rPr>
+        <w:t xml:space="preserve">Fiqh islamique</w:t>
+      </w:r>
+    </w:p>
+    <w:p>
+      <w:pPr>
+        <w:spacing w:after="60"/>
+      </w:pPr>
+      <w:r>
+        <w:rPr>
+          <w:rFonts w:ascii="Cormorant Garamond" w:cs="Cormorant Garamond" w:eastAsia="Cormorant Garamond" w:hAnsi="Cormorant Garamond"/>
+          <w:sz w:val="22"/>
+          <w:szCs w:val="22"/>
+        </w:rPr>
+        <w:t xml:space="preserve">La sourate Al-Fatiha est récitée 17 fois par jour dans les prières obligatoires (2+4+4+3+4 rak'ah).</w:t>
+      </w:r>
+    </w:p>
+    <w:p>
+      <w:pPr>
+        <w:pBdr>
+          <w:bottom w:val="single" w:color="CCCCCC" w:sz="1"/>
+        </w:pBdr>
+        <w:spacing w:after="200" w:before="200"/>
+      </w:pPr>
+    </w:p>
+    <w:p>
+      <w:pPr>
+        <w:spacing w:after="80"/>
+      </w:pPr>
+      <w:r>
+        <w:rPr>
+          <w:rFonts w:ascii="Cormorant Garamond" w:cs="Cormorant Garamond" w:eastAsia="Cormorant Garamond" w:hAnsi="Cormorant Garamond"/>
+          <w:b/>
+          <w:bCs/>
+          <w:sz w:val="28"/>
+          <w:szCs w:val="28"/>
+        </w:rPr>
+        <w:t xml:space="preserve">Fait 449</w:t>
       </w:r>
     </w:p>
     <w:p>
@@ -21883,1463 +23339,7 @@
           <w:sz w:val="22"/>
           <w:szCs w:val="22"/>
         </w:rPr>
-        <w:t xml:space="preserve">Le système d'irrigation par canaux souterrains (qanat), d'origine perse, a été largement développé et diffusé par les ingénieurs du monde musulman.</w:t>
-      </w:r>
-    </w:p>
-    <w:p>
-      <w:pPr>
-        <w:pBdr>
-          <w:bottom w:val="single" w:color="CCCCCC" w:sz="1"/>
-        </w:pBdr>
-        <w:spacing w:after="200" w:before="200"/>
-      </w:pPr>
-    </w:p>
-    <w:p>
-      <w:pPr>
-        <w:spacing w:after="80"/>
-      </w:pPr>
-      <w:r>
-        <w:rPr>
-          <w:rFonts w:ascii="Cormorant Garamond" w:cs="Cormorant Garamond" w:eastAsia="Cormorant Garamond" w:hAnsi="Cormorant Garamond"/>
-          <w:b/>
-          <w:bCs/>
-          <w:sz w:val="28"/>
-          <w:szCs w:val="28"/>
-        </w:rPr>
-        <w:t xml:space="preserve">Fait 422</w:t>
-      </w:r>
-    </w:p>
-    <w:p>
-      <w:pPr>
-        <w:spacing w:after="80"/>
-      </w:pPr>
-      <w:r>
-        <w:rPr>
-          <w:rFonts w:ascii="Cormorant Garamond" w:cs="Cormorant Garamond" w:eastAsia="Cormorant Garamond" w:hAnsi="Cormorant Garamond"/>
-          <w:i/>
-          <w:iCs/>
-          <w:color w:val="888888"/>
-          <w:sz w:val="20"/>
-          <w:szCs w:val="20"/>
-        </w:rPr>
-        <w:t xml:space="preserve">Muslim 91</w:t>
-      </w:r>
-    </w:p>
-    <w:p>
-      <w:pPr>
-        <w:spacing w:after="60"/>
-      </w:pPr>
-      <w:r>
-        <w:rPr>
-          <w:rFonts w:ascii="Cormorant Garamond" w:cs="Cormorant Garamond" w:eastAsia="Cormorant Garamond" w:hAnsi="Cormorant Garamond"/>
-          <w:sz w:val="22"/>
-          <w:szCs w:val="22"/>
-        </w:rPr>
-        <w:t xml:space="preserve">Le Prophète ﷺ a dit : "Allah est beau et Il aime la beauté."</w:t>
-      </w:r>
-    </w:p>
-    <w:p>
-      <w:pPr>
-        <w:pBdr>
-          <w:bottom w:val="single" w:color="CCCCCC" w:sz="1"/>
-        </w:pBdr>
-        <w:spacing w:after="200" w:before="200"/>
-      </w:pPr>
-    </w:p>
-    <w:p>
-      <w:pPr>
-        <w:spacing w:after="80"/>
-      </w:pPr>
-      <w:r>
-        <w:rPr>
-          <w:rFonts w:ascii="Cormorant Garamond" w:cs="Cormorant Garamond" w:eastAsia="Cormorant Garamond" w:hAnsi="Cormorant Garamond"/>
-          <w:b/>
-          <w:bCs/>
-          <w:sz w:val="28"/>
-          <w:szCs w:val="28"/>
-        </w:rPr>
-        <w:t xml:space="preserve">Fait 423</w:t>
-      </w:r>
-    </w:p>
-    <w:p>
-      <w:pPr>
-        <w:spacing w:after="80"/>
-      </w:pPr>
-      <w:r>
-        <w:rPr>
-          <w:rFonts w:ascii="Cormorant Garamond" w:cs="Cormorant Garamond" w:eastAsia="Cormorant Garamond" w:hAnsi="Cormorant Garamond"/>
-          <w:i/>
-          <w:iCs/>
-          <w:color w:val="888888"/>
-          <w:sz w:val="20"/>
-          <w:szCs w:val="20"/>
-        </w:rPr>
-        <w:t xml:space="preserve">Tirmidhi 3383</w:t>
-      </w:r>
-    </w:p>
-    <w:p>
-      <w:pPr>
-        <w:spacing w:after="60"/>
-      </w:pPr>
-      <w:r>
-        <w:rPr>
-          <w:rFonts w:ascii="Cormorant Garamond" w:cs="Cormorant Garamond" w:eastAsia="Cormorant Garamond" w:hAnsi="Cormorant Garamond"/>
-          <w:sz w:val="22"/>
-          <w:szCs w:val="22"/>
-        </w:rPr>
-        <w:t xml:space="preserve">Le Prophète ﷺ a dit : "Le meilleur rappel est La ilaha illallah."</w:t>
-      </w:r>
-    </w:p>
-    <w:p>
-      <w:pPr>
-        <w:pBdr>
-          <w:bottom w:val="single" w:color="CCCCCC" w:sz="1"/>
-        </w:pBdr>
-        <w:spacing w:after="200" w:before="200"/>
-      </w:pPr>
-    </w:p>
-    <w:p>
-      <w:pPr>
-        <w:spacing w:after="80"/>
-      </w:pPr>
-      <w:r>
-        <w:rPr>
-          <w:rFonts w:ascii="Cormorant Garamond" w:cs="Cormorant Garamond" w:eastAsia="Cormorant Garamond" w:hAnsi="Cormorant Garamond"/>
-          <w:b/>
-          <w:bCs/>
-          <w:sz w:val="28"/>
-          <w:szCs w:val="28"/>
-        </w:rPr>
-        <w:t xml:space="preserve">Fait 424</w:t>
-      </w:r>
-    </w:p>
-    <w:p>
-      <w:pPr>
-        <w:spacing w:after="80"/>
-      </w:pPr>
-      <w:r>
-        <w:rPr>
-          <w:rFonts w:ascii="Cormorant Garamond" w:cs="Cormorant Garamond" w:eastAsia="Cormorant Garamond" w:hAnsi="Cormorant Garamond"/>
-          <w:i/>
-          <w:iCs/>
-          <w:color w:val="888888"/>
-          <w:sz w:val="20"/>
-          <w:szCs w:val="20"/>
-        </w:rPr>
-        <w:t xml:space="preserve">Muslim 2626</w:t>
-      </w:r>
-    </w:p>
-    <w:p>
-      <w:pPr>
-        <w:spacing w:after="60"/>
-      </w:pPr>
-      <w:r>
-        <w:rPr>
-          <w:rFonts w:ascii="Cormorant Garamond" w:cs="Cormorant Garamond" w:eastAsia="Cormorant Garamond" w:hAnsi="Cormorant Garamond"/>
-          <w:sz w:val="22"/>
-          <w:szCs w:val="22"/>
-        </w:rPr>
-        <w:t xml:space="preserve">Le Prophète ﷺ a dit : "Ne méprise aucun bien, même si c'est de rencontrer ton frère avec un visage joyeux."</w:t>
-      </w:r>
-    </w:p>
-    <w:p>
-      <w:pPr>
-        <w:pBdr>
-          <w:bottom w:val="single" w:color="CCCCCC" w:sz="1"/>
-        </w:pBdr>
-        <w:spacing w:after="200" w:before="200"/>
-      </w:pPr>
-    </w:p>
-    <w:p>
-      <w:pPr>
-        <w:spacing w:after="80"/>
-      </w:pPr>
-      <w:r>
-        <w:rPr>
-          <w:rFonts w:ascii="Cormorant Garamond" w:cs="Cormorant Garamond" w:eastAsia="Cormorant Garamond" w:hAnsi="Cormorant Garamond"/>
-          <w:b/>
-          <w:bCs/>
-          <w:sz w:val="28"/>
-          <w:szCs w:val="28"/>
-        </w:rPr>
-        <w:t xml:space="preserve">Fait 425</w:t>
-      </w:r>
-    </w:p>
-    <w:p>
-      <w:pPr>
-        <w:spacing w:after="80"/>
-      </w:pPr>
-      <w:r>
-        <w:rPr>
-          <w:rFonts w:ascii="Cormorant Garamond" w:cs="Cormorant Garamond" w:eastAsia="Cormorant Garamond" w:hAnsi="Cormorant Garamond"/>
-          <w:i/>
-          <w:iCs/>
-          <w:color w:val="888888"/>
-          <w:sz w:val="20"/>
-          <w:szCs w:val="20"/>
-        </w:rPr>
-        <w:t xml:space="preserve">Bukhari 5678</w:t>
-      </w:r>
-    </w:p>
-    <w:p>
-      <w:pPr>
-        <w:spacing w:after="60"/>
-      </w:pPr>
-      <w:r>
-        <w:rPr>
-          <w:rFonts w:ascii="Cormorant Garamond" w:cs="Cormorant Garamond" w:eastAsia="Cormorant Garamond" w:hAnsi="Cormorant Garamond"/>
-          <w:sz w:val="22"/>
-          <w:szCs w:val="22"/>
-        </w:rPr>
-        <w:t xml:space="preserve">Le Prophète ﷺ a dit : "Chaque maladie a un remède."</w:t>
-      </w:r>
-    </w:p>
-    <w:p>
-      <w:pPr>
-        <w:pBdr>
-          <w:bottom w:val="single" w:color="CCCCCC" w:sz="1"/>
-        </w:pBdr>
-        <w:spacing w:after="200" w:before="200"/>
-      </w:pPr>
-    </w:p>
-    <w:p>
-      <w:pPr>
-        <w:spacing w:after="80"/>
-      </w:pPr>
-      <w:r>
-        <w:rPr>
-          <w:rFonts w:ascii="Cormorant Garamond" w:cs="Cormorant Garamond" w:eastAsia="Cormorant Garamond" w:hAnsi="Cormorant Garamond"/>
-          <w:b/>
-          <w:bCs/>
-          <w:sz w:val="28"/>
-          <w:szCs w:val="28"/>
-        </w:rPr>
-        <w:t xml:space="preserve">Fait 426</w:t>
-      </w:r>
-    </w:p>
-    <w:p>
-      <w:pPr>
-        <w:spacing w:after="80"/>
-      </w:pPr>
-      <w:r>
-        <w:rPr>
-          <w:rFonts w:ascii="Cormorant Garamond" w:cs="Cormorant Garamond" w:eastAsia="Cormorant Garamond" w:hAnsi="Cormorant Garamond"/>
-          <w:i/>
-          <w:iCs/>
-          <w:color w:val="888888"/>
-          <w:sz w:val="20"/>
-          <w:szCs w:val="20"/>
-        </w:rPr>
-        <w:t xml:space="preserve">Tirmidhi 2517</w:t>
-      </w:r>
-    </w:p>
-    <w:p>
-      <w:pPr>
-        <w:spacing w:after="60"/>
-      </w:pPr>
-      <w:r>
-        <w:rPr>
-          <w:rFonts w:ascii="Cormorant Garamond" w:cs="Cormorant Garamond" w:eastAsia="Cormorant Garamond" w:hAnsi="Cormorant Garamond"/>
-          <w:sz w:val="22"/>
-          <w:szCs w:val="22"/>
-        </w:rPr>
-        <w:t xml:space="preserve">Le Prophète ﷺ a dit : "Attachez les chameaux puis placez votre confiance en Allah."</w:t>
-      </w:r>
-    </w:p>
-    <w:p>
-      <w:pPr>
-        <w:pBdr>
-          <w:bottom w:val="single" w:color="CCCCCC" w:sz="1"/>
-        </w:pBdr>
-        <w:spacing w:after="200" w:before="200"/>
-      </w:pPr>
-    </w:p>
-    <w:p>
-      <w:pPr>
-        <w:spacing w:after="80"/>
-      </w:pPr>
-      <w:r>
-        <w:rPr>
-          <w:rFonts w:ascii="Cormorant Garamond" w:cs="Cormorant Garamond" w:eastAsia="Cormorant Garamond" w:hAnsi="Cormorant Garamond"/>
-          <w:b/>
-          <w:bCs/>
-          <w:sz w:val="28"/>
-          <w:szCs w:val="28"/>
-        </w:rPr>
-        <w:t xml:space="preserve">Fait 427</w:t>
-      </w:r>
-    </w:p>
-    <w:p>
-      <w:pPr>
-        <w:spacing w:after="80"/>
-      </w:pPr>
-      <w:r>
-        <w:rPr>
-          <w:rFonts w:ascii="Cormorant Garamond" w:cs="Cormorant Garamond" w:eastAsia="Cormorant Garamond" w:hAnsi="Cormorant Garamond"/>
-          <w:i/>
-          <w:iCs/>
-          <w:color w:val="888888"/>
-          <w:sz w:val="20"/>
-          <w:szCs w:val="20"/>
-        </w:rPr>
-        <w:t xml:space="preserve">Bukhari 1358</w:t>
-      </w:r>
-    </w:p>
-    <w:p>
-      <w:pPr>
-        <w:spacing w:after="60"/>
-      </w:pPr>
-      <w:r>
-        <w:rPr>
-          <w:rFonts w:ascii="Cormorant Garamond" w:cs="Cormorant Garamond" w:eastAsia="Cormorant Garamond" w:hAnsi="Cormorant Garamond"/>
-          <w:sz w:val="22"/>
-          <w:szCs w:val="22"/>
-        </w:rPr>
-        <w:t xml:space="preserve">Le Prophète ﷺ a dit : "Chaque enfant naît dans la fitra (la nature innée)."</w:t>
-      </w:r>
-    </w:p>
-    <w:p>
-      <w:pPr>
-        <w:pBdr>
-          <w:bottom w:val="single" w:color="CCCCCC" w:sz="1"/>
-        </w:pBdr>
-        <w:spacing w:after="200" w:before="200"/>
-      </w:pPr>
-    </w:p>
-    <w:p>
-      <w:pPr>
-        <w:spacing w:after="80"/>
-      </w:pPr>
-      <w:r>
-        <w:rPr>
-          <w:rFonts w:ascii="Cormorant Garamond" w:cs="Cormorant Garamond" w:eastAsia="Cormorant Garamond" w:hAnsi="Cormorant Garamond"/>
-          <w:b/>
-          <w:bCs/>
-          <w:sz w:val="28"/>
-          <w:szCs w:val="28"/>
-        </w:rPr>
-        <w:t xml:space="preserve">Fait 428</w:t>
-      </w:r>
-    </w:p>
-    <w:p>
-      <w:pPr>
-        <w:spacing w:after="80"/>
-      </w:pPr>
-      <w:r>
-        <w:rPr>
-          <w:rFonts w:ascii="Cormorant Garamond" w:cs="Cormorant Garamond" w:eastAsia="Cormorant Garamond" w:hAnsi="Cormorant Garamond"/>
-          <w:i/>
-          <w:iCs/>
-          <w:color w:val="888888"/>
-          <w:sz w:val="20"/>
-          <w:szCs w:val="20"/>
-        </w:rPr>
-        <w:t xml:space="preserve">Histoire des sciences</w:t>
-      </w:r>
-    </w:p>
-    <w:p>
-      <w:pPr>
-        <w:spacing w:after="60"/>
-      </w:pPr>
-      <w:r>
-        <w:rPr>
-          <w:rFonts w:ascii="Cormorant Garamond" w:cs="Cormorant Garamond" w:eastAsia="Cormorant Garamond" w:hAnsi="Cormorant Garamond"/>
-          <w:sz w:val="22"/>
-          <w:szCs w:val="22"/>
-        </w:rPr>
-        <w:t xml:space="preserve">La pharmacie a émergé comme science distincte dans le monde musulman vers le 9e siècle, avec les premiers apothicaires (saydalani) à Bagdad.</w:t>
-      </w:r>
-    </w:p>
-    <w:p>
-      <w:pPr>
-        <w:pBdr>
-          <w:bottom w:val="single" w:color="CCCCCC" w:sz="1"/>
-        </w:pBdr>
-        <w:spacing w:after="200" w:before="200"/>
-      </w:pPr>
-    </w:p>
-    <w:p>
-      <w:pPr>
-        <w:spacing w:after="80"/>
-      </w:pPr>
-      <w:r>
-        <w:rPr>
-          <w:rFonts w:ascii="Cormorant Garamond" w:cs="Cormorant Garamond" w:eastAsia="Cormorant Garamond" w:hAnsi="Cormorant Garamond"/>
-          <w:b/>
-          <w:bCs/>
-          <w:sz w:val="28"/>
-          <w:szCs w:val="28"/>
-        </w:rPr>
-        <w:t xml:space="preserve">Fait 429</w:t>
-      </w:r>
-    </w:p>
-    <w:p>
-      <w:pPr>
-        <w:spacing w:after="80"/>
-      </w:pPr>
-      <w:r>
-        <w:rPr>
-          <w:rFonts w:ascii="Cormorant Garamond" w:cs="Cormorant Garamond" w:eastAsia="Cormorant Garamond" w:hAnsi="Cormorant Garamond"/>
-          <w:i/>
-          <w:iCs/>
-          <w:color w:val="888888"/>
-          <w:sz w:val="20"/>
-          <w:szCs w:val="20"/>
-        </w:rPr>
-        <w:t xml:space="preserve">Bukhari 6133</w:t>
-      </w:r>
-    </w:p>
-    <w:p>
-      <w:pPr>
-        <w:spacing w:after="60"/>
-      </w:pPr>
-      <w:r>
-        <w:rPr>
-          <w:rFonts w:ascii="Cormorant Garamond" w:cs="Cormorant Garamond" w:eastAsia="Cormorant Garamond" w:hAnsi="Cormorant Garamond"/>
-          <w:sz w:val="22"/>
-          <w:szCs w:val="22"/>
-        </w:rPr>
-        <w:t xml:space="preserve">Le Prophète ﷺ a dit : "Le croyant ne pique pas deux fois du même trou."</w:t>
-      </w:r>
-    </w:p>
-    <w:p>
-      <w:pPr>
-        <w:pBdr>
-          <w:bottom w:val="single" w:color="CCCCCC" w:sz="1"/>
-        </w:pBdr>
-        <w:spacing w:after="200" w:before="200"/>
-      </w:pPr>
-    </w:p>
-    <w:p>
-      <w:pPr>
-        <w:spacing w:after="80"/>
-      </w:pPr>
-      <w:r>
-        <w:rPr>
-          <w:rFonts w:ascii="Cormorant Garamond" w:cs="Cormorant Garamond" w:eastAsia="Cormorant Garamond" w:hAnsi="Cormorant Garamond"/>
-          <w:b/>
-          <w:bCs/>
-          <w:sz w:val="28"/>
-          <w:szCs w:val="28"/>
-        </w:rPr>
-        <w:t xml:space="preserve">Fait 430</w:t>
-      </w:r>
-    </w:p>
-    <w:p>
-      <w:pPr>
-        <w:spacing w:after="80"/>
-      </w:pPr>
-      <w:r>
-        <w:rPr>
-          <w:rFonts w:ascii="Cormorant Garamond" w:cs="Cormorant Garamond" w:eastAsia="Cormorant Garamond" w:hAnsi="Cormorant Garamond"/>
-          <w:i/>
-          <w:iCs/>
-          <w:color w:val="888888"/>
-          <w:sz w:val="20"/>
-          <w:szCs w:val="20"/>
-        </w:rPr>
-        <w:t xml:space="preserve">Histoire des sciences</w:t>
-      </w:r>
-    </w:p>
-    <w:p>
-      <w:pPr>
-        <w:spacing w:after="60"/>
-      </w:pPr>
-      <w:r>
-        <w:rPr>
-          <w:rFonts w:ascii="Cormorant Garamond" w:cs="Cormorant Garamond" w:eastAsia="Cormorant Garamond" w:hAnsi="Cormorant Garamond"/>
-          <w:sz w:val="22"/>
-          <w:szCs w:val="22"/>
-        </w:rPr>
-        <w:t xml:space="preserve">Les fractions décimales ont été développées et systématisées par Al-Uqlidisi (10e siècle) et Al-Kashi (15e siècle), transformant les mathématiques.</w:t>
-      </w:r>
-    </w:p>
-    <w:p>
-      <w:pPr>
-        <w:pBdr>
-          <w:bottom w:val="single" w:color="CCCCCC" w:sz="1"/>
-        </w:pBdr>
-        <w:spacing w:after="200" w:before="200"/>
-      </w:pPr>
-    </w:p>
-    <w:p>
-      <w:pPr>
-        <w:spacing w:after="80"/>
-      </w:pPr>
-      <w:r>
-        <w:rPr>
-          <w:rFonts w:ascii="Cormorant Garamond" w:cs="Cormorant Garamond" w:eastAsia="Cormorant Garamond" w:hAnsi="Cormorant Garamond"/>
-          <w:b/>
-          <w:bCs/>
-          <w:sz w:val="28"/>
-          <w:szCs w:val="28"/>
-        </w:rPr>
-        <w:t xml:space="preserve">Fait 431</w:t>
-      </w:r>
-    </w:p>
-    <w:p>
-      <w:pPr>
-        <w:spacing w:after="80"/>
-      </w:pPr>
-      <w:r>
-        <w:rPr>
-          <w:rFonts w:ascii="Cormorant Garamond" w:cs="Cormorant Garamond" w:eastAsia="Cormorant Garamond" w:hAnsi="Cormorant Garamond"/>
-          <w:i/>
-          <w:iCs/>
-          <w:color w:val="888888"/>
-          <w:sz w:val="20"/>
-          <w:szCs w:val="20"/>
-        </w:rPr>
-        <w:t xml:space="preserve">Muslim 2625</w:t>
-      </w:r>
-    </w:p>
-    <w:p>
-      <w:pPr>
-        <w:spacing w:after="60"/>
-      </w:pPr>
-      <w:r>
-        <w:rPr>
-          <w:rFonts w:ascii="Cormorant Garamond" w:cs="Cormorant Garamond" w:eastAsia="Cormorant Garamond" w:hAnsi="Cormorant Garamond"/>
-          <w:sz w:val="22"/>
-          <w:szCs w:val="22"/>
-        </w:rPr>
-        <w:t xml:space="preserve">Le Prophète ﷺ a dit : "Quand tu fais cuire un ragoût, ajoute de l'eau et pense à ton voisin."</w:t>
-      </w:r>
-    </w:p>
-    <w:p>
-      <w:pPr>
-        <w:pBdr>
-          <w:bottom w:val="single" w:color="CCCCCC" w:sz="1"/>
-        </w:pBdr>
-        <w:spacing w:after="200" w:before="200"/>
-      </w:pPr>
-    </w:p>
-    <w:p>
-      <w:pPr>
-        <w:spacing w:after="80"/>
-      </w:pPr>
-      <w:r>
-        <w:rPr>
-          <w:rFonts w:ascii="Cormorant Garamond" w:cs="Cormorant Garamond" w:eastAsia="Cormorant Garamond" w:hAnsi="Cormorant Garamond"/>
-          <w:b/>
-          <w:bCs/>
-          <w:sz w:val="28"/>
-          <w:szCs w:val="28"/>
-        </w:rPr>
-        <w:t xml:space="preserve">Fait 432</w:t>
-      </w:r>
-    </w:p>
-    <w:p>
-      <w:pPr>
-        <w:spacing w:after="80"/>
-      </w:pPr>
-      <w:r>
-        <w:rPr>
-          <w:rFonts w:ascii="Cormorant Garamond" w:cs="Cormorant Garamond" w:eastAsia="Cormorant Garamond" w:hAnsi="Cormorant Garamond"/>
-          <w:i/>
-          <w:iCs/>
-          <w:color w:val="888888"/>
-          <w:sz w:val="20"/>
-          <w:szCs w:val="20"/>
-        </w:rPr>
-        <w:t xml:space="preserve">Muslim 1054</w:t>
-      </w:r>
-    </w:p>
-    <w:p>
-      <w:pPr>
-        <w:spacing w:after="60"/>
-      </w:pPr>
-      <w:r>
-        <w:rPr>
-          <w:rFonts w:ascii="Cormorant Garamond" w:cs="Cormorant Garamond" w:eastAsia="Cormorant Garamond" w:hAnsi="Cormorant Garamond"/>
-          <w:sz w:val="22"/>
-          <w:szCs w:val="22"/>
-        </w:rPr>
-        <w:t xml:space="preserve">Le Prophète ﷺ a dit : "Heureux est l'homme qui est guidé par la foi et dont la subsistance lui suffit."</w:t>
-      </w:r>
-    </w:p>
-    <w:p>
-      <w:pPr>
-        <w:pBdr>
-          <w:bottom w:val="single" w:color="CCCCCC" w:sz="1"/>
-        </w:pBdr>
-        <w:spacing w:after="200" w:before="200"/>
-      </w:pPr>
-    </w:p>
-    <w:p>
-      <w:pPr>
-        <w:spacing w:after="80"/>
-      </w:pPr>
-      <w:r>
-        <w:rPr>
-          <w:rFonts w:ascii="Cormorant Garamond" w:cs="Cormorant Garamond" w:eastAsia="Cormorant Garamond" w:hAnsi="Cormorant Garamond"/>
-          <w:b/>
-          <w:bCs/>
-          <w:sz w:val="28"/>
-          <w:szCs w:val="28"/>
-        </w:rPr>
-        <w:t xml:space="preserve">Fait 433</w:t>
-      </w:r>
-    </w:p>
-    <w:p>
-      <w:pPr>
-        <w:spacing w:after="80"/>
-      </w:pPr>
-      <w:r>
-        <w:rPr>
-          <w:rFonts w:ascii="Cormorant Garamond" w:cs="Cormorant Garamond" w:eastAsia="Cormorant Garamond" w:hAnsi="Cormorant Garamond"/>
-          <w:i/>
-          <w:iCs/>
-          <w:color w:val="888888"/>
-          <w:sz w:val="20"/>
-          <w:szCs w:val="20"/>
-        </w:rPr>
-        <w:t xml:space="preserve">Bukhari 3331</w:t>
-      </w:r>
-    </w:p>
-    <w:p>
-      <w:pPr>
-        <w:spacing w:after="60"/>
-      </w:pPr>
-      <w:r>
-        <w:rPr>
-          <w:rFonts w:ascii="Cormorant Garamond" w:cs="Cormorant Garamond" w:eastAsia="Cormorant Garamond" w:hAnsi="Cormorant Garamond"/>
-          <w:sz w:val="22"/>
-          <w:szCs w:val="22"/>
-        </w:rPr>
-        <w:t xml:space="preserve">Le Prophète ﷺ a dit : "Traitez bien les femmes, car elles sont créées d'une côte."</w:t>
-      </w:r>
-    </w:p>
-    <w:p>
-      <w:pPr>
-        <w:pBdr>
-          <w:bottom w:val="single" w:color="CCCCCC" w:sz="1"/>
-        </w:pBdr>
-        <w:spacing w:after="200" w:before="200"/>
-      </w:pPr>
-    </w:p>
-    <w:p>
-      <w:pPr>
-        <w:spacing w:after="80"/>
-      </w:pPr>
-      <w:r>
-        <w:rPr>
-          <w:rFonts w:ascii="Cormorant Garamond" w:cs="Cormorant Garamond" w:eastAsia="Cormorant Garamond" w:hAnsi="Cormorant Garamond"/>
-          <w:b/>
-          <w:bCs/>
-          <w:sz w:val="28"/>
-          <w:szCs w:val="28"/>
-        </w:rPr>
-        <w:t xml:space="preserve">Fait 434</w:t>
-      </w:r>
-    </w:p>
-    <w:p>
-      <w:pPr>
-        <w:spacing w:after="80"/>
-      </w:pPr>
-      <w:r>
-        <w:rPr>
-          <w:rFonts w:ascii="Cormorant Garamond" w:cs="Cormorant Garamond" w:eastAsia="Cormorant Garamond" w:hAnsi="Cormorant Garamond"/>
-          <w:i/>
-          <w:iCs/>
-          <w:color w:val="888888"/>
-          <w:sz w:val="20"/>
-          <w:szCs w:val="20"/>
-        </w:rPr>
-        <w:t xml:space="preserve">Tirmidhi 2891 (hasan)</w:t>
-      </w:r>
-    </w:p>
-    <w:p>
-      <w:pPr>
-        <w:spacing w:after="60"/>
-      </w:pPr>
-      <w:r>
-        <w:rPr>
-          <w:rFonts w:ascii="Cormorant Garamond" w:cs="Cormorant Garamond" w:eastAsia="Cormorant Garamond" w:hAnsi="Cormorant Garamond"/>
-          <w:sz w:val="22"/>
-          <w:szCs w:val="22"/>
-        </w:rPr>
-        <w:t xml:space="preserve">Le Prophète ﷺ a dit qu'une sourate de 30 versets intercèdera pour celui qui la récite jusqu'à ce qu'il soit pardonné : c'est sourate Al-Mulk.</w:t>
-      </w:r>
-    </w:p>
-    <w:p>
-      <w:pPr>
-        <w:pBdr>
-          <w:bottom w:val="single" w:color="CCCCCC" w:sz="1"/>
-        </w:pBdr>
-        <w:spacing w:after="200" w:before="200"/>
-      </w:pPr>
-    </w:p>
-    <w:p>
-      <w:pPr>
-        <w:spacing w:after="80"/>
-      </w:pPr>
-      <w:r>
-        <w:rPr>
-          <w:rFonts w:ascii="Cormorant Garamond" w:cs="Cormorant Garamond" w:eastAsia="Cormorant Garamond" w:hAnsi="Cormorant Garamond"/>
-          <w:b/>
-          <w:bCs/>
-          <w:sz w:val="28"/>
-          <w:szCs w:val="28"/>
-        </w:rPr>
-        <w:t xml:space="preserve">Fait 435</w:t>
-      </w:r>
-    </w:p>
-    <w:p>
-      <w:pPr>
-        <w:spacing w:after="80"/>
-      </w:pPr>
-      <w:r>
-        <w:rPr>
-          <w:rFonts w:ascii="Cormorant Garamond" w:cs="Cormorant Garamond" w:eastAsia="Cormorant Garamond" w:hAnsi="Cormorant Garamond"/>
-          <w:i/>
-          <w:iCs/>
-          <w:color w:val="888888"/>
-          <w:sz w:val="20"/>
-          <w:szCs w:val="20"/>
-        </w:rPr>
-        <w:t xml:space="preserve">Histoire des sciences</w:t>
-      </w:r>
-    </w:p>
-    <w:p>
-      <w:pPr>
-        <w:spacing w:after="60"/>
-      </w:pPr>
-      <w:r>
-        <w:rPr>
-          <w:rFonts w:ascii="Cormorant Garamond" w:cs="Cormorant Garamond" w:eastAsia="Cormorant Garamond" w:hAnsi="Cormorant Garamond"/>
-          <w:sz w:val="22"/>
-          <w:szCs w:val="22"/>
-        </w:rPr>
-        <w:t xml:space="preserve">La pharmacie indépendante de la médecine a été créée à Bagdad au 9e siècle, une première mondiale, avec les premières pharmacies publiques sous le califat abbasside.</w:t>
-      </w:r>
-    </w:p>
-    <w:p>
-      <w:pPr>
-        <w:pBdr>
-          <w:bottom w:val="single" w:color="CCCCCC" w:sz="1"/>
-        </w:pBdr>
-        <w:spacing w:after="200" w:before="200"/>
-      </w:pPr>
-    </w:p>
-    <w:p>
-      <w:pPr>
-        <w:spacing w:after="80"/>
-      </w:pPr>
-      <w:r>
-        <w:rPr>
-          <w:rFonts w:ascii="Cormorant Garamond" w:cs="Cormorant Garamond" w:eastAsia="Cormorant Garamond" w:hAnsi="Cormorant Garamond"/>
-          <w:b/>
-          <w:bCs/>
-          <w:sz w:val="28"/>
-          <w:szCs w:val="28"/>
-        </w:rPr>
-        <w:t xml:space="preserve">Fait 436</w:t>
-      </w:r>
-    </w:p>
-    <w:p>
-      <w:pPr>
-        <w:spacing w:after="80"/>
-      </w:pPr>
-      <w:r>
-        <w:rPr>
-          <w:rFonts w:ascii="Cormorant Garamond" w:cs="Cormorant Garamond" w:eastAsia="Cormorant Garamond" w:hAnsi="Cormorant Garamond"/>
-          <w:i/>
-          <w:iCs/>
-          <w:color w:val="888888"/>
-          <w:sz w:val="20"/>
-          <w:szCs w:val="20"/>
-        </w:rPr>
-        <w:t xml:space="preserve">Bukhari 6446</w:t>
-      </w:r>
-    </w:p>
-    <w:p>
-      <w:pPr>
-        <w:spacing w:after="60"/>
-      </w:pPr>
-      <w:r>
-        <w:rPr>
-          <w:rFonts w:ascii="Cormorant Garamond" w:cs="Cormorant Garamond" w:eastAsia="Cormorant Garamond" w:hAnsi="Cormorant Garamond"/>
-          <w:sz w:val="22"/>
-          <w:szCs w:val="22"/>
-        </w:rPr>
-        <w:t xml:space="preserve">Le Prophète ﷺ a dit : "La meilleure richesse est la richesse de l'âme (al-ghina ghina an-nafs)."</w:t>
-      </w:r>
-    </w:p>
-    <w:p>
-      <w:pPr>
-        <w:pBdr>
-          <w:bottom w:val="single" w:color="CCCCCC" w:sz="1"/>
-        </w:pBdr>
-        <w:spacing w:after="200" w:before="200"/>
-      </w:pPr>
-    </w:p>
-    <w:p>
-      <w:pPr>
-        <w:spacing w:after="80"/>
-      </w:pPr>
-      <w:r>
-        <w:rPr>
-          <w:rFonts w:ascii="Cormorant Garamond" w:cs="Cormorant Garamond" w:eastAsia="Cormorant Garamond" w:hAnsi="Cormorant Garamond"/>
-          <w:b/>
-          <w:bCs/>
-          <w:sz w:val="28"/>
-          <w:szCs w:val="28"/>
-        </w:rPr>
-        <w:t xml:space="preserve">Fait 437</w:t>
-      </w:r>
-    </w:p>
-    <w:p>
-      <w:pPr>
-        <w:spacing w:after="80"/>
-      </w:pPr>
-      <w:r>
-        <w:rPr>
-          <w:rFonts w:ascii="Cormorant Garamond" w:cs="Cormorant Garamond" w:eastAsia="Cormorant Garamond" w:hAnsi="Cormorant Garamond"/>
-          <w:i/>
-          <w:iCs/>
-          <w:color w:val="888888"/>
-          <w:sz w:val="20"/>
-          <w:szCs w:val="20"/>
-        </w:rPr>
-        <w:t xml:space="preserve">Muslim 867</w:t>
-      </w:r>
-    </w:p>
-    <w:p>
-      <w:pPr>
-        <w:spacing w:after="60"/>
-      </w:pPr>
-      <w:r>
-        <w:rPr>
-          <w:rFonts w:ascii="Cormorant Garamond" w:cs="Cormorant Garamond" w:eastAsia="Cormorant Garamond" w:hAnsi="Cormorant Garamond"/>
-          <w:sz w:val="22"/>
-          <w:szCs w:val="22"/>
-        </w:rPr>
-        <w:t xml:space="preserve">Le Prophète ﷺ mettait en garde contre les innovations dans la religion qui s'écartent de la Sunna.</w:t>
-      </w:r>
-    </w:p>
-    <w:p>
-      <w:pPr>
-        <w:pBdr>
-          <w:bottom w:val="single" w:color="CCCCCC" w:sz="1"/>
-        </w:pBdr>
-        <w:spacing w:after="200" w:before="200"/>
-      </w:pPr>
-    </w:p>
-    <w:p>
-      <w:pPr>
-        <w:spacing w:after="80"/>
-      </w:pPr>
-      <w:r>
-        <w:rPr>
-          <w:rFonts w:ascii="Cormorant Garamond" w:cs="Cormorant Garamond" w:eastAsia="Cormorant Garamond" w:hAnsi="Cormorant Garamond"/>
-          <w:b/>
-          <w:bCs/>
-          <w:sz w:val="28"/>
-          <w:szCs w:val="28"/>
-        </w:rPr>
-        <w:t xml:space="preserve">Fait 438</w:t>
-      </w:r>
-    </w:p>
-    <w:p>
-      <w:pPr>
-        <w:spacing w:after="80"/>
-      </w:pPr>
-      <w:r>
-        <w:rPr>
-          <w:rFonts w:ascii="Cormorant Garamond" w:cs="Cormorant Garamond" w:eastAsia="Cormorant Garamond" w:hAnsi="Cormorant Garamond"/>
-          <w:i/>
-          <w:iCs/>
-          <w:color w:val="888888"/>
-          <w:sz w:val="20"/>
-          <w:szCs w:val="20"/>
-        </w:rPr>
-        <w:t xml:space="preserve">Muslim 3014 / Abu Dawud 1532</w:t>
-      </w:r>
-    </w:p>
-    <w:p>
-      <w:pPr>
-        <w:spacing w:after="60"/>
-      </w:pPr>
-      <w:r>
-        <w:rPr>
-          <w:rFonts w:ascii="Cormorant Garamond" w:cs="Cormorant Garamond" w:eastAsia="Cormorant Garamond" w:hAnsi="Cormorant Garamond"/>
-          <w:sz w:val="22"/>
-          <w:szCs w:val="22"/>
-        </w:rPr>
-        <w:t xml:space="preserve">Le Prophète ﷺ a dit : "N'invoquez pas la malédiction sur vous-mêmes, ni sur vos enfants, ni sur vos biens."</w:t>
-      </w:r>
-    </w:p>
-    <w:p>
-      <w:pPr>
-        <w:pBdr>
-          <w:bottom w:val="single" w:color="CCCCCC" w:sz="1"/>
-        </w:pBdr>
-        <w:spacing w:after="200" w:before="200"/>
-      </w:pPr>
-    </w:p>
-    <w:p>
-      <w:pPr>
-        <w:spacing w:after="80"/>
-      </w:pPr>
-      <w:r>
-        <w:rPr>
-          <w:rFonts w:ascii="Cormorant Garamond" w:cs="Cormorant Garamond" w:eastAsia="Cormorant Garamond" w:hAnsi="Cormorant Garamond"/>
-          <w:b/>
-          <w:bCs/>
-          <w:sz w:val="28"/>
-          <w:szCs w:val="28"/>
-        </w:rPr>
-        <w:t xml:space="preserve">Fait 439</w:t>
-      </w:r>
-    </w:p>
-    <w:p>
-      <w:pPr>
-        <w:spacing w:after="80"/>
-      </w:pPr>
-      <w:r>
-        <w:rPr>
-          <w:rFonts w:ascii="Cormorant Garamond" w:cs="Cormorant Garamond" w:eastAsia="Cormorant Garamond" w:hAnsi="Cormorant Garamond"/>
-          <w:i/>
-          <w:iCs/>
-          <w:color w:val="888888"/>
-          <w:sz w:val="20"/>
-          <w:szCs w:val="20"/>
-        </w:rPr>
-        <w:t xml:space="preserve">Bukhari 1904</w:t>
-      </w:r>
-    </w:p>
-    <w:p>
-      <w:pPr>
-        <w:spacing w:after="60"/>
-      </w:pPr>
-      <w:r>
-        <w:rPr>
-          <w:rFonts w:ascii="Cormorant Garamond" w:cs="Cormorant Garamond" w:eastAsia="Cormorant Garamond" w:hAnsi="Cormorant Garamond"/>
-          <w:sz w:val="22"/>
-          <w:szCs w:val="22"/>
-        </w:rPr>
-        <w:t xml:space="preserve">Le Prophète ﷺ a dit : "Le jeûneur a deux joies : une quand il rompt le jeûne et une quand il rencontre son Seigneur."</w:t>
-      </w:r>
-    </w:p>
-    <w:p>
-      <w:pPr>
-        <w:pBdr>
-          <w:bottom w:val="single" w:color="CCCCCC" w:sz="1"/>
-        </w:pBdr>
-        <w:spacing w:after="200" w:before="200"/>
-      </w:pPr>
-    </w:p>
-    <w:p>
-      <w:pPr>
-        <w:spacing w:after="80"/>
-      </w:pPr>
-      <w:r>
-        <w:rPr>
-          <w:rFonts w:ascii="Cormorant Garamond" w:cs="Cormorant Garamond" w:eastAsia="Cormorant Garamond" w:hAnsi="Cormorant Garamond"/>
-          <w:b/>
-          <w:bCs/>
-          <w:sz w:val="28"/>
-          <w:szCs w:val="28"/>
-        </w:rPr>
-        <w:t xml:space="preserve">Fait 440</w:t>
-      </w:r>
-    </w:p>
-    <w:p>
-      <w:pPr>
-        <w:spacing w:after="80"/>
-      </w:pPr>
-      <w:r>
-        <w:rPr>
-          <w:rFonts w:ascii="Cormorant Garamond" w:cs="Cormorant Garamond" w:eastAsia="Cormorant Garamond" w:hAnsi="Cormorant Garamond"/>
-          <w:i/>
-          <w:iCs/>
-          <w:color w:val="888888"/>
-          <w:sz w:val="20"/>
-          <w:szCs w:val="20"/>
-        </w:rPr>
-        <w:t xml:space="preserve">Bukhari 2480</w:t>
-      </w:r>
-    </w:p>
-    <w:p>
-      <w:pPr>
-        <w:spacing w:after="60"/>
-      </w:pPr>
-      <w:r>
-        <w:rPr>
-          <w:rFonts w:ascii="Cormorant Garamond" w:cs="Cormorant Garamond" w:eastAsia="Cormorant Garamond" w:hAnsi="Cormorant Garamond"/>
-          <w:sz w:val="22"/>
-          <w:szCs w:val="22"/>
-        </w:rPr>
-        <w:t xml:space="preserve">Le Prophète ﷺ a dit : "Celui qui meurt en défendant ses biens est un martyr."</w:t>
-      </w:r>
-    </w:p>
-    <w:p>
-      <w:pPr>
-        <w:pBdr>
-          <w:bottom w:val="single" w:color="CCCCCC" w:sz="1"/>
-        </w:pBdr>
-        <w:spacing w:after="200" w:before="200"/>
-      </w:pPr>
-    </w:p>
-    <w:p>
-      <w:pPr>
-        <w:spacing w:after="80"/>
-      </w:pPr>
-      <w:r>
-        <w:rPr>
-          <w:rFonts w:ascii="Cormorant Garamond" w:cs="Cormorant Garamond" w:eastAsia="Cormorant Garamond" w:hAnsi="Cormorant Garamond"/>
-          <w:b/>
-          <w:bCs/>
-          <w:sz w:val="28"/>
-          <w:szCs w:val="28"/>
-        </w:rPr>
-        <w:t xml:space="preserve">Fait 441</w:t>
-      </w:r>
-    </w:p>
-    <w:p>
-      <w:pPr>
-        <w:spacing w:after="80"/>
-      </w:pPr>
-      <w:r>
-        <w:rPr>
-          <w:rFonts w:ascii="Cormorant Garamond" w:cs="Cormorant Garamond" w:eastAsia="Cormorant Garamond" w:hAnsi="Cormorant Garamond"/>
-          <w:i/>
-          <w:iCs/>
-          <w:color w:val="888888"/>
-          <w:sz w:val="20"/>
-          <w:szCs w:val="20"/>
-        </w:rPr>
-        <w:t xml:space="preserve">il commanda de nombreuses batailles victorieuses avant et après son entrée en Islam.</w:t>
-      </w:r>
-    </w:p>
-    <w:p>
-      <w:pPr>
-        <w:spacing w:after="60"/>
-      </w:pPr>
-      <w:r>
-        <w:rPr>
-          <w:rFonts w:ascii="Cormorant Garamond" w:cs="Cormorant Garamond" w:eastAsia="Cormorant Garamond" w:hAnsi="Cormorant Garamond"/>
-          <w:sz w:val="22"/>
-          <w:szCs w:val="22"/>
-        </w:rPr>
-        <w:t xml:space="preserve">Khalid ibn al-Walid, surnommé "l'épée d'Allah" (Sayf Allah), est l'un des plus grands stratèges militaires de l'histoire islamique</w:t>
-      </w:r>
-    </w:p>
-    <w:p>
-      <w:pPr>
-        <w:pBdr>
-          <w:bottom w:val="single" w:color="CCCCCC" w:sz="1"/>
-        </w:pBdr>
-        <w:spacing w:after="200" w:before="200"/>
-      </w:pPr>
-    </w:p>
-    <w:p>
-      <w:pPr>
-        <w:spacing w:after="80"/>
-      </w:pPr>
-      <w:r>
-        <w:rPr>
-          <w:rFonts w:ascii="Cormorant Garamond" w:cs="Cormorant Garamond" w:eastAsia="Cormorant Garamond" w:hAnsi="Cormorant Garamond"/>
-          <w:b/>
-          <w:bCs/>
-          <w:sz w:val="28"/>
-          <w:szCs w:val="28"/>
-        </w:rPr>
-        <w:t xml:space="preserve">Fait 442</w:t>
-      </w:r>
-    </w:p>
-    <w:p>
-      <w:pPr>
-        <w:spacing w:after="80"/>
-      </w:pPr>
-      <w:r>
-        <w:rPr>
-          <w:rFonts w:ascii="Cormorant Garamond" w:cs="Cormorant Garamond" w:eastAsia="Cormorant Garamond" w:hAnsi="Cormorant Garamond"/>
-          <w:i/>
-          <w:iCs/>
-          <w:color w:val="888888"/>
-          <w:sz w:val="20"/>
-          <w:szCs w:val="20"/>
-        </w:rPr>
-        <w:t xml:space="preserve">Abu Dawud 2356, Tirmidhi 696 (hasan sahih)</w:t>
-      </w:r>
-    </w:p>
-    <w:p>
-      <w:pPr>
-        <w:spacing w:after="60"/>
-      </w:pPr>
-      <w:r>
-        <w:rPr>
-          <w:rFonts w:ascii="Cormorant Garamond" w:cs="Cormorant Garamond" w:eastAsia="Cormorant Garamond" w:hAnsi="Cormorant Garamond"/>
-          <w:sz w:val="22"/>
-          <w:szCs w:val="22"/>
-        </w:rPr>
-        <w:t xml:space="preserve">Le Prophète ﷺ cassait son jeûne avec des dattes fraîches, sinon des dattes sèches, sinon de l'eau.</w:t>
-      </w:r>
-    </w:p>
-    <w:p>
-      <w:pPr>
-        <w:pBdr>
-          <w:bottom w:val="single" w:color="CCCCCC" w:sz="1"/>
-        </w:pBdr>
-        <w:spacing w:after="200" w:before="200"/>
-      </w:pPr>
-    </w:p>
-    <w:p>
-      <w:pPr>
-        <w:spacing w:after="80"/>
-      </w:pPr>
-      <w:r>
-        <w:rPr>
-          <w:rFonts w:ascii="Cormorant Garamond" w:cs="Cormorant Garamond" w:eastAsia="Cormorant Garamond" w:hAnsi="Cormorant Garamond"/>
-          <w:b/>
-          <w:bCs/>
-          <w:sz w:val="28"/>
-          <w:szCs w:val="28"/>
-        </w:rPr>
-        <w:t xml:space="preserve">Fait 443</w:t>
-      </w:r>
-    </w:p>
-    <w:p>
-      <w:pPr>
-        <w:spacing w:after="80"/>
-      </w:pPr>
-      <w:r>
-        <w:rPr>
-          <w:rFonts w:ascii="Cormorant Garamond" w:cs="Cormorant Garamond" w:eastAsia="Cormorant Garamond" w:hAnsi="Cormorant Garamond"/>
-          <w:i/>
-          <w:iCs/>
-          <w:color w:val="888888"/>
-          <w:sz w:val="20"/>
-          <w:szCs w:val="20"/>
-        </w:rPr>
-        <w:t xml:space="preserve">Bukhari 2442, Muslim 2580</w:t>
-      </w:r>
-    </w:p>
-    <w:p>
-      <w:pPr>
-        <w:spacing w:after="60"/>
-      </w:pPr>
-      <w:r>
-        <w:rPr>
-          <w:rFonts w:ascii="Cormorant Garamond" w:cs="Cormorant Garamond" w:eastAsia="Cormorant Garamond" w:hAnsi="Cormorant Garamond"/>
-          <w:sz w:val="22"/>
-          <w:szCs w:val="22"/>
-        </w:rPr>
-        <w:t xml:space="preserve">Le Prophète ﷺ a dit : "Celui qui cache les défauts d'un musulman, Allah cachera les siens le Jour du Jugement."</w:t>
-      </w:r>
-    </w:p>
-    <w:p>
-      <w:pPr>
-        <w:pBdr>
-          <w:bottom w:val="single" w:color="CCCCCC" w:sz="1"/>
-        </w:pBdr>
-        <w:spacing w:after="200" w:before="200"/>
-      </w:pPr>
-    </w:p>
-    <w:p>
-      <w:pPr>
-        <w:spacing w:after="80"/>
-      </w:pPr>
-      <w:r>
-        <w:rPr>
-          <w:rFonts w:ascii="Cormorant Garamond" w:cs="Cormorant Garamond" w:eastAsia="Cormorant Garamond" w:hAnsi="Cormorant Garamond"/>
-          <w:b/>
-          <w:bCs/>
-          <w:sz w:val="28"/>
-          <w:szCs w:val="28"/>
-        </w:rPr>
-        <w:t xml:space="preserve">Fait 444</w:t>
-      </w:r>
-    </w:p>
-    <w:p>
-      <w:pPr>
-        <w:spacing w:after="80"/>
-      </w:pPr>
-      <w:r>
-        <w:rPr>
-          <w:rFonts w:ascii="Cormorant Garamond" w:cs="Cormorant Garamond" w:eastAsia="Cormorant Garamond" w:hAnsi="Cormorant Garamond"/>
-          <w:i/>
-          <w:iCs/>
-          <w:color w:val="888888"/>
-          <w:sz w:val="20"/>
-          <w:szCs w:val="20"/>
-        </w:rPr>
-        <w:t xml:space="preserve">Muslim 2580</w:t>
-      </w:r>
-    </w:p>
-    <w:p>
-      <w:pPr>
-        <w:spacing w:after="60"/>
-      </w:pPr>
-      <w:r>
-        <w:rPr>
-          <w:rFonts w:ascii="Cormorant Garamond" w:cs="Cormorant Garamond" w:eastAsia="Cormorant Garamond" w:hAnsi="Cormorant Garamond"/>
-          <w:sz w:val="22"/>
-          <w:szCs w:val="22"/>
-        </w:rPr>
-        <w:t xml:space="preserve">Le Prophète ﷺ a dit : "Un musulman est le frère d'un musulman : il ne l'opprime pas et ne le livre pas."</w:t>
-      </w:r>
-    </w:p>
-    <w:p>
-      <w:pPr>
-        <w:pBdr>
-          <w:bottom w:val="single" w:color="CCCCCC" w:sz="1"/>
-        </w:pBdr>
-        <w:spacing w:after="200" w:before="200"/>
-      </w:pPr>
-    </w:p>
-    <w:p>
-      <w:pPr>
-        <w:spacing w:after="80"/>
-      </w:pPr>
-      <w:r>
-        <w:rPr>
-          <w:rFonts w:ascii="Cormorant Garamond" w:cs="Cormorant Garamond" w:eastAsia="Cormorant Garamond" w:hAnsi="Cormorant Garamond"/>
-          <w:b/>
-          <w:bCs/>
-          <w:sz w:val="28"/>
-          <w:szCs w:val="28"/>
-        </w:rPr>
-        <w:t xml:space="preserve">Fait 445</w:t>
-      </w:r>
-    </w:p>
-    <w:p>
-      <w:pPr>
-        <w:spacing w:after="80"/>
-      </w:pPr>
-      <w:r>
-        <w:rPr>
-          <w:rFonts w:ascii="Cormorant Garamond" w:cs="Cormorant Garamond" w:eastAsia="Cormorant Garamond" w:hAnsi="Cormorant Garamond"/>
-          <w:i/>
-          <w:iCs/>
-          <w:color w:val="888888"/>
-          <w:sz w:val="20"/>
-          <w:szCs w:val="20"/>
-        </w:rPr>
-        <w:t xml:space="preserve">Bukhari 6416</w:t>
-      </w:r>
-    </w:p>
-    <w:p>
-      <w:pPr>
-        <w:spacing w:after="60"/>
-      </w:pPr>
-      <w:r>
-        <w:rPr>
-          <w:rFonts w:ascii="Cormorant Garamond" w:cs="Cormorant Garamond" w:eastAsia="Cormorant Garamond" w:hAnsi="Cormorant Garamond"/>
-          <w:sz w:val="22"/>
-          <w:szCs w:val="22"/>
-        </w:rPr>
-        <w:t xml:space="preserve">Le Prophète ﷺ a dit : "Soyez dans ce monde comme un étranger ou un voyageur de passage."</w:t>
-      </w:r>
-    </w:p>
-    <w:p>
-      <w:pPr>
-        <w:pBdr>
-          <w:bottom w:val="single" w:color="CCCCCC" w:sz="1"/>
-        </w:pBdr>
-        <w:spacing w:after="200" w:before="200"/>
-      </w:pPr>
-    </w:p>
-    <w:p>
-      <w:pPr>
-        <w:spacing w:after="80"/>
-      </w:pPr>
-      <w:r>
-        <w:rPr>
-          <w:rFonts w:ascii="Cormorant Garamond" w:cs="Cormorant Garamond" w:eastAsia="Cormorant Garamond" w:hAnsi="Cormorant Garamond"/>
-          <w:b/>
-          <w:bCs/>
-          <w:sz w:val="28"/>
-          <w:szCs w:val="28"/>
-        </w:rPr>
-        <w:t xml:space="preserve">Fait 446</w:t>
-      </w:r>
-    </w:p>
-    <w:p>
-      <w:pPr>
-        <w:spacing w:after="80"/>
-      </w:pPr>
-      <w:r>
-        <w:rPr>
-          <w:rFonts w:ascii="Cormorant Garamond" w:cs="Cormorant Garamond" w:eastAsia="Cormorant Garamond" w:hAnsi="Cormorant Garamond"/>
-          <w:i/>
-          <w:iCs/>
-          <w:color w:val="888888"/>
-          <w:sz w:val="20"/>
-          <w:szCs w:val="20"/>
-        </w:rPr>
-        <w:t xml:space="preserve">Bukhari 5009</w:t>
-      </w:r>
-    </w:p>
-    <w:p>
-      <w:pPr>
-        <w:spacing w:after="60"/>
-      </w:pPr>
-      <w:r>
-        <w:rPr>
-          <w:rFonts w:ascii="Cormorant Garamond" w:cs="Cormorant Garamond" w:eastAsia="Cormorant Garamond" w:hAnsi="Cormorant Garamond"/>
-          <w:sz w:val="22"/>
-          <w:szCs w:val="22"/>
-        </w:rPr>
-        <w:t xml:space="preserve">Le Prophète ﷺ a dit : "Celui qui lit les deux derniers versets de sourate Al-Baqara la nuit, ils lui suffisent."</w:t>
-      </w:r>
-    </w:p>
-    <w:p>
-      <w:pPr>
-        <w:pBdr>
-          <w:bottom w:val="single" w:color="CCCCCC" w:sz="1"/>
-        </w:pBdr>
-        <w:spacing w:after="200" w:before="200"/>
-      </w:pPr>
-    </w:p>
-    <w:p>
-      <w:pPr>
-        <w:spacing w:after="80"/>
-      </w:pPr>
-      <w:r>
-        <w:rPr>
-          <w:rFonts w:ascii="Cormorant Garamond" w:cs="Cormorant Garamond" w:eastAsia="Cormorant Garamond" w:hAnsi="Cormorant Garamond"/>
-          <w:b/>
-          <w:bCs/>
-          <w:sz w:val="28"/>
-          <w:szCs w:val="28"/>
-        </w:rPr>
-        <w:t xml:space="preserve">Fait 447</w:t>
-      </w:r>
-    </w:p>
-    <w:p>
-      <w:pPr>
-        <w:spacing w:after="80"/>
-      </w:pPr>
-      <w:r>
-        <w:rPr>
-          <w:rFonts w:ascii="Cormorant Garamond" w:cs="Cormorant Garamond" w:eastAsia="Cormorant Garamond" w:hAnsi="Cormorant Garamond"/>
-          <w:i/>
-          <w:iCs/>
-          <w:color w:val="888888"/>
-          <w:sz w:val="20"/>
-          <w:szCs w:val="20"/>
-        </w:rPr>
-        <w:t xml:space="preserve">Tirmidhi 1905</w:t>
-      </w:r>
-    </w:p>
-    <w:p>
-      <w:pPr>
-        <w:spacing w:after="60"/>
-      </w:pPr>
-      <w:r>
-        <w:rPr>
-          <w:rFonts w:ascii="Cormorant Garamond" w:cs="Cormorant Garamond" w:eastAsia="Cormorant Garamond" w:hAnsi="Cormorant Garamond"/>
-          <w:sz w:val="22"/>
-          <w:szCs w:val="22"/>
-        </w:rPr>
-        <w:t xml:space="preserve">Le Prophète ﷺ a dit : "Trois invocations sont exaucées sans aucun doute : celle du parent, celle du voyageur et celle de l'opprimé."</w:t>
-      </w:r>
-    </w:p>
-    <w:p>
-      <w:pPr>
-        <w:pBdr>
-          <w:bottom w:val="single" w:color="CCCCCC" w:sz="1"/>
-        </w:pBdr>
-        <w:spacing w:after="200" w:before="200"/>
-      </w:pPr>
-    </w:p>
-    <w:p>
-      <w:pPr>
-        <w:spacing w:after="80"/>
-      </w:pPr>
-      <w:r>
-        <w:rPr>
-          <w:rFonts w:ascii="Cormorant Garamond" w:cs="Cormorant Garamond" w:eastAsia="Cormorant Garamond" w:hAnsi="Cormorant Garamond"/>
-          <w:b/>
-          <w:bCs/>
-          <w:sz w:val="28"/>
-          <w:szCs w:val="28"/>
-        </w:rPr>
-        <w:t xml:space="preserve">Fait 448</w:t>
-      </w:r>
-    </w:p>
-    <w:p>
-      <w:pPr>
-        <w:spacing w:after="80"/>
-      </w:pPr>
-      <w:r>
-        <w:rPr>
-          <w:rFonts w:ascii="Cormorant Garamond" w:cs="Cormorant Garamond" w:eastAsia="Cormorant Garamond" w:hAnsi="Cormorant Garamond"/>
-          <w:i/>
-          <w:iCs/>
-          <w:color w:val="888888"/>
-          <w:sz w:val="20"/>
-          <w:szCs w:val="20"/>
-        </w:rPr>
-        <w:t xml:space="preserve">Bukhari 6474</w:t>
-      </w:r>
-    </w:p>
-    <w:p>
-      <w:pPr>
-        <w:spacing w:after="60"/>
-      </w:pPr>
-      <w:r>
-        <w:rPr>
-          <w:rFonts w:ascii="Cormorant Garamond" w:cs="Cormorant Garamond" w:eastAsia="Cormorant Garamond" w:hAnsi="Cormorant Garamond"/>
-          <w:sz w:val="22"/>
-          <w:szCs w:val="22"/>
-        </w:rPr>
-        <w:t xml:space="preserve">Le Prophète ﷺ a dit : "Celui qui garantit ce qui est entre ses mâchoires et ce qui est entre ses jambes, je lui garantis le Paradis."</w:t>
-      </w:r>
-    </w:p>
-    <w:p>
-      <w:pPr>
-        <w:pBdr>
-          <w:bottom w:val="single" w:color="CCCCCC" w:sz="1"/>
-        </w:pBdr>
-        <w:spacing w:after="200" w:before="200"/>
-      </w:pPr>
-    </w:p>
-    <w:p>
-      <w:pPr>
-        <w:spacing w:after="80"/>
-      </w:pPr>
-      <w:r>
-        <w:rPr>
-          <w:rFonts w:ascii="Cormorant Garamond" w:cs="Cormorant Garamond" w:eastAsia="Cormorant Garamond" w:hAnsi="Cormorant Garamond"/>
-          <w:b/>
-          <w:bCs/>
-          <w:sz w:val="28"/>
-          <w:szCs w:val="28"/>
-        </w:rPr>
-        <w:t xml:space="preserve">Fait 449</w:t>
-      </w:r>
-    </w:p>
-    <w:p>
-      <w:pPr>
-        <w:spacing w:after="80"/>
-      </w:pPr>
-      <w:r>
-        <w:rPr>
-          <w:rFonts w:ascii="Cormorant Garamond" w:cs="Cormorant Garamond" w:eastAsia="Cormorant Garamond" w:hAnsi="Cormorant Garamond"/>
-          <w:i/>
-          <w:iCs/>
-          <w:color w:val="888888"/>
-          <w:sz w:val="20"/>
-          <w:szCs w:val="20"/>
-        </w:rPr>
-        <w:t xml:space="preserve">Muslim 725</w:t>
-      </w:r>
-    </w:p>
-    <w:p>
-      <w:pPr>
-        <w:spacing w:after="60"/>
-      </w:pPr>
-      <w:r>
-        <w:rPr>
-          <w:rFonts w:ascii="Cormorant Garamond" w:cs="Cormorant Garamond" w:eastAsia="Cormorant Garamond" w:hAnsi="Cormorant Garamond"/>
-          <w:sz w:val="22"/>
-          <w:szCs w:val="22"/>
-        </w:rPr>
-        <w:t xml:space="preserve">Le Prophète ﷺ a dit : "Les deux rakaat de Fajr sont meilleures que le monde et tout ce qu'il contient."</w:t>
+        <w:t xml:space="preserve">Les étoiles des navigateurs arabes médiévaux – Altaïr, Aldébaran, Bételgeuse, Véga, Rigel – sont presque toutes issues de l'arabe.</w:t>
       </w:r>
     </w:p>
     <w:p>
@@ -23378,20 +23378,20 @@
           <w:sz w:val="20"/>
           <w:szCs w:val="20"/>
         </w:rPr>
-        <w:t xml:space="preserve">Bukhari 5649</w:t>
-      </w:r>
-    </w:p>
-    <w:p>
-      <w:pPr>
-        <w:spacing w:after="60"/>
-      </w:pPr>
-      <w:r>
-        <w:rPr>
-          <w:rFonts w:ascii="Cormorant Garamond" w:cs="Cormorant Garamond" w:eastAsia="Cormorant Garamond" w:hAnsi="Cormorant Garamond"/>
-          <w:sz w:val="22"/>
-          <w:szCs w:val="22"/>
-        </w:rPr>
-        <w:t xml:space="preserve">Le Prophète ﷺ a dit : "Nourris l'affamé, visite le malade et libère le prisonnier."</w:t>
+        <w:t xml:space="preserve">Bukhari 1239</w:t>
+      </w:r>
+    </w:p>
+    <w:p>
+      <w:pPr>
+        <w:spacing w:after="60"/>
+      </w:pPr>
+      <w:r>
+        <w:rPr>
+          <w:rFonts w:ascii="Cormorant Garamond" w:cs="Cormorant Garamond" w:eastAsia="Cormorant Garamond" w:hAnsi="Cormorant Garamond"/>
+          <w:sz w:val="22"/>
+          <w:szCs w:val="22"/>
+        </w:rPr>
+        <w:t xml:space="preserve">Le Prophète ﷺ visitait les malades, assistait aux enterrements et répondait aux invitations des pauvres.</w:t>
       </w:r>
     </w:p>
     <w:p>
@@ -23415,422 +23415,6 @@
           <w:szCs w:val="28"/>
         </w:rPr>
         <w:t xml:space="preserve">Fait 451</w:t>
-      </w:r>
-    </w:p>
-    <w:p>
-      <w:pPr>
-        <w:spacing w:after="80"/>
-      </w:pPr>
-      <w:r>
-        <w:rPr>
-          <w:rFonts w:ascii="Cormorant Garamond" w:cs="Cormorant Garamond" w:eastAsia="Cormorant Garamond" w:hAnsi="Cormorant Garamond"/>
-          <w:i/>
-          <w:iCs/>
-          <w:color w:val="888888"/>
-          <w:sz w:val="20"/>
-          <w:szCs w:val="20"/>
-        </w:rPr>
-        <w:t xml:space="preserve">Coran 95:4</w:t>
-      </w:r>
-    </w:p>
-    <w:p>
-      <w:pPr>
-        <w:spacing w:after="60"/>
-      </w:pPr>
-      <w:r>
-        <w:rPr>
-          <w:rFonts w:ascii="Cormorant Garamond" w:cs="Cormorant Garamond" w:eastAsia="Cormorant Garamond" w:hAnsi="Cormorant Garamond"/>
-          <w:sz w:val="22"/>
-          <w:szCs w:val="22"/>
-        </w:rPr>
-        <w:t xml:space="preserve">Le Coran dit : "Nous avons créé l'homme dans la meilleure stature."</w:t>
-      </w:r>
-    </w:p>
-    <w:p>
-      <w:pPr>
-        <w:pBdr>
-          <w:bottom w:val="single" w:color="CCCCCC" w:sz="1"/>
-        </w:pBdr>
-        <w:spacing w:after="200" w:before="200"/>
-      </w:pPr>
-    </w:p>
-    <w:p>
-      <w:pPr>
-        <w:spacing w:after="80"/>
-      </w:pPr>
-      <w:r>
-        <w:rPr>
-          <w:rFonts w:ascii="Cormorant Garamond" w:cs="Cormorant Garamond" w:eastAsia="Cormorant Garamond" w:hAnsi="Cormorant Garamond"/>
-          <w:b/>
-          <w:bCs/>
-          <w:sz w:val="28"/>
-          <w:szCs w:val="28"/>
-        </w:rPr>
-        <w:t xml:space="preserve">Fait 452</w:t>
-      </w:r>
-    </w:p>
-    <w:p>
-      <w:pPr>
-        <w:spacing w:after="80"/>
-      </w:pPr>
-      <w:r>
-        <w:rPr>
-          <w:rFonts w:ascii="Cormorant Garamond" w:cs="Cormorant Garamond" w:eastAsia="Cormorant Garamond" w:hAnsi="Cormorant Garamond"/>
-          <w:i/>
-          <w:iCs/>
-          <w:color w:val="888888"/>
-          <w:sz w:val="20"/>
-          <w:szCs w:val="20"/>
-        </w:rPr>
-        <w:t xml:space="preserve">Muslim 1163</w:t>
-      </w:r>
-    </w:p>
-    <w:p>
-      <w:pPr>
-        <w:spacing w:after="60"/>
-      </w:pPr>
-      <w:r>
-        <w:rPr>
-          <w:rFonts w:ascii="Cormorant Garamond" w:cs="Cormorant Garamond" w:eastAsia="Cormorant Garamond" w:hAnsi="Cormorant Garamond"/>
-          <w:sz w:val="22"/>
-          <w:szCs w:val="22"/>
-        </w:rPr>
-        <w:t xml:space="preserve">Le Prophète ﷺ a dit : "La meilleure prière après les obligatoires est la prière de la nuit."</w:t>
-      </w:r>
-    </w:p>
-    <w:p>
-      <w:pPr>
-        <w:pBdr>
-          <w:bottom w:val="single" w:color="CCCCCC" w:sz="1"/>
-        </w:pBdr>
-        <w:spacing w:after="200" w:before="200"/>
-      </w:pPr>
-    </w:p>
-    <w:p>
-      <w:pPr>
-        <w:spacing w:after="80"/>
-      </w:pPr>
-      <w:r>
-        <w:rPr>
-          <w:rFonts w:ascii="Cormorant Garamond" w:cs="Cormorant Garamond" w:eastAsia="Cormorant Garamond" w:hAnsi="Cormorant Garamond"/>
-          <w:b/>
-          <w:bCs/>
-          <w:sz w:val="28"/>
-          <w:szCs w:val="28"/>
-        </w:rPr>
-        <w:t xml:space="preserve">Fait 453</w:t>
-      </w:r>
-    </w:p>
-    <w:p>
-      <w:pPr>
-        <w:spacing w:after="80"/>
-      </w:pPr>
-      <w:r>
-        <w:rPr>
-          <w:rFonts w:ascii="Cormorant Garamond" w:cs="Cormorant Garamond" w:eastAsia="Cormorant Garamond" w:hAnsi="Cormorant Garamond"/>
-          <w:i/>
-          <w:iCs/>
-          <w:color w:val="888888"/>
-          <w:sz w:val="20"/>
-          <w:szCs w:val="20"/>
-        </w:rPr>
-        <w:t xml:space="preserve">Tirmidhi 1930</w:t>
-      </w:r>
-    </w:p>
-    <w:p>
-      <w:pPr>
-        <w:spacing w:after="60"/>
-      </w:pPr>
-      <w:r>
-        <w:rPr>
-          <w:rFonts w:ascii="Cormorant Garamond" w:cs="Cormorant Garamond" w:eastAsia="Cormorant Garamond" w:hAnsi="Cormorant Garamond"/>
-          <w:sz w:val="22"/>
-          <w:szCs w:val="22"/>
-        </w:rPr>
-        <w:t xml:space="preserve">Le Prophète ﷺ a dit : "Allah est auprès du serviteur tant que le serviteur est auprès de son frère."</w:t>
-      </w:r>
-    </w:p>
-    <w:p>
-      <w:pPr>
-        <w:pBdr>
-          <w:bottom w:val="single" w:color="CCCCCC" w:sz="1"/>
-        </w:pBdr>
-        <w:spacing w:after="200" w:before="200"/>
-      </w:pPr>
-    </w:p>
-    <w:p>
-      <w:pPr>
-        <w:spacing w:after="80"/>
-      </w:pPr>
-      <w:r>
-        <w:rPr>
-          <w:rFonts w:ascii="Cormorant Garamond" w:cs="Cormorant Garamond" w:eastAsia="Cormorant Garamond" w:hAnsi="Cormorant Garamond"/>
-          <w:b/>
-          <w:bCs/>
-          <w:sz w:val="28"/>
-          <w:szCs w:val="28"/>
-        </w:rPr>
-        <w:t xml:space="preserve">Fait 454</w:t>
-      </w:r>
-    </w:p>
-    <w:p>
-      <w:pPr>
-        <w:spacing w:after="80"/>
-      </w:pPr>
-      <w:r>
-        <w:rPr>
-          <w:rFonts w:ascii="Cormorant Garamond" w:cs="Cormorant Garamond" w:eastAsia="Cormorant Garamond" w:hAnsi="Cormorant Garamond"/>
-          <w:i/>
-          <w:iCs/>
-          <w:color w:val="888888"/>
-          <w:sz w:val="20"/>
-          <w:szCs w:val="20"/>
-        </w:rPr>
-        <w:t xml:space="preserve">Tirmidhi 3585</w:t>
-      </w:r>
-    </w:p>
-    <w:p>
-      <w:pPr>
-        <w:spacing w:after="60"/>
-      </w:pPr>
-      <w:r>
-        <w:rPr>
-          <w:rFonts w:ascii="Cormorant Garamond" w:cs="Cormorant Garamond" w:eastAsia="Cormorant Garamond" w:hAnsi="Cormorant Garamond"/>
-          <w:sz w:val="22"/>
-          <w:szCs w:val="22"/>
-        </w:rPr>
-        <w:t xml:space="preserve">Le Prophète ﷺ a dit : "Le meilleur de ce que j'ai dit, moi et les prophètes avant moi : La ilaha illallah wahdahu la sharika lah."</w:t>
-      </w:r>
-    </w:p>
-    <w:p>
-      <w:pPr>
-        <w:pBdr>
-          <w:bottom w:val="single" w:color="CCCCCC" w:sz="1"/>
-        </w:pBdr>
-        <w:spacing w:after="200" w:before="200"/>
-      </w:pPr>
-    </w:p>
-    <w:p>
-      <w:pPr>
-        <w:spacing w:after="80"/>
-      </w:pPr>
-      <w:r>
-        <w:rPr>
-          <w:rFonts w:ascii="Cormorant Garamond" w:cs="Cormorant Garamond" w:eastAsia="Cormorant Garamond" w:hAnsi="Cormorant Garamond"/>
-          <w:b/>
-          <w:bCs/>
-          <w:sz w:val="28"/>
-          <w:szCs w:val="28"/>
-        </w:rPr>
-        <w:t xml:space="preserve">Fait 455</w:t>
-      </w:r>
-    </w:p>
-    <w:p>
-      <w:pPr>
-        <w:spacing w:after="80"/>
-      </w:pPr>
-      <w:r>
-        <w:rPr>
-          <w:rFonts w:ascii="Cormorant Garamond" w:cs="Cormorant Garamond" w:eastAsia="Cormorant Garamond" w:hAnsi="Cormorant Garamond"/>
-          <w:i/>
-          <w:iCs/>
-          <w:color w:val="888888"/>
-          <w:sz w:val="20"/>
-          <w:szCs w:val="20"/>
-        </w:rPr>
-        <w:t xml:space="preserve">Bukhari 6405</w:t>
-      </w:r>
-    </w:p>
-    <w:p>
-      <w:pPr>
-        <w:spacing w:after="60"/>
-      </w:pPr>
-      <w:r>
-        <w:rPr>
-          <w:rFonts w:ascii="Cormorant Garamond" w:cs="Cormorant Garamond" w:eastAsia="Cormorant Garamond" w:hAnsi="Cormorant Garamond"/>
-          <w:sz w:val="22"/>
-          <w:szCs w:val="22"/>
-        </w:rPr>
-        <w:t xml:space="preserve">Le Prophète ﷺ a dit : "Quiconque dit SubhanAllah wa bihamdihi 100 fois par jour, ses péchés sont effacés même s'ils sont comme l'écume de la mer."</w:t>
-      </w:r>
-    </w:p>
-    <w:p>
-      <w:pPr>
-        <w:pBdr>
-          <w:bottom w:val="single" w:color="CCCCCC" w:sz="1"/>
-        </w:pBdr>
-        <w:spacing w:after="200" w:before="200"/>
-      </w:pPr>
-    </w:p>
-    <w:p>
-      <w:pPr>
-        <w:spacing w:after="80"/>
-      </w:pPr>
-      <w:r>
-        <w:rPr>
-          <w:rFonts w:ascii="Cormorant Garamond" w:cs="Cormorant Garamond" w:eastAsia="Cormorant Garamond" w:hAnsi="Cormorant Garamond"/>
-          <w:b/>
-          <w:bCs/>
-          <w:sz w:val="28"/>
-          <w:szCs w:val="28"/>
-        </w:rPr>
-        <w:t xml:space="preserve">Fait 456</w:t>
-      </w:r>
-    </w:p>
-    <w:p>
-      <w:pPr>
-        <w:spacing w:after="80"/>
-      </w:pPr>
-      <w:r>
-        <w:rPr>
-          <w:rFonts w:ascii="Cormorant Garamond" w:cs="Cormorant Garamond" w:eastAsia="Cormorant Garamond" w:hAnsi="Cormorant Garamond"/>
-          <w:i/>
-          <w:iCs/>
-          <w:color w:val="888888"/>
-          <w:sz w:val="20"/>
-          <w:szCs w:val="20"/>
-        </w:rPr>
-        <w:t xml:space="preserve">Fiqh islamique</w:t>
-      </w:r>
-    </w:p>
-    <w:p>
-      <w:pPr>
-        <w:spacing w:after="60"/>
-      </w:pPr>
-      <w:r>
-        <w:rPr>
-          <w:rFonts w:ascii="Cormorant Garamond" w:cs="Cormorant Garamond" w:eastAsia="Cormorant Garamond" w:hAnsi="Cormorant Garamond"/>
-          <w:sz w:val="22"/>
-          <w:szCs w:val="22"/>
-        </w:rPr>
-        <w:t xml:space="preserve">La sourate Al-Fatiha est récitée 17 fois par jour dans les prières obligatoires (2+4+4+3+4 rak'ah).</w:t>
-      </w:r>
-    </w:p>
-    <w:p>
-      <w:pPr>
-        <w:pBdr>
-          <w:bottom w:val="single" w:color="CCCCCC" w:sz="1"/>
-        </w:pBdr>
-        <w:spacing w:after="200" w:before="200"/>
-      </w:pPr>
-    </w:p>
-    <w:p>
-      <w:pPr>
-        <w:spacing w:after="80"/>
-      </w:pPr>
-      <w:r>
-        <w:rPr>
-          <w:rFonts w:ascii="Cormorant Garamond" w:cs="Cormorant Garamond" w:eastAsia="Cormorant Garamond" w:hAnsi="Cormorant Garamond"/>
-          <w:b/>
-          <w:bCs/>
-          <w:sz w:val="28"/>
-          <w:szCs w:val="28"/>
-        </w:rPr>
-        <w:t xml:space="preserve">Fait 457</w:t>
-      </w:r>
-    </w:p>
-    <w:p>
-      <w:pPr>
-        <w:spacing w:after="80"/>
-      </w:pPr>
-      <w:r>
-        <w:rPr>
-          <w:rFonts w:ascii="Cormorant Garamond" w:cs="Cormorant Garamond" w:eastAsia="Cormorant Garamond" w:hAnsi="Cormorant Garamond"/>
-          <w:i/>
-          <w:iCs/>
-          <w:color w:val="888888"/>
-          <w:sz w:val="20"/>
-          <w:szCs w:val="20"/>
-        </w:rPr>
-        <w:t xml:space="preserve">Histoire des sciences</w:t>
-      </w:r>
-    </w:p>
-    <w:p>
-      <w:pPr>
-        <w:spacing w:after="60"/>
-      </w:pPr>
-      <w:r>
-        <w:rPr>
-          <w:rFonts w:ascii="Cormorant Garamond" w:cs="Cormorant Garamond" w:eastAsia="Cormorant Garamond" w:hAnsi="Cormorant Garamond"/>
-          <w:sz w:val="22"/>
-          <w:szCs w:val="22"/>
-        </w:rPr>
-        <w:t xml:space="preserve">Les étoiles des navigateurs arabes médiévaux – Altaïr, Aldébaran, Bételgeuse, Véga, Rigel – sont presque toutes issues de l'arabe.</w:t>
-      </w:r>
-    </w:p>
-    <w:p>
-      <w:pPr>
-        <w:pBdr>
-          <w:bottom w:val="single" w:color="CCCCCC" w:sz="1"/>
-        </w:pBdr>
-        <w:spacing w:after="200" w:before="200"/>
-      </w:pPr>
-    </w:p>
-    <w:p>
-      <w:pPr>
-        <w:spacing w:after="80"/>
-      </w:pPr>
-      <w:r>
-        <w:rPr>
-          <w:rFonts w:ascii="Cormorant Garamond" w:cs="Cormorant Garamond" w:eastAsia="Cormorant Garamond" w:hAnsi="Cormorant Garamond"/>
-          <w:b/>
-          <w:bCs/>
-          <w:sz w:val="28"/>
-          <w:szCs w:val="28"/>
-        </w:rPr>
-        <w:t xml:space="preserve">Fait 458</w:t>
-      </w:r>
-    </w:p>
-    <w:p>
-      <w:pPr>
-        <w:spacing w:after="80"/>
-      </w:pPr>
-      <w:r>
-        <w:rPr>
-          <w:rFonts w:ascii="Cormorant Garamond" w:cs="Cormorant Garamond" w:eastAsia="Cormorant Garamond" w:hAnsi="Cormorant Garamond"/>
-          <w:i/>
-          <w:iCs/>
-          <w:color w:val="888888"/>
-          <w:sz w:val="20"/>
-          <w:szCs w:val="20"/>
-        </w:rPr>
-        <w:t xml:space="preserve">Bukhari 1239</w:t>
-      </w:r>
-    </w:p>
-    <w:p>
-      <w:pPr>
-        <w:spacing w:after="60"/>
-      </w:pPr>
-      <w:r>
-        <w:rPr>
-          <w:rFonts w:ascii="Cormorant Garamond" w:cs="Cormorant Garamond" w:eastAsia="Cormorant Garamond" w:hAnsi="Cormorant Garamond"/>
-          <w:sz w:val="22"/>
-          <w:szCs w:val="22"/>
-        </w:rPr>
-        <w:t xml:space="preserve">Le Prophète ﷺ visitait les malades, assistait aux enterrements et répondait aux invitations des pauvres.</w:t>
-      </w:r>
-    </w:p>
-    <w:p>
-      <w:pPr>
-        <w:pBdr>
-          <w:bottom w:val="single" w:color="CCCCCC" w:sz="1"/>
-        </w:pBdr>
-        <w:spacing w:after="200" w:before="200"/>
-      </w:pPr>
-    </w:p>
-    <w:p>
-      <w:pPr>
-        <w:spacing w:after="80"/>
-      </w:pPr>
-      <w:r>
-        <w:rPr>
-          <w:rFonts w:ascii="Cormorant Garamond" w:cs="Cormorant Garamond" w:eastAsia="Cormorant Garamond" w:hAnsi="Cormorant Garamond"/>
-          <w:b/>
-          <w:bCs/>
-          <w:sz w:val="28"/>
-          <w:szCs w:val="28"/>
-        </w:rPr>
-        <w:t xml:space="preserve">Fait 459</w:t>
       </w:r>
     </w:p>
     <w:p>

--- a/ECRITS_NIYYAH/savais_tu.docx
+++ b/ECRITS_NIYYAH/savais_tu.docx
@@ -3787,7 +3787,7 @@
           <w:sz w:val="22"/>
           <w:szCs w:val="22"/>
         </w:rPr>
-        <w:t xml:space="preserve">Cat Stevens, l'auteur de « Father and Son » et « Wild World », au sommet de sa gloire. Vingt-trois ans, des millions d'albums. Un jour il manque de se noyer en Californie. Il prie pour la première fois : « Si tu existes, sauve-moi. » Il survit. Il devient Yusuf Islam. Sa carrière s'arrête. Sa vie commence.</w:t>
+        <w:t xml:space="preserve">Cat Stevens, l'auteur de « Father and Son » et « Wild World », au sommet de sa gloire. Vingt-huit ans, des millions d'albums. Un jour de 1976, il manque de se noyer à Malibu. Il prie pour la première fois : « Si tu existes, sauve-moi. » Une vague le repousse vers la plage. Il survit. Quelques mois plus tard, son frère David lui offre un Coran. Il l'ouvre sur al-Fâtiha. Il devient Yusuf Islam. Sa carrière s'arrête. Sa vie commence.</w:t>
       </w:r>
     </w:p>
     <w:p>

--- a/ECRITS_NIYYAH/savais_tu.docx
+++ b/ECRITS_NIYYAH/savais_tu.docx
@@ -7687,7 +7687,7 @@
           <w:sz w:val="22"/>
           <w:szCs w:val="22"/>
         </w:rPr>
-        <w:t xml:space="preserve">Au IXᵉ siècle, Abu Ma’shar al-Balkhî écrit le Kitâb al-Madkhal al-Kabîr et y décrit le lien entre les phases de la Lune et les marées montantes et descendantes. Son traité, traduit en latin sous le nom Albumasar, servira de base à l’Europe pendant des siècles, jusqu’à Newton. Le premier savant à avoir mathématisé le pouls lunaire sur les océans s’appelait Abu Ma’shar. Allâh dit : « Et le soleil, et la lune... chacun navigue dans une orbite. » (36:40).</w:t>
+        <w:t xml:space="preserve">Au IXᵉ siècle, Abu Ma’shar al-Balkhî écrit le Kitâb al-Madkhal al-Kabîr et y décrit le lien entre les phases de la Lune et les marées montantes et descendantes. Son traité, traduit en latin sous le nom Albumasar, servira de base à l’Europe pendant des siècles, jusqu’à Newton. Le premier savant à avoir mathématisé le pouls lunaire sur les océans s’appelait Abu Ma’shar. Allah dit : « Et le soleil, et la lune... chacun navigue dans une orbite. » (36:40).</w:t>
       </w:r>
     </w:p>
     <w:p>
@@ -13615,7 +13615,7 @@
           <w:sz w:val="22"/>
           <w:szCs w:val="22"/>
         </w:rPr>
-        <w:t xml:space="preserve">L’arabe, l’hébreu, le syriaque, l’araméen — toutes les langues sémitiques s’écrivent de droite à gauche. C’est l’héritage commun des alphabets phéniciens et nabatéens, qui ont rayoné depuis le Levant il y a plus de 3000 ans. Quand on prie en arabe, on lit le Coran de droite à gauche. Quand on calligraphie le nom d’Allâh, la main commence à droite. Tu ne lis pas seulement le Coran. Tu reprends un geste vieux de trois millénaires.</w:t>
+        <w:t xml:space="preserve">L’arabe, l’hébreu, le syriaque, l’araméen — toutes les langues sémitiques s’écrivent de droite à gauche. C’est l’héritage commun des alphabets phéniciens et nabatéens, qui ont rayoné depuis le Levant il y a plus de 3000 ans. Quand on prie en arabe, on lit le Coran de droite à gauche. Quand on calligraphie le nom d’Allah, la main commence à droite. Tu ne lis pas seulement le Coran. Tu reprends un geste vieux de trois millénaires.</w:t>
       </w:r>
     </w:p>
     <w:p>
